--- a/06-转换电路/03-电平转换/双向电平转换电路/双向电平转换电路.docx
+++ b/06-转换电路/03-电平转换/双向电平转换电路/双向电平转换电路.docx
@@ -2853,6 +2853,20 @@
     </w:p>
     <w:bookmarkEnd w:id="26"/>
     <w:bookmarkEnd w:id="27"/>
+    <w:p>
+      <w:pPr>
+        <w:spacing w:before="360"/>
+        <w:jc w:val="center"/>
+      </w:pPr>
+      <w:r>
+        <w:rPr>
+          <w:rFonts w:ascii="Times New Roman" w:hAnsi="Times New Roman"/>
+          <w:color w:val="555555"/>
+          <w:sz w:val="21"/>
+        </w:rPr>
+        <w:t>材料收集者：杜文杰</w:t>
+      </w:r>
+    </w:p>
     <w:sectPr>
       <w:headerReference r:id="rId9" w:type="default"/>
       <w:footerReference r:id="rId10" w:type="default"/>

--- a/06-转换电路/03-电平转换/双向电平转换电路/双向电平转换电路.docx
+++ b/06-转换电路/03-电平转换/双向电平转换电路/双向电平转换电路.docx
@@ -1,6 +1,6 @@
 
 <file path=word/document.xml><?xml version="1.0" encoding="utf-8"?>
-<w:document xmlns:w="http://schemas.openxmlformats.org/wordprocessingml/2006/main" xmlns:m="http://schemas.openxmlformats.org/officeDocument/2006/math" xmlns:r="http://schemas.openxmlformats.org/officeDocument/2006/relationships" xmlns:o="urn:schemas-microsoft-com:office:office" xmlns:v="urn:schemas-microsoft-com:vml" xmlns:w10="urn:schemas-microsoft-com:office:word" xmlns:a="http://schemas.openxmlformats.org/drawingml/2006/main" xmlns:pic="http://schemas.openxmlformats.org/drawingml/2006/picture" xmlns:wp="http://schemas.openxmlformats.org/drawingml/2006/wordprocessingDrawing">
+<w:document xmlns:m="http://schemas.openxmlformats.org/officeDocument/2006/math" xmlns:r="http://schemas.openxmlformats.org/officeDocument/2006/relationships" xmlns:w="http://schemas.openxmlformats.org/wordprocessingml/2006/main" xmlns:o="urn:schemas-microsoft-com:office:office" xmlns:v="urn:schemas-microsoft-com:vml" xmlns:w10="urn:schemas-microsoft-com:office:word" xmlns:a="http://schemas.openxmlformats.org/drawingml/2006/main" xmlns:pic="http://schemas.openxmlformats.org/drawingml/2006/picture" xmlns:wp="http://schemas.openxmlformats.org/drawingml/2006/wordprocessingDrawing">
   <w:body>
     <w:bookmarkStart w:id="27" w:name="双向电平转换电路"/>
     <w:p>
@@ -9,7 +9,7 @@
       </w:pPr>
       <w:r>
         <w:rPr>
-          <w:rFonts w:hint="eastAsia"/>
+          <w:rFonts w:hint="eastAsia" w:eastAsia="黑体"/>
         </w:rPr>
         <w:t xml:space="preserve">双向电平转换电路</w:t>
       </w:r>
@@ -21,7 +21,7 @@
       </w:pPr>
       <w:r>
         <w:rPr>
-          <w:rFonts w:hint="eastAsia"/>
+          <w:rFonts w:hint="eastAsia" w:eastAsia="黑体"/>
         </w:rPr>
         <w:t xml:space="preserve">拓扑描述</w:t>
       </w:r>
@@ -32,16 +32,19 @@
       </w:pPr>
       <w:r>
         <w:rPr>
-          <w:rFonts w:hint="eastAsia"/>
+          <w:rFonts w:hint="eastAsia" w:eastAsia="黑体"/>
         </w:rPr>
         <w:t xml:space="preserve">由</w:t>
       </w:r>
       <w:r>
+        <w:rPr>
+          <w:rFonts w:eastAsia="黑体"/>
+        </w:rPr>
         <w:t xml:space="preserve"> </w:t>
       </w:r>
       <w:r>
         <w:rPr>
-          <w:rFonts w:hint="eastAsia"/>
+          <w:rFonts w:hint="eastAsia" w:eastAsia="黑体"/>
           <w:b/>
           <w:bCs/>
         </w:rPr>
@@ -49,6 +52,7 @@
       </w:r>
       <w:r>
         <w:rPr>
+          <w:rFonts w:eastAsia="黑体"/>
           <w:b/>
           <w:bCs/>
         </w:rPr>
@@ -56,7 +60,7 @@
       </w:r>
       <w:r>
         <w:rPr>
-          <w:rFonts w:hint="eastAsia"/>
+          <w:rFonts w:hint="eastAsia" w:eastAsia="黑体"/>
           <w:b/>
           <w:bCs/>
         </w:rPr>
@@ -64,6 +68,7 @@
       </w:r>
       <w:r>
         <w:rPr>
+          <w:rFonts w:eastAsia="黑体"/>
           <w:b/>
           <w:bCs/>
         </w:rPr>
@@ -71,18 +76,21 @@
       </w:r>
       <w:r>
         <w:rPr>
-          <w:rFonts w:hint="eastAsia"/>
+          <w:rFonts w:hint="eastAsia" w:eastAsia="黑体"/>
           <w:b/>
           <w:bCs/>
         </w:rPr>
         <w:t xml:space="preserve">MOSFET（M1）</w:t>
       </w:r>
       <w:r>
+        <w:rPr>
+          <w:rFonts w:eastAsia="黑体"/>
+        </w:rPr>
         <w:t xml:space="preserve">、</w:t>
       </w:r>
       <w:r>
         <w:rPr>
-          <w:rFonts w:hint="eastAsia"/>
+          <w:rFonts w:hint="eastAsia" w:eastAsia="黑体"/>
           <w:b/>
           <w:bCs/>
         </w:rPr>
@@ -90,6 +98,7 @@
       </w:r>
       <w:r>
         <w:rPr>
+          <w:rFonts w:eastAsia="黑体"/>
           <w:b/>
           <w:bCs/>
         </w:rPr>
@@ -116,11 +125,14 @@
         </m:sSub>
       </m:oMath>
       <w:r>
+        <w:rPr>
+          <w:rFonts w:eastAsia="黑体"/>
+        </w:rPr>
         <w:t xml:space="preserve">、</w:t>
       </w:r>
       <w:r>
         <w:rPr>
-          <w:rFonts w:hint="eastAsia"/>
+          <w:rFonts w:hint="eastAsia" w:eastAsia="黑体"/>
           <w:b/>
           <w:bCs/>
         </w:rPr>
@@ -128,6 +140,7 @@
       </w:r>
       <w:r>
         <w:rPr>
+          <w:rFonts w:eastAsia="黑体"/>
           <w:b/>
           <w:bCs/>
         </w:rPr>
@@ -154,20 +167,26 @@
         </m:sSub>
       </m:oMath>
       <w:r>
+        <w:rPr>
+          <w:rFonts w:eastAsia="黑体"/>
+        </w:rPr>
         <w:t xml:space="preserve"> </w:t>
       </w:r>
       <w:r>
         <w:rPr>
-          <w:rFonts w:hint="eastAsia"/>
+          <w:rFonts w:hint="eastAsia" w:eastAsia="黑体"/>
         </w:rPr>
         <w:t xml:space="preserve">与</w:t>
       </w:r>
       <w:r>
+        <w:rPr>
+          <w:rFonts w:eastAsia="黑体"/>
+        </w:rPr>
         <w:t xml:space="preserve"> </w:t>
       </w:r>
       <w:r>
         <w:rPr>
-          <w:rFonts w:hint="eastAsia"/>
+          <w:rFonts w:hint="eastAsia" w:eastAsia="黑体"/>
           <w:b/>
           <w:bCs/>
         </w:rPr>
@@ -175,6 +194,7 @@
       </w:r>
       <w:r>
         <w:rPr>
+          <w:rFonts w:eastAsia="黑体"/>
           <w:b/>
           <w:bCs/>
         </w:rPr>
@@ -202,7 +222,7 @@
       </m:oMath>
       <w:r>
         <w:rPr>
-          <w:rFonts w:hint="eastAsia"/>
+          <w:rFonts w:hint="eastAsia" w:eastAsia="黑体"/>
           <w:b/>
           <w:bCs/>
         </w:rPr>
@@ -210,6 +230,7 @@
       </w:r>
       <w:r>
         <w:rPr>
+          <w:rFonts w:eastAsia="黑体"/>
           <w:b/>
           <w:bCs/>
         </w:rPr>
@@ -237,27 +258,33 @@
       </m:oMath>
       <w:r>
         <w:rPr>
-          <w:rFonts w:hint="eastAsia"/>
+          <w:rFonts w:hint="eastAsia" w:eastAsia="黑体"/>
           <w:b/>
           <w:bCs/>
         </w:rPr>
         <w:t xml:space="preserve">）</w:t>
       </w:r>
       <w:r>
+        <w:rPr>
+          <w:rFonts w:eastAsia="黑体"/>
+        </w:rPr>
         <w:t xml:space="preserve"> </w:t>
       </w:r>
       <w:r>
         <w:rPr>
-          <w:rFonts w:hint="eastAsia"/>
+          <w:rFonts w:hint="eastAsia" w:eastAsia="黑体"/>
         </w:rPr>
         <w:t xml:space="preserve">组成经典结构；亦可用</w:t>
       </w:r>
       <w:r>
+        <w:rPr>
+          <w:rFonts w:eastAsia="黑体"/>
+        </w:rPr>
         <w:t xml:space="preserve"> </w:t>
       </w:r>
       <w:r>
         <w:rPr>
-          <w:rFonts w:hint="eastAsia"/>
+          <w:rFonts w:hint="eastAsia" w:eastAsia="黑体"/>
           <w:b/>
           <w:bCs/>
         </w:rPr>
@@ -265,31 +292,37 @@
       </w:r>
       <w:r>
         <w:rPr>
-          <w:rFonts w:hint="eastAsia"/>
+          <w:rFonts w:hint="eastAsia" w:eastAsia="黑体"/>
         </w:rPr>
         <w:t xml:space="preserve">（如</w:t>
       </w:r>
       <w:r>
+        <w:rPr>
+          <w:rFonts w:eastAsia="黑体"/>
+        </w:rPr>
         <w:t xml:space="preserve"> TXB010x </w:t>
       </w:r>
       <w:r>
         <w:rPr>
-          <w:rFonts w:hint="eastAsia"/>
+          <w:rFonts w:hint="eastAsia" w:eastAsia="黑体"/>
         </w:rPr>
         <w:t xml:space="preserve">系列，含方向自动检测）。电路共有</w:t>
       </w:r>
       <w:r>
+        <w:rPr>
+          <w:rFonts w:eastAsia="黑体"/>
+        </w:rPr>
         <w:t xml:space="preserve"> 4 </w:t>
       </w:r>
       <w:r>
         <w:rPr>
-          <w:rFonts w:hint="eastAsia"/>
+          <w:rFonts w:hint="eastAsia" w:eastAsia="黑体"/>
         </w:rPr>
         <w:t xml:space="preserve">个关键节点：</w:t>
       </w:r>
       <w:r>
         <w:rPr>
-          <w:rFonts w:hint="eastAsia"/>
+          <w:rFonts w:hint="eastAsia" w:eastAsia="黑体"/>
           <w:b/>
           <w:bCs/>
         </w:rPr>
@@ -297,6 +330,7 @@
       </w:r>
       <w:r>
         <w:rPr>
+          <w:rFonts w:eastAsia="黑体"/>
           <w:b/>
           <w:bCs/>
         </w:rPr>
@@ -304,7 +338,7 @@
       </w:r>
       <w:r>
         <w:rPr>
-          <w:rFonts w:hint="eastAsia"/>
+          <w:rFonts w:hint="eastAsia" w:eastAsia="黑体"/>
           <w:b/>
           <w:bCs/>
         </w:rPr>
@@ -312,7 +346,7 @@
       </w:r>
       <w:r>
         <w:rPr>
-          <w:rFonts w:hint="eastAsia"/>
+          <w:rFonts w:hint="eastAsia" w:eastAsia="黑体"/>
         </w:rPr>
         <w:t xml:space="preserve">（</w:t>
       </w:r>
@@ -332,29 +366,38 @@
       </m:oMath>
       <w:r>
         <w:rPr>
-          <w:rFonts w:hint="eastAsia"/>
+          <w:rFonts w:hint="eastAsia" w:eastAsia="黑体"/>
         </w:rPr>
         <w:t xml:space="preserve">，M1</w:t>
       </w:r>
       <w:r>
+        <w:rPr>
+          <w:rFonts w:eastAsia="黑体"/>
+        </w:rPr>
         <w:t xml:space="preserve"> </w:t>
       </w:r>
       <w:r>
         <w:rPr>
-          <w:rFonts w:hint="eastAsia"/>
+          <w:rFonts w:hint="eastAsia" w:eastAsia="黑体"/>
         </w:rPr>
         <w:t xml:space="preserve">的源极</w:t>
       </w:r>
       <w:r>
+        <w:rPr>
+          <w:rFonts w:eastAsia="黑体"/>
+        </w:rPr>
         <w:t xml:space="preserve"> S </w:t>
       </w:r>
       <w:r>
         <w:rPr>
-          <w:rFonts w:hint="eastAsia"/>
+          <w:rFonts w:hint="eastAsia" w:eastAsia="黑体"/>
         </w:rPr>
         <w:t xml:space="preserve">与</w:t>
       </w:r>
       <w:r>
+        <w:rPr>
+          <w:rFonts w:eastAsia="黑体"/>
+        </w:rPr>
         <w:t xml:space="preserve"> </w:t>
       </w:r>
       <m:oMath>
@@ -378,17 +421,20 @@
         </m:sSub>
       </m:oMath>
       <w:r>
+        <w:rPr>
+          <w:rFonts w:eastAsia="黑体"/>
+        </w:rPr>
         <w:t xml:space="preserve"> </w:t>
       </w:r>
       <w:r>
         <w:rPr>
-          <w:rFonts w:hint="eastAsia"/>
+          <w:rFonts w:hint="eastAsia" w:eastAsia="黑体"/>
         </w:rPr>
         <w:t xml:space="preserve">下端相连）；</w:t>
       </w:r>
       <w:r>
         <w:rPr>
-          <w:rFonts w:hint="eastAsia"/>
+          <w:rFonts w:hint="eastAsia" w:eastAsia="黑体"/>
           <w:b/>
           <w:bCs/>
         </w:rPr>
@@ -396,6 +442,7 @@
       </w:r>
       <w:r>
         <w:rPr>
+          <w:rFonts w:eastAsia="黑体"/>
           <w:b/>
           <w:bCs/>
         </w:rPr>
@@ -403,7 +450,7 @@
       </w:r>
       <w:r>
         <w:rPr>
-          <w:rFonts w:hint="eastAsia"/>
+          <w:rFonts w:hint="eastAsia" w:eastAsia="黑体"/>
           <w:b/>
           <w:bCs/>
         </w:rPr>
@@ -411,7 +458,7 @@
       </w:r>
       <w:r>
         <w:rPr>
-          <w:rFonts w:hint="eastAsia"/>
+          <w:rFonts w:hint="eastAsia" w:eastAsia="黑体"/>
         </w:rPr>
         <w:t xml:space="preserve">（</w:t>
       </w:r>
@@ -431,29 +478,38 @@
       </m:oMath>
       <w:r>
         <w:rPr>
-          <w:rFonts w:hint="eastAsia"/>
+          <w:rFonts w:hint="eastAsia" w:eastAsia="黑体"/>
         </w:rPr>
         <w:t xml:space="preserve">，M1</w:t>
       </w:r>
       <w:r>
+        <w:rPr>
+          <w:rFonts w:eastAsia="黑体"/>
+        </w:rPr>
         <w:t xml:space="preserve"> </w:t>
       </w:r>
       <w:r>
         <w:rPr>
-          <w:rFonts w:hint="eastAsia"/>
+          <w:rFonts w:hint="eastAsia" w:eastAsia="黑体"/>
         </w:rPr>
         <w:t xml:space="preserve">的漏极</w:t>
       </w:r>
       <w:r>
+        <w:rPr>
+          <w:rFonts w:eastAsia="黑体"/>
+        </w:rPr>
         <w:t xml:space="preserve"> D </w:t>
       </w:r>
       <w:r>
         <w:rPr>
-          <w:rFonts w:hint="eastAsia"/>
+          <w:rFonts w:hint="eastAsia" w:eastAsia="黑体"/>
         </w:rPr>
         <w:t xml:space="preserve">与</w:t>
       </w:r>
       <w:r>
+        <w:rPr>
+          <w:rFonts w:eastAsia="黑体"/>
+        </w:rPr>
         <w:t xml:space="preserve"> </w:t>
       </w:r>
       <m:oMath>
@@ -477,17 +533,20 @@
         </m:sSub>
       </m:oMath>
       <w:r>
+        <w:rPr>
+          <w:rFonts w:eastAsia="黑体"/>
+        </w:rPr>
         <w:t xml:space="preserve"> </w:t>
       </w:r>
       <w:r>
         <w:rPr>
-          <w:rFonts w:hint="eastAsia"/>
+          <w:rFonts w:hint="eastAsia" w:eastAsia="黑体"/>
         </w:rPr>
         <w:t xml:space="preserve">下端相连）；</w:t>
       </w:r>
       <w:r>
         <w:rPr>
-          <w:rFonts w:hint="eastAsia"/>
+          <w:rFonts w:hint="eastAsia" w:eastAsia="黑体"/>
           <w:b/>
           <w:bCs/>
         </w:rPr>
@@ -495,6 +554,7 @@
       </w:r>
       <w:r>
         <w:rPr>
+          <w:rFonts w:eastAsia="黑体"/>
           <w:b/>
           <w:bCs/>
         </w:rPr>
@@ -502,7 +562,7 @@
       </w:r>
       <w:r>
         <w:rPr>
-          <w:rFonts w:hint="eastAsia"/>
+          <w:rFonts w:hint="eastAsia" w:eastAsia="黑体"/>
           <w:b/>
           <w:bCs/>
         </w:rPr>
@@ -510,7 +570,7 @@
       </w:r>
       <w:r>
         <w:rPr>
-          <w:rFonts w:hint="eastAsia"/>
+          <w:rFonts w:hint="eastAsia" w:eastAsia="黑体"/>
         </w:rPr>
         <w:t xml:space="preserve">（</w:t>
       </w:r>
@@ -536,29 +596,38 @@
       </m:oMath>
       <w:r>
         <w:rPr>
-          <w:rFonts w:hint="eastAsia"/>
+          <w:rFonts w:hint="eastAsia" w:eastAsia="黑体"/>
         </w:rPr>
         <w:t xml:space="preserve">，接</w:t>
       </w:r>
       <w:r>
+        <w:rPr>
+          <w:rFonts w:eastAsia="黑体"/>
+        </w:rPr>
         <w:t xml:space="preserve"> M1 </w:t>
       </w:r>
       <w:r>
         <w:rPr>
-          <w:rFonts w:hint="eastAsia"/>
+          <w:rFonts w:hint="eastAsia" w:eastAsia="黑体"/>
         </w:rPr>
         <w:t xml:space="preserve">的栅极</w:t>
       </w:r>
       <w:r>
+        <w:rPr>
+          <w:rFonts w:eastAsia="黑体"/>
+        </w:rPr>
         <w:t xml:space="preserve"> G </w:t>
       </w:r>
       <w:r>
         <w:rPr>
-          <w:rFonts w:hint="eastAsia"/>
+          <w:rFonts w:hint="eastAsia" w:eastAsia="黑体"/>
         </w:rPr>
         <w:t xml:space="preserve">与</w:t>
       </w:r>
       <w:r>
+        <w:rPr>
+          <w:rFonts w:eastAsia="黑体"/>
+        </w:rPr>
         <w:t xml:space="preserve"> </w:t>
       </w:r>
       <m:oMath>
@@ -582,17 +651,20 @@
         </m:sSub>
       </m:oMath>
       <w:r>
+        <w:rPr>
+          <w:rFonts w:eastAsia="黑体"/>
+        </w:rPr>
         <w:t xml:space="preserve"> </w:t>
       </w:r>
       <w:r>
         <w:rPr>
-          <w:rFonts w:hint="eastAsia"/>
+          <w:rFonts w:hint="eastAsia" w:eastAsia="黑体"/>
         </w:rPr>
         <w:t xml:space="preserve">上端）；</w:t>
       </w:r>
       <w:r>
         <w:rPr>
-          <w:rFonts w:hint="eastAsia"/>
+          <w:rFonts w:hint="eastAsia" w:eastAsia="黑体"/>
           <w:b/>
           <w:bCs/>
         </w:rPr>
@@ -600,6 +672,7 @@
       </w:r>
       <w:r>
         <w:rPr>
+          <w:rFonts w:eastAsia="黑体"/>
           <w:b/>
           <w:bCs/>
         </w:rPr>
@@ -607,7 +680,7 @@
       </w:r>
       <w:r>
         <w:rPr>
-          <w:rFonts w:hint="eastAsia"/>
+          <w:rFonts w:hint="eastAsia" w:eastAsia="黑体"/>
           <w:b/>
           <w:bCs/>
         </w:rPr>
@@ -615,7 +688,7 @@
       </w:r>
       <w:r>
         <w:rPr>
-          <w:rFonts w:hint="eastAsia"/>
+          <w:rFonts w:hint="eastAsia" w:eastAsia="黑体"/>
         </w:rPr>
         <w:t xml:space="preserve">（</w:t>
       </w:r>
@@ -641,11 +714,14 @@
       </m:oMath>
       <w:r>
         <w:rPr>
-          <w:rFonts w:hint="eastAsia"/>
+          <w:rFonts w:hint="eastAsia" w:eastAsia="黑体"/>
         </w:rPr>
         <w:t xml:space="preserve">，接</w:t>
       </w:r>
       <w:r>
+        <w:rPr>
+          <w:rFonts w:eastAsia="黑体"/>
+        </w:rPr>
         <w:t xml:space="preserve"> </w:t>
       </w:r>
       <m:oMath>
@@ -669,11 +745,14 @@
         </m:sSub>
       </m:oMath>
       <w:r>
+        <w:rPr>
+          <w:rFonts w:eastAsia="黑体"/>
+        </w:rPr>
         <w:t xml:space="preserve"> </w:t>
       </w:r>
       <w:r>
         <w:rPr>
-          <w:rFonts w:hint="eastAsia"/>
+          <w:rFonts w:hint="eastAsia" w:eastAsia="黑体"/>
         </w:rPr>
         <w:t xml:space="preserve">上端）。</w:t>
       </w:r>
@@ -682,32 +761,39 @@
       <w:pPr/>
       <w:r>
         <w:rPr>
-          <w:rFonts w:hint="eastAsia"/>
+          <w:rFonts w:hint="eastAsia" w:eastAsia="黑体"/>
         </w:rPr>
         <w:t xml:space="preserve">各管脚连接：</w:t>
       </w:r>
       <w:r>
         <w:rPr>
+          <w:rFonts w:eastAsia="黑体"/>
           <w:b/>
           <w:bCs/>
         </w:rPr>
         <w:t xml:space="preserve">M1</w:t>
       </w:r>
       <w:r>
+        <w:rPr>
+          <w:rFonts w:eastAsia="黑体"/>
+        </w:rPr>
         <w:t xml:space="preserve"> </w:t>
       </w:r>
       <w:r>
         <w:rPr>
-          <w:rFonts w:hint="eastAsia"/>
+          <w:rFonts w:hint="eastAsia" w:eastAsia="黑体"/>
         </w:rPr>
         <w:t xml:space="preserve">的栅极</w:t>
       </w:r>
       <w:r>
+        <w:rPr>
+          <w:rFonts w:eastAsia="黑体"/>
+        </w:rPr>
         <w:t xml:space="preserve"> G </w:t>
       </w:r>
       <w:r>
         <w:rPr>
-          <w:rFonts w:hint="eastAsia"/>
+          <w:rFonts w:hint="eastAsia" w:eastAsia="黑体"/>
         </w:rPr>
         <w:t xml:space="preserve">接节点③（</w:t>
       </w:r>
@@ -733,25 +819,31 @@
       </m:oMath>
       <w:r>
         <w:rPr>
-          <w:rFonts w:hint="eastAsia"/>
+          <w:rFonts w:hint="eastAsia" w:eastAsia="黑体"/>
         </w:rPr>
         <w:t xml:space="preserve">）、源极</w:t>
       </w:r>
       <w:r>
+        <w:rPr>
+          <w:rFonts w:eastAsia="黑体"/>
+        </w:rPr>
         <w:t xml:space="preserve"> S </w:t>
       </w:r>
       <w:r>
         <w:rPr>
-          <w:rFonts w:hint="eastAsia"/>
+          <w:rFonts w:hint="eastAsia" w:eastAsia="黑体"/>
         </w:rPr>
         <w:t xml:space="preserve">接节点①（低压信号）、漏极</w:t>
       </w:r>
       <w:r>
+        <w:rPr>
+          <w:rFonts w:eastAsia="黑体"/>
+        </w:rPr>
         <w:t xml:space="preserve"> D </w:t>
       </w:r>
       <w:r>
         <w:rPr>
-          <w:rFonts w:hint="eastAsia"/>
+          <w:rFonts w:hint="eastAsia" w:eastAsia="黑体"/>
         </w:rPr>
         <w:t xml:space="preserve">接节点②（高压信号）；</w:t>
       </w:r>
@@ -776,11 +868,14 @@
         </m:sSub>
       </m:oMath>
       <w:r>
+        <w:rPr>
+          <w:rFonts w:eastAsia="黑体"/>
+        </w:rPr>
         <w:t xml:space="preserve"> </w:t>
       </w:r>
       <w:r>
         <w:rPr>
-          <w:rFonts w:hint="eastAsia"/>
+          <w:rFonts w:hint="eastAsia" w:eastAsia="黑体"/>
         </w:rPr>
         <w:t xml:space="preserve">一端接节点③（</w:t>
       </w:r>
@@ -806,7 +901,7 @@
       </m:oMath>
       <w:r>
         <w:rPr>
-          <w:rFonts w:hint="eastAsia"/>
+          <w:rFonts w:hint="eastAsia" w:eastAsia="黑体"/>
         </w:rPr>
         <w:t xml:space="preserve">）、另一端接节点①（低压信号）；</w:t>
       </w:r>
@@ -831,11 +926,14 @@
         </m:sSub>
       </m:oMath>
       <w:r>
+        <w:rPr>
+          <w:rFonts w:eastAsia="黑体"/>
+        </w:rPr>
         <w:t xml:space="preserve"> </w:t>
       </w:r>
       <w:r>
         <w:rPr>
-          <w:rFonts w:hint="eastAsia"/>
+          <w:rFonts w:hint="eastAsia" w:eastAsia="黑体"/>
         </w:rPr>
         <w:t xml:space="preserve">一端接节点④（</w:t>
       </w:r>
@@ -861,34 +959,43 @@
       </m:oMath>
       <w:r>
         <w:rPr>
-          <w:rFonts w:hint="eastAsia"/>
+          <w:rFonts w:hint="eastAsia" w:eastAsia="黑体"/>
         </w:rPr>
         <w:t xml:space="preserve">）、另一端接节点②（高压信号）。若改用专用芯片，则其</w:t>
       </w:r>
       <w:r>
+        <w:rPr>
+          <w:rFonts w:eastAsia="黑体"/>
+        </w:rPr>
         <w:t xml:space="preserve"> A </w:t>
       </w:r>
       <w:r>
         <w:rPr>
-          <w:rFonts w:hint="eastAsia"/>
+          <w:rFonts w:hint="eastAsia" w:eastAsia="黑体"/>
         </w:rPr>
         <w:t xml:space="preserve">侧端口接节点①（低压域）、B</w:t>
       </w:r>
       <w:r>
+        <w:rPr>
+          <w:rFonts w:eastAsia="黑体"/>
+        </w:rPr>
         <w:t xml:space="preserve"> </w:t>
       </w:r>
       <w:r>
         <w:rPr>
-          <w:rFonts w:hint="eastAsia"/>
+          <w:rFonts w:hint="eastAsia" w:eastAsia="黑体"/>
         </w:rPr>
         <w:t xml:space="preserve">侧端口接节点②（高压域）、VCCA</w:t>
       </w:r>
       <w:r>
+        <w:rPr>
+          <w:rFonts w:eastAsia="黑体"/>
+        </w:rPr>
         <w:t xml:space="preserve"> </w:t>
       </w:r>
       <w:r>
         <w:rPr>
-          <w:rFonts w:hint="eastAsia"/>
+          <w:rFonts w:hint="eastAsia" w:eastAsia="黑体"/>
         </w:rPr>
         <w:t xml:space="preserve">接节点③（</w:t>
       </w:r>
@@ -914,16 +1021,19 @@
       </m:oMath>
       <w:r>
         <w:rPr>
-          <w:rFonts w:hint="eastAsia"/>
+          <w:rFonts w:hint="eastAsia" w:eastAsia="黑体"/>
         </w:rPr>
         <w:t xml:space="preserve">）、VCCB</w:t>
       </w:r>
       <w:r>
+        <w:rPr>
+          <w:rFonts w:eastAsia="黑体"/>
+        </w:rPr>
         <w:t xml:space="preserve"> </w:t>
       </w:r>
       <w:r>
         <w:rPr>
-          <w:rFonts w:hint="eastAsia"/>
+          <w:rFonts w:hint="eastAsia" w:eastAsia="黑体"/>
         </w:rPr>
         <w:t xml:space="preserve">接节点④（</w:t>
       </w:r>
@@ -949,16 +1059,19 @@
       </m:oMath>
       <w:r>
         <w:rPr>
-          <w:rFonts w:hint="eastAsia"/>
+          <w:rFonts w:hint="eastAsia" w:eastAsia="黑体"/>
         </w:rPr>
         <w:t xml:space="preserve">）、GND</w:t>
       </w:r>
       <w:r>
+        <w:rPr>
+          <w:rFonts w:eastAsia="黑体"/>
+        </w:rPr>
         <w:t xml:space="preserve"> </w:t>
       </w:r>
       <w:r>
         <w:rPr>
-          <w:rFonts w:hint="eastAsia"/>
+          <w:rFonts w:hint="eastAsia" w:eastAsia="黑体"/>
         </w:rPr>
         <w:t xml:space="preserve">接公共地。</w:t>
       </w:r>
@@ -967,16 +1080,19 @@
       <w:pPr/>
       <w:r>
         <w:rPr>
-          <w:rFonts w:hint="eastAsia"/>
+          <w:rFonts w:hint="eastAsia" w:eastAsia="黑体"/>
         </w:rPr>
         <w:t xml:space="preserve">由此构成”利用栅极接低压电源、漏-源对称导通的上拉式双向电平转换组态，任一侧被拉低即把另一侧也拉低、两侧高电平各归本侧电源”，可用于</w:t>
       </w:r>
       <w:r>
+        <w:rPr>
+          <w:rFonts w:eastAsia="黑体"/>
+        </w:rPr>
         <w:t xml:space="preserve"> I²C、SPI </w:t>
       </w:r>
       <w:r>
         <w:rPr>
-          <w:rFonts w:hint="eastAsia"/>
+          <w:rFonts w:hint="eastAsia" w:eastAsia="黑体"/>
         </w:rPr>
         <w:t xml:space="preserve">等双向总线的自动、双向电平匹配。</w:t>
       </w:r>
@@ -989,7 +1105,7 @@
       </w:pPr>
       <w:r>
         <w:rPr>
-          <w:rFonts w:hint="eastAsia"/>
+          <w:rFonts w:hint="eastAsia" w:eastAsia="黑体"/>
         </w:rPr>
         <w:t xml:space="preserve">工作原理</w:t>
       </w:r>
@@ -1000,25 +1116,31 @@
       </w:pPr>
       <w:r>
         <w:rPr>
-          <w:rFonts w:hint="eastAsia"/>
+          <w:rFonts w:hint="eastAsia" w:eastAsia="黑体"/>
         </w:rPr>
         <w:t xml:space="preserve">利用</w:t>
       </w:r>
       <w:r>
+        <w:rPr>
+          <w:rFonts w:eastAsia="黑体"/>
+        </w:rPr>
         <w:t xml:space="preserve"> MOSFET </w:t>
       </w:r>
       <w:r>
         <w:rPr>
-          <w:rFonts w:hint="eastAsia"/>
+          <w:rFonts w:hint="eastAsia" w:eastAsia="黑体"/>
         </w:rPr>
         <w:t xml:space="preserve">漏-源对称性与栅极接低压侧电源：任一侧被拉低时，MOSFET</w:t>
       </w:r>
       <w:r>
+        <w:rPr>
+          <w:rFonts w:eastAsia="黑体"/>
+        </w:rPr>
         <w:t xml:space="preserve"> </w:t>
       </w:r>
       <w:r>
         <w:rPr>
-          <w:rFonts w:hint="eastAsia"/>
+          <w:rFonts w:hint="eastAsia" w:eastAsia="黑体"/>
         </w:rPr>
         <w:t xml:space="preserve">导通把另一侧也拉低；两侧同时被各自上拉电阻拉高到各自电源电压，从而实现不依赖方向控制的双向、自动电平转换。</w:t>
       </w:r>
@@ -1031,7 +1153,7 @@
       </w:pPr>
       <w:r>
         <w:rPr>
-          <w:rFonts w:hint="eastAsia"/>
+          <w:rFonts w:hint="eastAsia" w:eastAsia="黑体"/>
         </w:rPr>
         <w:t xml:space="preserve">关键计算公式</w:t>
       </w:r>
@@ -1045,7 +1167,7 @@
       </w:pPr>
       <w:r>
         <w:rPr>
-          <w:rFonts w:hint="eastAsia"/>
+          <w:rFonts w:hint="eastAsia" w:eastAsia="黑体"/>
         </w:rPr>
         <w:t xml:space="preserve">导通条件：</w:t>
       </w:r>
@@ -1108,16 +1230,19 @@
       </w:pPr>
       <w:r>
         <w:rPr>
-          <w:rFonts w:hint="eastAsia"/>
+          <w:rFonts w:hint="eastAsia" w:eastAsia="黑体"/>
         </w:rPr>
         <w:t xml:space="preserve">高电平（MOS</w:t>
       </w:r>
       <w:r>
+        <w:rPr>
+          <w:rFonts w:eastAsia="黑体"/>
+        </w:rPr>
         <w:t xml:space="preserve"> </w:t>
       </w:r>
       <w:r>
         <w:rPr>
-          <w:rFonts w:hint="eastAsia"/>
+          <w:rFonts w:hint="eastAsia" w:eastAsia="黑体"/>
         </w:rPr>
         <w:t xml:space="preserve">截止）：</w:t>
       </w:r>
@@ -1231,16 +1356,19 @@
       </w:pPr>
       <w:r>
         <w:rPr>
-          <w:rFonts w:hint="eastAsia"/>
+          <w:rFonts w:hint="eastAsia" w:eastAsia="黑体"/>
         </w:rPr>
         <w:t xml:space="preserve">低电平（MOS</w:t>
       </w:r>
       <w:r>
+        <w:rPr>
+          <w:rFonts w:eastAsia="黑体"/>
+        </w:rPr>
         <w:t xml:space="preserve"> </w:t>
       </w:r>
       <w:r>
         <w:rPr>
-          <w:rFonts w:hint="eastAsia"/>
+          <w:rFonts w:hint="eastAsia" w:eastAsia="黑体"/>
         </w:rPr>
         <w:t xml:space="preserve">导通）：</w:t>
       </w:r>
@@ -1339,7 +1467,7 @@
       </w:pPr>
       <w:r>
         <w:rPr>
-          <w:rFonts w:hint="eastAsia"/>
+          <w:rFonts w:hint="eastAsia" w:eastAsia="黑体"/>
         </w:rPr>
         <w:t xml:space="preserve">上拉电阻下限：</w:t>
       </w:r>
@@ -1426,7 +1554,7 @@
       </w:pPr>
       <w:r>
         <w:rPr>
-          <w:rFonts w:hint="eastAsia"/>
+          <w:rFonts w:hint="eastAsia" w:eastAsia="黑体"/>
         </w:rPr>
         <w:t xml:space="preserve">上拉电阻上限：</w:t>
       </w:r>
@@ -1544,7 +1672,7 @@
             </w:pPr>
             <w:r>
               <w:rPr>
-                <w:rFonts w:hint="eastAsia"/>
+                <w:rFonts w:hint="eastAsia" w:eastAsia="黑体"/>
               </w:rPr>
               <w:t xml:space="preserve">符号</w:t>
             </w:r>
@@ -1558,7 +1686,7 @@
             </w:pPr>
             <w:r>
               <w:rPr>
-                <w:rFonts w:hint="eastAsia"/>
+                <w:rFonts w:hint="eastAsia" w:eastAsia="黑体"/>
               </w:rPr>
               <w:t xml:space="preserve">含义</w:t>
             </w:r>
@@ -1572,7 +1700,7 @@
             </w:pPr>
             <w:r>
               <w:rPr>
-                <w:rFonts w:hint="eastAsia"/>
+                <w:rFonts w:hint="eastAsia" w:eastAsia="黑体"/>
               </w:rPr>
               <w:t xml:space="preserve">单位</w:t>
             </w:r>
@@ -1604,6 +1732,9 @@
               </m:sSub>
             </m:oMath>
             <w:r>
+              <w:rPr>
+                <w:rFonts w:eastAsia="黑体"/>
+              </w:rPr>
               <w:t xml:space="preserve">​</w:t>
             </w:r>
           </w:p>
@@ -1616,7 +1747,7 @@
             </w:pPr>
             <w:r>
               <w:rPr>
-                <w:rFonts w:hint="eastAsia"/>
+                <w:rFonts w:hint="eastAsia" w:eastAsia="黑体"/>
               </w:rPr>
               <w:t xml:space="preserve">栅源电压</w:t>
             </w:r>
@@ -1629,6 +1760,9 @@
               <w:pStyle w:val="Compact"/>
             </w:pPr>
             <w:r>
+              <w:rPr>
+                <w:rFonts w:eastAsia="黑体"/>
+              </w:rPr>
               <w:t xml:space="preserve">V</w:t>
             </w:r>
           </w:p>
@@ -1659,6 +1793,9 @@
               </m:sSub>
             </m:oMath>
             <w:r>
+              <w:rPr>
+                <w:rFonts w:eastAsia="黑体"/>
+              </w:rPr>
               <w:t xml:space="preserve">​</w:t>
             </w:r>
           </w:p>
@@ -1671,7 +1808,7 @@
             </w:pPr>
             <w:r>
               <w:rPr>
-                <w:rFonts w:hint="eastAsia"/>
+                <w:rFonts w:hint="eastAsia" w:eastAsia="黑体"/>
               </w:rPr>
               <w:t xml:space="preserve">阈值电压</w:t>
             </w:r>
@@ -1684,6 +1821,9 @@
               <w:pStyle w:val="Compact"/>
             </w:pPr>
             <w:r>
+              <w:rPr>
+                <w:rFonts w:eastAsia="黑体"/>
+              </w:rPr>
               <w:t xml:space="preserve">V</w:t>
             </w:r>
           </w:p>
@@ -1741,6 +1881,9 @@
               </m:sSub>
             </m:oMath>
             <w:r>
+              <w:rPr>
+                <w:rFonts w:eastAsia="黑体"/>
+              </w:rPr>
               <w:t xml:space="preserve">​</w:t>
             </w:r>
           </w:p>
@@ -1753,7 +1896,7 @@
             </w:pPr>
             <w:r>
               <w:rPr>
-                <w:rFonts w:hint="eastAsia"/>
+                <w:rFonts w:hint="eastAsia" w:eastAsia="黑体"/>
               </w:rPr>
               <w:t xml:space="preserve">两侧电源</w:t>
             </w:r>
@@ -1766,6 +1909,9 @@
               <w:pStyle w:val="Compact"/>
             </w:pPr>
             <w:r>
+              <w:rPr>
+                <w:rFonts w:eastAsia="黑体"/>
+              </w:rPr>
               <w:t xml:space="preserve">V</w:t>
             </w:r>
           </w:p>
@@ -1796,6 +1942,9 @@
               </m:sSub>
             </m:oMath>
             <w:r>
+              <w:rPr>
+                <w:rFonts w:eastAsia="黑体"/>
+              </w:rPr>
               <w:t xml:space="preserve">​</w:t>
             </w:r>
           </w:p>
@@ -1808,7 +1957,7 @@
             </w:pPr>
             <w:r>
               <w:rPr>
-                <w:rFonts w:hint="eastAsia"/>
+                <w:rFonts w:hint="eastAsia" w:eastAsia="黑体"/>
               </w:rPr>
               <w:t xml:space="preserve">上拉电阻</w:t>
             </w:r>
@@ -1821,6 +1970,9 @@
               <w:pStyle w:val="Compact"/>
             </w:pPr>
             <w:r>
+              <w:rPr>
+                <w:rFonts w:eastAsia="黑体"/>
+              </w:rPr>
               <w:t xml:space="preserve">Ω</w:t>
             </w:r>
           </w:p>
@@ -1851,6 +2003,9 @@
               </m:sSub>
             </m:oMath>
             <w:r>
+              <w:rPr>
+                <w:rFonts w:eastAsia="黑体"/>
+              </w:rPr>
               <w:t xml:space="preserve">​</w:t>
             </w:r>
           </w:p>
@@ -1863,7 +2018,7 @@
             </w:pPr>
             <w:r>
               <w:rPr>
-                <w:rFonts w:hint="eastAsia"/>
+                <w:rFonts w:hint="eastAsia" w:eastAsia="黑体"/>
               </w:rPr>
               <w:t xml:space="preserve">低电平灌电流</w:t>
             </w:r>
@@ -1876,6 +2031,9 @@
               <w:pStyle w:val="Compact"/>
             </w:pPr>
             <w:r>
+              <w:rPr>
+                <w:rFonts w:eastAsia="黑体"/>
+              </w:rPr>
               <w:t xml:space="preserve">A</w:t>
             </w:r>
           </w:p>
@@ -1903,6 +2061,9 @@
               </m:sSub>
             </m:oMath>
             <w:r>
+              <w:rPr>
+                <w:rFonts w:eastAsia="黑体"/>
+              </w:rPr>
               <w:t xml:space="preserve">​</w:t>
             </w:r>
           </w:p>
@@ -1915,7 +2076,7 @@
             </w:pPr>
             <w:r>
               <w:rPr>
-                <w:rFonts w:hint="eastAsia"/>
+                <w:rFonts w:hint="eastAsia" w:eastAsia="黑体"/>
               </w:rPr>
               <w:t xml:space="preserve">上升时间</w:t>
             </w:r>
@@ -1928,6 +2089,9 @@
               <w:pStyle w:val="Compact"/>
             </w:pPr>
             <w:r>
+              <w:rPr>
+                <w:rFonts w:eastAsia="黑体"/>
+              </w:rPr>
               <w:t xml:space="preserve">s</w:t>
             </w:r>
           </w:p>
@@ -1964,6 +2128,9 @@
               </m:sSub>
             </m:oMath>
             <w:r>
+              <w:rPr>
+                <w:rFonts w:eastAsia="黑体"/>
+              </w:rPr>
               <w:t xml:space="preserve">​</w:t>
             </w:r>
           </w:p>
@@ -1976,7 +2143,7 @@
             </w:pPr>
             <w:r>
               <w:rPr>
-                <w:rFonts w:hint="eastAsia"/>
+                <w:rFonts w:hint="eastAsia" w:eastAsia="黑体"/>
               </w:rPr>
               <w:t xml:space="preserve">总线电容</w:t>
             </w:r>
@@ -1989,6 +2156,9 @@
               <w:pStyle w:val="Compact"/>
             </w:pPr>
             <w:r>
+              <w:rPr>
+                <w:rFonts w:eastAsia="黑体"/>
+              </w:rPr>
               <w:t xml:space="preserve">F</w:t>
             </w:r>
           </w:p>
@@ -2003,7 +2173,7 @@
       </w:pPr>
       <w:r>
         <w:rPr>
-          <w:rFonts w:hint="eastAsia"/>
+          <w:rFonts w:hint="eastAsia" w:eastAsia="黑体"/>
         </w:rPr>
         <w:t xml:space="preserve">元件调整影响</w:t>
       </w:r>
@@ -2018,21 +2188,27 @@
       </w:pPr>
       <w:r>
         <w:rPr>
-          <w:rFonts w:hint="eastAsia"/>
+          <w:rFonts w:hint="eastAsia" w:eastAsia="黑体"/>
           <w:b/>
           <w:bCs/>
         </w:rPr>
         <w:t xml:space="preserve">上拉电阻增大</w:t>
       </w:r>
       <w:r>
+        <w:rPr>
+          <w:rFonts w:eastAsia="黑体"/>
+        </w:rPr>
         <w:t xml:space="preserve"> </w:t>
       </w:r>
       <w:r>
+        <w:rPr>
+          <w:rFonts w:eastAsia="黑体"/>
+        </w:rPr>
         <w:t xml:space="preserve">→ </w:t>
       </w:r>
       <w:r>
         <w:rPr>
-          <w:rFonts w:hint="eastAsia"/>
+          <w:rFonts w:hint="eastAsia" w:eastAsia="黑体"/>
         </w:rPr>
         <w:t xml:space="preserve">功耗降低，但上升沿变慢、速率受限。</w:t>
       </w:r>
@@ -2047,21 +2223,27 @@
       </w:pPr>
       <w:r>
         <w:rPr>
-          <w:rFonts w:hint="eastAsia"/>
+          <w:rFonts w:hint="eastAsia" w:eastAsia="黑体"/>
           <w:b/>
           <w:bCs/>
         </w:rPr>
         <w:t xml:space="preserve">上拉电阻减小</w:t>
       </w:r>
       <w:r>
+        <w:rPr>
+          <w:rFonts w:eastAsia="黑体"/>
+        </w:rPr>
         <w:t xml:space="preserve"> </w:t>
       </w:r>
       <w:r>
+        <w:rPr>
+          <w:rFonts w:eastAsia="黑体"/>
+        </w:rPr>
         <w:t xml:space="preserve">→ </w:t>
       </w:r>
       <w:r>
         <w:rPr>
-          <w:rFonts w:hint="eastAsia"/>
+          <w:rFonts w:hint="eastAsia" w:eastAsia="黑体"/>
         </w:rPr>
         <w:t xml:space="preserve">上升加快，但低电平灌电流与功耗增大。</w:t>
       </w:r>
@@ -2076,7 +2258,7 @@
       </w:pPr>
       <w:r>
         <w:rPr>
-          <w:rFonts w:hint="eastAsia"/>
+          <w:rFonts w:hint="eastAsia" w:eastAsia="黑体"/>
           <w:b/>
           <w:bCs/>
         </w:rPr>
@@ -2084,6 +2266,7 @@
       </w:r>
       <w:r>
         <w:rPr>
+          <w:rFonts w:eastAsia="黑体"/>
           <w:b/>
           <w:bCs/>
         </w:rPr>
@@ -2108,6 +2291,7 @@
       </m:oMath>
       <w:r>
         <w:rPr>
+          <w:rFonts w:eastAsia="黑体"/>
           <w:b/>
           <w:bCs/>
         </w:rPr>
@@ -2115,7 +2299,7 @@
       </w:r>
       <w:r>
         <w:rPr>
-          <w:rFonts w:hint="eastAsia"/>
+          <w:rFonts w:hint="eastAsia" w:eastAsia="黑体"/>
           <w:b/>
           <w:bCs/>
         </w:rPr>
@@ -2123,20 +2307,27 @@
       </w:r>
       <w:r>
         <w:rPr>
+          <w:rFonts w:eastAsia="黑体"/>
           <w:b/>
           <w:bCs/>
         </w:rPr>
         <w:t xml:space="preserve"> MOS</w:t>
       </w:r>
       <w:r>
+        <w:rPr>
+          <w:rFonts w:eastAsia="黑体"/>
+        </w:rPr>
         <w:t xml:space="preserve"> </w:t>
       </w:r>
       <w:r>
+        <w:rPr>
+          <w:rFonts w:eastAsia="黑体"/>
+        </w:rPr>
         <w:t xml:space="preserve">→ </w:t>
       </w:r>
       <w:r>
         <w:rPr>
-          <w:rFonts w:hint="eastAsia"/>
+          <w:rFonts w:hint="eastAsia" w:eastAsia="黑体"/>
         </w:rPr>
         <w:t xml:space="preserve">低压侧无法导通，双向功能失效。</w:t>
       </w:r>
@@ -2151,21 +2342,27 @@
       </w:pPr>
       <w:r>
         <w:rPr>
-          <w:rFonts w:hint="eastAsia"/>
+          <w:rFonts w:hint="eastAsia" w:eastAsia="黑体"/>
           <w:b/>
           <w:bCs/>
         </w:rPr>
         <w:t xml:space="preserve">总线电容增大</w:t>
       </w:r>
       <w:r>
+        <w:rPr>
+          <w:rFonts w:eastAsia="黑体"/>
+        </w:rPr>
         <w:t xml:space="preserve"> </w:t>
       </w:r>
       <w:r>
+        <w:rPr>
+          <w:rFonts w:eastAsia="黑体"/>
+        </w:rPr>
         <w:t xml:space="preserve">→ </w:t>
       </w:r>
       <w:r>
         <w:rPr>
-          <w:rFonts w:hint="eastAsia"/>
+          <w:rFonts w:hint="eastAsia" w:eastAsia="黑体"/>
         </w:rPr>
         <w:t xml:space="preserve">上升时间变长，最高速率下降。</w:t>
       </w:r>
@@ -2178,7 +2375,7 @@
       </w:pPr>
       <w:r>
         <w:rPr>
-          <w:rFonts w:hint="eastAsia"/>
+          <w:rFonts w:hint="eastAsia" w:eastAsia="黑体"/>
         </w:rPr>
         <w:t xml:space="preserve">典型参数示例</w:t>
       </w:r>
@@ -2192,11 +2389,14 @@
         </w:numPr>
       </w:pPr>
       <w:r>
+        <w:rPr>
+          <w:rFonts w:eastAsia="黑体"/>
+        </w:rPr>
         <w:t xml:space="preserve">3.3V↔5V </w:t>
       </w:r>
       <w:r>
         <w:rPr>
-          <w:rFonts w:hint="eastAsia"/>
+          <w:rFonts w:hint="eastAsia" w:eastAsia="黑体"/>
         </w:rPr>
         <w:t xml:space="preserve">转换：</w:t>
       </w:r>
@@ -2240,6 +2440,9 @@
         </m:r>
       </m:oMath>
       <w:r>
+        <w:rPr>
+          <w:rFonts w:eastAsia="黑体"/>
+        </w:rPr>
         <w:t xml:space="preserve">、</w:t>
       </w:r>
       <m:oMath>
@@ -2283,16 +2486,19 @@
       </m:oMath>
       <w:r>
         <w:rPr>
-          <w:rFonts w:hint="eastAsia"/>
+          <w:rFonts w:hint="eastAsia" w:eastAsia="黑体"/>
         </w:rPr>
         <w:t xml:space="preserve">，选用</w:t>
       </w:r>
       <w:r>
+        <w:rPr>
+          <w:rFonts w:eastAsia="黑体"/>
+        </w:rPr>
         <w:t xml:space="preserve"> </w:t>
       </w:r>
       <w:r>
         <w:rPr>
-          <w:rFonts w:hint="eastAsia"/>
+          <w:rFonts w:hint="eastAsia" w:eastAsia="黑体"/>
         </w:rPr>
         <w:t xml:space="preserve">BSS138（</w:t>
       </w:r>
@@ -2334,11 +2540,14 @@
       </m:oMath>
       <w:r>
         <w:rPr>
-          <w:rFonts w:hint="eastAsia"/>
+          <w:rFonts w:hint="eastAsia" w:eastAsia="黑体"/>
         </w:rPr>
         <w:t xml:space="preserve">）可满足</w:t>
       </w:r>
       <w:r>
+        <w:rPr>
+          <w:rFonts w:eastAsia="黑体"/>
+        </w:rPr>
         <w:t xml:space="preserve"> </w:t>
       </w:r>
       <m:oMath>
@@ -2380,6 +2589,9 @@
         </m:sSub>
       </m:oMath>
       <w:r>
+        <w:rPr>
+          <w:rFonts w:eastAsia="黑体"/>
+        </w:rPr>
         <w:t xml:space="preserve">。</w:t>
       </w:r>
     </w:p>
@@ -2393,11 +2605,14 @@
       </w:pPr>
       <w:r>
         <w:rPr>
-          <w:rFonts w:hint="eastAsia"/>
+          <w:rFonts w:hint="eastAsia" w:eastAsia="黑体"/>
         </w:rPr>
         <w:t xml:space="preserve">上拉：取</w:t>
       </w:r>
       <w:r>
+        <w:rPr>
+          <w:rFonts w:eastAsia="黑体"/>
+        </w:rPr>
         <w:t xml:space="preserve"> </w:t>
       </w:r>
       <m:oMath>
@@ -2437,6 +2652,9 @@
         </m:r>
       </m:oMath>
       <w:r>
+        <w:rPr>
+          <w:rFonts w:eastAsia="黑体"/>
+        </w:rPr>
         <w:t xml:space="preserve">、</w:t>
       </w:r>
       <m:oMath>
@@ -2482,6 +2700,9 @@
         </m:r>
       </m:oMath>
       <w:r>
+        <w:rPr>
+          <w:rFonts w:eastAsia="黑体"/>
+        </w:rPr>
         <w:t xml:space="preserve">、</w:t>
       </w:r>
       <m:oMath>
@@ -2519,7 +2740,7 @@
       </m:oMath>
       <w:r>
         <w:rPr>
-          <w:rFonts w:hint="eastAsia"/>
+          <w:rFonts w:hint="eastAsia" w:eastAsia="黑体"/>
         </w:rPr>
         <w:t xml:space="preserve">：</w:t>
       </w:r>
@@ -2639,11 +2860,14 @@
       </m:oMath>
       <w:r>
         <w:rPr>
-          <w:rFonts w:hint="eastAsia"/>
+          <w:rFonts w:hint="eastAsia" w:eastAsia="黑体"/>
         </w:rPr>
         <w:t xml:space="preserve">，取</w:t>
       </w:r>
       <w:r>
+        <w:rPr>
+          <w:rFonts w:eastAsia="黑体"/>
+        </w:rPr>
         <w:t xml:space="preserve"> </w:t>
       </w:r>
       <m:oMath>
@@ -2662,6 +2886,9 @@
         </m:r>
       </m:oMath>
       <w:r>
+        <w:rPr>
+          <w:rFonts w:eastAsia="黑体"/>
+        </w:rPr>
         <w:t xml:space="preserve">。</w:t>
       </w:r>
     </w:p>
@@ -2673,7 +2900,7 @@
       </w:pPr>
       <w:r>
         <w:rPr>
-          <w:rFonts w:hint="eastAsia"/>
+          <w:rFonts w:hint="eastAsia" w:eastAsia="黑体"/>
         </w:rPr>
         <w:t xml:space="preserve">常见器件型号</w:t>
       </w:r>
@@ -2688,7 +2915,7 @@
       </w:pPr>
       <w:r>
         <w:rPr>
-          <w:rFonts w:hint="eastAsia"/>
+          <w:rFonts w:hint="eastAsia" w:eastAsia="黑体"/>
         </w:rPr>
         <w:t xml:space="preserve">MOSFET：BSS138、2N7002。</w:t>
       </w:r>
@@ -2703,7 +2930,7 @@
       </w:pPr>
       <w:r>
         <w:rPr>
-          <w:rFonts w:hint="eastAsia"/>
+          <w:rFonts w:hint="eastAsia" w:eastAsia="黑体"/>
         </w:rPr>
         <w:t xml:space="preserve">专用双向转换：TXB0102/TXB0104/TXB0108、LSF0108。</w:t>
       </w:r>
@@ -2716,7 +2943,7 @@
       </w:pPr>
       <w:r>
         <w:rPr>
-          <w:rFonts w:hint="eastAsia"/>
+          <w:rFonts w:hint="eastAsia" w:eastAsia="黑体"/>
         </w:rPr>
         <w:t xml:space="preserve">注意事项</w:t>
       </w:r>
@@ -2730,20 +2957,26 @@
         </w:numPr>
       </w:pPr>
       <w:r>
+        <w:rPr>
+          <w:rFonts w:eastAsia="黑体"/>
+        </w:rPr>
         <w:t xml:space="preserve">MOSFET </w:t>
       </w:r>
       <w:r>
         <w:rPr>
-          <w:rFonts w:hint="eastAsia"/>
+          <w:rFonts w:hint="eastAsia" w:eastAsia="黑体"/>
         </w:rPr>
         <w:t xml:space="preserve">方案需两侧都有上拉（如</w:t>
       </w:r>
       <w:r>
+        <w:rPr>
+          <w:rFonts w:eastAsia="黑体"/>
+        </w:rPr>
         <w:t xml:space="preserve"> </w:t>
       </w:r>
       <w:r>
         <w:rPr>
-          <w:rFonts w:hint="eastAsia"/>
+          <w:rFonts w:hint="eastAsia" w:eastAsia="黑体"/>
         </w:rPr>
         <w:t xml:space="preserve">I²C），推挽输出需选专用芯片。</w:t>
       </w:r>
@@ -2758,16 +2991,19 @@
       </w:pPr>
       <w:r>
         <w:rPr>
-          <w:rFonts w:hint="eastAsia"/>
+          <w:rFonts w:hint="eastAsia" w:eastAsia="黑体"/>
         </w:rPr>
         <w:t xml:space="preserve">高速总线用专用芯片（带加速电路）优于纯</w:t>
       </w:r>
       <w:r>
+        <w:rPr>
+          <w:rFonts w:eastAsia="黑体"/>
+        </w:rPr>
         <w:t xml:space="preserve"> MOS </w:t>
       </w:r>
       <w:r>
         <w:rPr>
-          <w:rFonts w:hint="eastAsia"/>
+          <w:rFonts w:hint="eastAsia" w:eastAsia="黑体"/>
         </w:rPr>
         <w:t xml:space="preserve">方案。</w:t>
       </w:r>
@@ -2782,7 +3018,7 @@
       </w:pPr>
       <w:r>
         <w:rPr>
-          <w:rFonts w:hint="eastAsia"/>
+          <w:rFonts w:hint="eastAsia" w:eastAsia="黑体"/>
         </w:rPr>
         <w:t xml:space="preserve">注意总线上拉电阻位置，避免等效阻值过小导致灌电流过大。</w:t>
       </w:r>
@@ -2795,7 +3031,7 @@
       </w:pPr>
       <w:r>
         <w:rPr>
-          <w:rFonts w:hint="eastAsia"/>
+          <w:rFonts w:hint="eastAsia" w:eastAsia="黑体"/>
         </w:rPr>
         <w:t xml:space="preserve">参考资料</w:t>
       </w:r>
@@ -2809,15 +3045,21 @@
         </w:numPr>
       </w:pPr>
       <w:r>
+        <w:rPr>
+          <w:rFonts w:eastAsia="黑体"/>
+        </w:rPr>
         <w:t xml:space="preserve">NXP </w:t>
       </w:r>
       <w:r>
         <w:rPr>
-          <w:rFonts w:hint="eastAsia"/>
+          <w:rFonts w:hint="eastAsia" w:eastAsia="黑体"/>
         </w:rPr>
         <w:t xml:space="preserve">应用笔记</w:t>
       </w:r>
       <w:r>
+        <w:rPr>
+          <w:rFonts w:eastAsia="黑体"/>
+        </w:rPr>
         <w:t xml:space="preserve"> AN10441。</w:t>
       </w:r>
     </w:p>
@@ -2830,11 +3072,14 @@
         </w:numPr>
       </w:pPr>
       <w:r>
+        <w:rPr>
+          <w:rFonts w:eastAsia="黑体"/>
+        </w:rPr>
         <w:t xml:space="preserve">TI </w:t>
       </w:r>
       <w:r>
         <w:rPr>
-          <w:rFonts w:hint="eastAsia"/>
+          <w:rFonts w:hint="eastAsia" w:eastAsia="黑体"/>
         </w:rPr>
         <w:t xml:space="preserve">产品页：TXB0108、LSF0108。</w:t>
       </w:r>
@@ -2848,6 +3093,9 @@
         </w:numPr>
       </w:pPr>
       <w:r>
+        <w:rPr>
+          <w:rFonts w:eastAsia="黑体"/>
+        </w:rPr>
         <w:t xml:space="preserve">Wikipedia: Level shifter。</w:t>
       </w:r>
     </w:p>
@@ -2860,11 +3108,11 @@
       </w:pPr>
       <w:r>
         <w:rPr>
-          <w:rFonts w:ascii="Times New Roman" w:hAnsi="Times New Roman"/>
+          <w:rFonts w:ascii="Times New Roman" w:hAnsi="Times New Roman" w:eastAsia="黑体"/>
           <w:color w:val="555555"/>
           <w:sz w:val="21"/>
         </w:rPr>
-        <w:t>材料收集者：杜文杰</w:t>
+        <w:t>材料收集者：杜文杰，WX手机：19519196569，QQ:3478827729</w:t>
       </w:r>
     </w:p>
     <w:sectPr>
@@ -2884,7 +3132,7 @@
 </file>
 
 <file path=word/footer1.xml><?xml version="1.0" encoding="utf-8"?>
-<w:ftr xmlns:m="http://schemas.openxmlformats.org/officeDocument/2006/math" xmlns:mc="http://schemas.openxmlformats.org/markup-compatibility/2006" xmlns:mo="http://schemas.microsoft.com/office/mac/office/2008/main" xmlns:mv="urn:schemas-microsoft-com:mac:vml" xmlns:o="urn:schemas-microsoft-com:office:office" xmlns:r="http://schemas.openxmlformats.org/officeDocument/2006/relationships" xmlns:v="urn:schemas-microsoft-com:vml" xmlns:w10="urn:schemas-microsoft-com:office:word" xmlns:w14="http://schemas.microsoft.com/office/word/2010/wordml" xmlns:w="http://schemas.openxmlformats.org/wordprocessingml/2006/main" xmlns:wne="http://schemas.microsoft.com/office/word/2006/wordml" xmlns:wp14="http://schemas.microsoft.com/office/word/2010/wordprocessingDrawing" xmlns:wp="http://schemas.openxmlformats.org/drawingml/2006/wordprocessingDrawing" xmlns:wpc="http://schemas.microsoft.com/office/word/2010/wordprocessingCanvas" xmlns:wpg="http://schemas.microsoft.com/office/word/2010/wordprocessingGroup" xmlns:wpi="http://schemas.microsoft.com/office/word/2010/wordprocessingInk" xmlns:wps="http://schemas.microsoft.com/office/word/2010/wordprocessingShape" mc:Ignorable="w14 wp14">
+<w:ftr xmlns:mc="http://schemas.openxmlformats.org/markup-compatibility/2006" xmlns:w="http://schemas.openxmlformats.org/wordprocessingml/2006/main" xmlns:m="http://schemas.openxmlformats.org/officeDocument/2006/math" xmlns:mo="http://schemas.microsoft.com/office/mac/office/2008/main" xmlns:mv="urn:schemas-microsoft-com:mac:vml" xmlns:o="urn:schemas-microsoft-com:office:office" xmlns:r="http://schemas.openxmlformats.org/officeDocument/2006/relationships" xmlns:v="urn:schemas-microsoft-com:vml" xmlns:w10="urn:schemas-microsoft-com:office:word" xmlns:w14="http://schemas.microsoft.com/office/word/2010/wordml" xmlns:wne="http://schemas.microsoft.com/office/word/2006/wordml" xmlns:wp14="http://schemas.microsoft.com/office/word/2010/wordprocessingDrawing" xmlns:wp="http://schemas.openxmlformats.org/drawingml/2006/wordprocessingDrawing" xmlns:wpc="http://schemas.microsoft.com/office/word/2010/wordprocessingCanvas" xmlns:wpg="http://schemas.microsoft.com/office/word/2010/wordprocessingGroup" xmlns:wpi="http://schemas.microsoft.com/office/word/2010/wordprocessingInk" xmlns:wps="http://schemas.microsoft.com/office/word/2010/wordprocessingShape" mc:Ignorable="w14 wp14">
   <w:p>
     <w:pPr>
       <w:pStyle w:val="Footer"/>
@@ -2892,12 +3140,14 @@
     </w:pPr>
     <w:r>
       <w:rPr>
+        <w:rFonts w:eastAsia="黑体"/>
         <w:sz w:val="18"/>
       </w:rPr>
       <w:t xml:space="preserve">第 </w:t>
     </w:r>
     <w:r>
       <w:rPr>
+        <w:rFonts w:eastAsia="黑体"/>
         <w:sz w:val="18"/>
       </w:rPr>
       <w:fldChar w:fldCharType="begin"/>
@@ -2906,6 +3156,7 @@
     </w:r>
     <w:r>
       <w:rPr>
+        <w:rFonts w:eastAsia="黑体"/>
         <w:sz w:val="18"/>
       </w:rPr>
       <w:t xml:space="preserve"> 页</w:t>
@@ -2919,6 +3170,9 @@
   <w:footnote w:type="continuationSeparator" w:id="0">
     <w:p>
       <w:r>
+        <w:rPr>
+          <w:rFonts w:eastAsia="黑体"/>
+        </w:rPr>
         <w:continuationSeparator/>
       </w:r>
     </w:p>
@@ -2926,6 +3180,9 @@
   <w:footnote w:type="separator" w:id="-1">
     <w:p>
       <w:r>
+        <w:rPr>
+          <w:rFonts w:eastAsia="黑体"/>
+        </w:rPr>
         <w:separator/>
       </w:r>
     </w:p>
@@ -2934,7 +3191,7 @@
 </file>
 
 <file path=word/header1.xml><?xml version="1.0" encoding="utf-8"?>
-<w:hdr xmlns:m="http://schemas.openxmlformats.org/officeDocument/2006/math" xmlns:mc="http://schemas.openxmlformats.org/markup-compatibility/2006" xmlns:mo="http://schemas.microsoft.com/office/mac/office/2008/main" xmlns:mv="urn:schemas-microsoft-com:mac:vml" xmlns:o="urn:schemas-microsoft-com:office:office" xmlns:r="http://schemas.openxmlformats.org/officeDocument/2006/relationships" xmlns:v="urn:schemas-microsoft-com:vml" xmlns:w10="urn:schemas-microsoft-com:office:word" xmlns:w14="http://schemas.microsoft.com/office/word/2010/wordml" xmlns:w="http://schemas.openxmlformats.org/wordprocessingml/2006/main" xmlns:wne="http://schemas.microsoft.com/office/word/2006/wordml" xmlns:wp14="http://schemas.microsoft.com/office/word/2010/wordprocessingDrawing" xmlns:wp="http://schemas.openxmlformats.org/drawingml/2006/wordprocessingDrawing" xmlns:wpc="http://schemas.microsoft.com/office/word/2010/wordprocessingCanvas" xmlns:wpg="http://schemas.microsoft.com/office/word/2010/wordprocessingGroup" xmlns:wpi="http://schemas.microsoft.com/office/word/2010/wordprocessingInk" xmlns:wps="http://schemas.microsoft.com/office/word/2010/wordprocessingShape" mc:Ignorable="w14 wp14">
+<w:hdr xmlns:mc="http://schemas.openxmlformats.org/markup-compatibility/2006" xmlns:w="http://schemas.openxmlformats.org/wordprocessingml/2006/main" xmlns:m="http://schemas.openxmlformats.org/officeDocument/2006/math" xmlns:mo="http://schemas.microsoft.com/office/mac/office/2008/main" xmlns:mv="urn:schemas-microsoft-com:mac:vml" xmlns:o="urn:schemas-microsoft-com:office:office" xmlns:r="http://schemas.openxmlformats.org/officeDocument/2006/relationships" xmlns:v="urn:schemas-microsoft-com:vml" xmlns:w10="urn:schemas-microsoft-com:office:word" xmlns:w14="http://schemas.microsoft.com/office/word/2010/wordml" xmlns:wne="http://schemas.microsoft.com/office/word/2006/wordml" xmlns:wp14="http://schemas.microsoft.com/office/word/2010/wordprocessingDrawing" xmlns:wp="http://schemas.openxmlformats.org/drawingml/2006/wordprocessingDrawing" xmlns:wpc="http://schemas.microsoft.com/office/word/2010/wordprocessingCanvas" xmlns:wpg="http://schemas.microsoft.com/office/word/2010/wordprocessingGroup" xmlns:wpi="http://schemas.microsoft.com/office/word/2010/wordprocessingInk" xmlns:wps="http://schemas.microsoft.com/office/word/2010/wordprocessingShape" mc:Ignorable="w14 wp14">
   <w:p>
     <w:pPr>
       <w:pStyle w:val="Header"/>
@@ -2942,7 +3199,7 @@
     </w:pPr>
     <w:r>
       <w:rPr>
-        <w:rFonts w:ascii="Times New Roman" w:hAnsi="Times New Roman"/>
+        <w:rFonts w:ascii="Times New Roman" w:hAnsi="Times New Roman" w:eastAsia="黑体"/>
         <w:sz w:val="18"/>
         <w:rFonts w:eastAsia="黑体"/>
         <w:rFonts w:eastAsia="黑体"/>
@@ -2954,7 +3211,7 @@
 </file>
 
 <file path=word/numbering.xml><?xml version="1.0" encoding="utf-8"?>
-<w:numbering xmlns:m="http://schemas.openxmlformats.org/officeDocument/2006/math" xmlns:mc="http://schemas.openxmlformats.org/markup-compatibility/2006" xmlns:mo="http://schemas.microsoft.com/office/mac/office/2008/main" xmlns:mv="urn:schemas-microsoft-com:mac:vml" xmlns:o="urn:schemas-microsoft-com:office:office" xmlns:r="http://schemas.openxmlformats.org/officeDocument/2006/relationships" xmlns:v="urn:schemas-microsoft-com:vml" xmlns:w="http://schemas.openxmlformats.org/wordprocessingml/2006/main" xmlns:w10="urn:schemas-microsoft-com:office:word" xmlns:w14="http://schemas.microsoft.com/office/word/2010/wordml" xmlns:wne="http://schemas.microsoft.com/office/word/2006/wordml" xmlns:wp="http://schemas.openxmlformats.org/drawingml/2006/wordprocessingDrawing" xmlns:wp14="http://schemas.microsoft.com/office/word/2010/wordprocessingDrawing" xmlns:wpc="http://schemas.microsoft.com/office/word/2010/wordprocessingCanvas" xmlns:wpg="http://schemas.microsoft.com/office/word/2010/wordprocessingGroup" xmlns:wpi="http://schemas.microsoft.com/office/word/2010/wordprocessingInk" xmlns:wps="http://schemas.microsoft.com/office/word/2010/wordprocessingShape" mc:Ignorable="w14 wp14">
+<w:numbering xmlns:mc="http://schemas.openxmlformats.org/markup-compatibility/2006" xmlns:w="http://schemas.openxmlformats.org/wordprocessingml/2006/main" xmlns:m="http://schemas.openxmlformats.org/officeDocument/2006/math" xmlns:mo="http://schemas.microsoft.com/office/mac/office/2008/main" xmlns:mv="urn:schemas-microsoft-com:mac:vml" xmlns:o="urn:schemas-microsoft-com:office:office" xmlns:r="http://schemas.openxmlformats.org/officeDocument/2006/relationships" xmlns:v="urn:schemas-microsoft-com:vml" xmlns:w10="urn:schemas-microsoft-com:office:word" xmlns:w14="http://schemas.microsoft.com/office/word/2010/wordml" xmlns:wne="http://schemas.microsoft.com/office/word/2006/wordml" xmlns:wp="http://schemas.openxmlformats.org/drawingml/2006/wordprocessingDrawing" xmlns:wp14="http://schemas.microsoft.com/office/word/2010/wordprocessingDrawing" xmlns:wpc="http://schemas.microsoft.com/office/word/2010/wordprocessingCanvas" xmlns:wpg="http://schemas.microsoft.com/office/word/2010/wordprocessingGroup" xmlns:wpi="http://schemas.microsoft.com/office/word/2010/wordprocessingInk" xmlns:wps="http://schemas.microsoft.com/office/word/2010/wordprocessingShape" mc:Ignorable="w14 wp14">
   <w:abstractNum w:abstractNumId="0">
     <w:nsid w:val="FFFFFF7C"/>
     <w:multiLevelType w:val="singleLevel"/>
@@ -3041,7 +3298,7 @@
         <w:ind w:hanging="360" w:left="1440"/>
       </w:pPr>
       <w:rPr>
-        <w:rFonts w:ascii="Symbol" w:hAnsi="Symbol" w:hint="default"/>
+        <w:rFonts w:ascii="Symbol" w:hAnsi="Symbol" w:hint="default" w:eastAsia="黑体"/>
       </w:rPr>
     </w:lvl>
   </w:abstractNum>
@@ -3062,7 +3319,7 @@
         <w:ind w:hanging="360" w:left="1080"/>
       </w:pPr>
       <w:rPr>
-        <w:rFonts w:ascii="Symbol" w:hAnsi="Symbol" w:hint="default"/>
+        <w:rFonts w:ascii="Symbol" w:hAnsi="Symbol" w:hint="default" w:eastAsia="黑体"/>
       </w:rPr>
     </w:lvl>
   </w:abstractNum>
@@ -3083,7 +3340,7 @@
         <w:ind w:hanging="360" w:left="720"/>
       </w:pPr>
       <w:rPr>
-        <w:rFonts w:ascii="Symbol" w:hAnsi="Symbol" w:hint="default"/>
+        <w:rFonts w:ascii="Symbol" w:hAnsi="Symbol" w:hint="default" w:eastAsia="黑体"/>
       </w:rPr>
     </w:lvl>
   </w:abstractNum>
@@ -3122,7 +3379,7 @@
         <w:ind w:hanging="360" w:left="360"/>
       </w:pPr>
       <w:rPr>
-        <w:rFonts w:ascii="Symbol" w:hAnsi="Symbol" w:hint="default"/>
+        <w:rFonts w:ascii="Symbol" w:hAnsi="Symbol" w:hint="default" w:eastAsia="黑体"/>
       </w:rPr>
     </w:lvl>
   </w:abstractNum>
@@ -3213,7 +3470,7 @@
         <w:ind w:left="720" w:hanging="360"/>
       </w:pPr>
       <w:rPr>
-        <w:rFonts w:ascii="Symbol" w:hAnsi="Symbol" w:cs="Symbol" w:hint="default"/>
+        <w:rFonts w:ascii="Symbol" w:hAnsi="Symbol" w:cs="Symbol" w:hint="default" w:eastAsia="黑体"/>
       </w:rPr>
     </w:lvl>
     <w:lvl w:ilvl="1">
@@ -3224,7 +3481,7 @@
         <w:ind w:left="1440" w:hanging="360"/>
       </w:pPr>
       <w:rPr>
-        <w:rFonts w:ascii="Courier New" w:hAnsi="Courier New" w:cs="Courier New" w:hint="default"/>
+        <w:rFonts w:ascii="Courier New" w:hAnsi="Courier New" w:cs="Courier New" w:hint="default" w:eastAsia="黑体"/>
       </w:rPr>
     </w:lvl>
     <w:lvl w:ilvl="2">
@@ -3235,7 +3492,7 @@
         <w:ind w:left="2160" w:hanging="360"/>
       </w:pPr>
       <w:rPr>
-        <w:rFonts w:ascii="Wingdings" w:hAnsi="Wingdings" w:cs="Wingdings" w:hint="default"/>
+        <w:rFonts w:ascii="Wingdings" w:hAnsi="Wingdings" w:cs="Wingdings" w:hint="default" w:eastAsia="黑体"/>
       </w:rPr>
     </w:lvl>
     <w:lvl w:ilvl="3">
@@ -3246,7 +3503,7 @@
         <w:ind w:left="2880" w:hanging="360"/>
       </w:pPr>
       <w:rPr>
-        <w:rFonts w:ascii="Symbol" w:hAnsi="Symbol" w:cs="Symbol" w:hint="default"/>
+        <w:rFonts w:ascii="Symbol" w:hAnsi="Symbol" w:cs="Symbol" w:hint="default" w:eastAsia="黑体"/>
       </w:rPr>
     </w:lvl>
     <w:lvl w:ilvl="4">
@@ -3257,7 +3514,7 @@
         <w:ind w:left="3600" w:hanging="360"/>
       </w:pPr>
       <w:rPr>
-        <w:rFonts w:ascii="Courier New" w:hAnsi="Courier New" w:cs="Courier New" w:hint="default"/>
+        <w:rFonts w:ascii="Courier New" w:hAnsi="Courier New" w:cs="Courier New" w:hint="default" w:eastAsia="黑体"/>
       </w:rPr>
     </w:lvl>
     <w:lvl w:ilvl="5">
@@ -3268,7 +3525,7 @@
         <w:ind w:left="4320" w:hanging="360"/>
       </w:pPr>
       <w:rPr>
-        <w:rFonts w:ascii="Wingdings" w:hAnsi="Wingdings" w:cs="Wingdings" w:hint="default"/>
+        <w:rFonts w:ascii="Wingdings" w:hAnsi="Wingdings" w:cs="Wingdings" w:hint="default" w:eastAsia="黑体"/>
       </w:rPr>
     </w:lvl>
     <w:lvl w:ilvl="6">
@@ -3279,7 +3536,7 @@
         <w:ind w:left="5040" w:hanging="360"/>
       </w:pPr>
       <w:rPr>
-        <w:rFonts w:ascii="Symbol" w:hAnsi="Symbol" w:cs="Symbol" w:hint="default"/>
+        <w:rFonts w:ascii="Symbol" w:hAnsi="Symbol" w:cs="Symbol" w:hint="default" w:eastAsia="黑体"/>
       </w:rPr>
     </w:lvl>
     <w:lvl w:ilvl="7">
@@ -3290,7 +3547,7 @@
         <w:ind w:left="5760" w:hanging="360"/>
       </w:pPr>
       <w:rPr>
-        <w:rFonts w:ascii="Courier New" w:hAnsi="Courier New" w:cs="Courier New" w:hint="default"/>
+        <w:rFonts w:ascii="Courier New" w:hAnsi="Courier New" w:cs="Courier New" w:hint="default" w:eastAsia="黑体"/>
       </w:rPr>
     </w:lvl>
     <w:lvl w:ilvl="8">
@@ -3301,7 +3558,7 @@
         <w:ind w:left="6480" w:hanging="360"/>
       </w:pPr>
       <w:rPr>
-        <w:rFonts w:ascii="Wingdings" w:hAnsi="Wingdings" w:cs="Wingdings" w:hint="default"/>
+        <w:rFonts w:ascii="Wingdings" w:hAnsi="Wingdings" w:cs="Wingdings" w:hint="default" w:eastAsia="黑体"/>
       </w:rPr>
     </w:lvl>
   </w:abstractNum>
@@ -3357,11 +3614,11 @@
 </file>
 
 <file path=word/styles.xml><?xml version="1.0" encoding="utf-8"?>
-<w:styles xmlns:mc="http://schemas.openxmlformats.org/markup-compatibility/2006" xmlns:r="http://schemas.openxmlformats.org/officeDocument/2006/relationships" xmlns:w="http://schemas.openxmlformats.org/wordprocessingml/2006/main" xmlns:w14="http://schemas.microsoft.com/office/word/2010/wordml" mc:Ignorable="w14">
+<w:styles xmlns:mc="http://schemas.openxmlformats.org/markup-compatibility/2006" xmlns:w="http://schemas.openxmlformats.org/wordprocessingml/2006/main" xmlns:r="http://schemas.openxmlformats.org/officeDocument/2006/relationships" xmlns:w14="http://schemas.microsoft.com/office/word/2010/wordml" mc:Ignorable="w14">
   <w:docDefaults>
     <w:rPrDefault>
       <w:rPr>
-        <w:rFonts w:asciiTheme="minorHAnsi" w:cstheme="minorBidi" w:eastAsiaTheme="minorEastAsia" w:hAnsiTheme="minorHAnsi"/>
+        <w:rFonts w:asciiTheme="minorHAnsi" w:cstheme="minorBidi" w:hAnsiTheme="minorHAnsi" w:eastAsia="黑体"/>
         <w:sz w:val="22"/>
         <w:szCs w:val="22"/>
         <w:lang w:bidi="ar-SA" w:eastAsia="en-US" w:val="en-US"/>
@@ -3583,7 +3840,7 @@
       <w:outlineLvl w:val="0"/>
     </w:pPr>
     <w:rPr>
-      <w:rFonts w:ascii="Times New Roman" w:asciiTheme="majorHAnsi" w:cstheme="majorBidi" w:eastAsia="黑体" w:eastAsiaTheme="majorEastAsia" w:hAnsi="Times New Roman" w:hAnsiTheme="majorHAnsi"/>
+      <w:rFonts w:ascii="Times New Roman" w:asciiTheme="majorHAnsi" w:cstheme="majorBidi" w:eastAsia="黑体" w:hAnsi="Times New Roman" w:hAnsiTheme="majorHAnsi"/>
       <w:b/>
       <w:bCs/>
       <w:color w:val="1F3864"/>
@@ -3607,7 +3864,7 @@
       <w:outlineLvl w:val="1"/>
     </w:pPr>
     <w:rPr>
-      <w:rFonts w:ascii="Times New Roman" w:asciiTheme="majorHAnsi" w:cstheme="majorBidi" w:eastAsia="黑体" w:eastAsiaTheme="majorEastAsia" w:hAnsi="Times New Roman" w:hAnsiTheme="majorHAnsi"/>
+      <w:rFonts w:ascii="Times New Roman" w:asciiTheme="majorHAnsi" w:cstheme="majorBidi" w:eastAsia="黑体" w:hAnsi="Times New Roman" w:hAnsiTheme="majorHAnsi"/>
       <w:b/>
       <w:bCs/>
       <w:color w:val="2E4E7E"/>
@@ -3631,7 +3888,7 @@
       <w:outlineLvl w:val="2"/>
     </w:pPr>
     <w:rPr>
-      <w:rFonts w:ascii="Times New Roman" w:asciiTheme="majorHAnsi" w:cstheme="majorBidi" w:eastAsia="黑体" w:eastAsiaTheme="majorEastAsia" w:hAnsi="Times New Roman" w:hAnsiTheme="majorHAnsi"/>
+      <w:rFonts w:ascii="Times New Roman" w:asciiTheme="majorHAnsi" w:cstheme="majorBidi" w:eastAsia="黑体" w:hAnsi="Times New Roman" w:hAnsiTheme="majorHAnsi"/>
       <w:b/>
       <w:bCs/>
       <w:color w:val="2E4E7E"/>
@@ -3655,7 +3912,7 @@
       <w:outlineLvl w:val="3"/>
     </w:pPr>
     <w:rPr>
-      <w:rFonts w:ascii="Times New Roman" w:asciiTheme="majorHAnsi" w:cstheme="majorBidi" w:eastAsia="黑体" w:eastAsiaTheme="majorEastAsia" w:hAnsi="Times New Roman" w:hAnsiTheme="majorHAnsi"/>
+      <w:rFonts w:ascii="Times New Roman" w:asciiTheme="majorHAnsi" w:cstheme="majorBidi" w:eastAsia="黑体" w:hAnsi="Times New Roman" w:hAnsiTheme="majorHAnsi"/>
       <w:b/>
       <w:bCs/>
       <w:i/>
@@ -3681,7 +3938,7 @@
       <w:outlineLvl w:val="4"/>
     </w:pPr>
     <w:rPr>
-      <w:rFonts w:ascii="Times New Roman" w:asciiTheme="majorHAnsi" w:cstheme="majorBidi" w:eastAsia="黑体" w:eastAsiaTheme="majorEastAsia" w:hAnsi="Times New Roman" w:hAnsiTheme="majorHAnsi"/>
+      <w:rFonts w:ascii="Times New Roman" w:asciiTheme="majorHAnsi" w:cstheme="majorBidi" w:eastAsia="黑体" w:hAnsi="Times New Roman" w:hAnsiTheme="majorHAnsi"/>
       <w:b/>
       <w:color w:val="333333"/>
       <w:sz w:val="22"/>
@@ -3704,7 +3961,7 @@
       <w:outlineLvl w:val="5"/>
     </w:pPr>
     <w:rPr>
-      <w:rFonts w:asciiTheme="majorHAnsi" w:cstheme="majorBidi" w:eastAsiaTheme="majorEastAsia" w:hAnsiTheme="majorHAnsi"/>
+      <w:rFonts w:asciiTheme="majorHAnsi" w:cstheme="majorBidi" w:hAnsiTheme="majorHAnsi" w:eastAsia="黑体"/>
       <w:i/>
       <w:iCs/>
       <w:color w:themeColor="accent1" w:themeShade="7F" w:val="243F60"/>
@@ -3727,7 +3984,7 @@
       <w:outlineLvl w:val="6"/>
     </w:pPr>
     <w:rPr>
-      <w:rFonts w:asciiTheme="majorHAnsi" w:cstheme="majorBidi" w:eastAsiaTheme="majorEastAsia" w:hAnsiTheme="majorHAnsi"/>
+      <w:rFonts w:asciiTheme="majorHAnsi" w:cstheme="majorBidi" w:hAnsiTheme="majorHAnsi" w:eastAsia="黑体"/>
       <w:i/>
       <w:iCs/>
       <w:color w:themeColor="text1" w:themeTint="BF" w:val="404040"/>
@@ -3750,7 +4007,7 @@
       <w:outlineLvl w:val="7"/>
     </w:pPr>
     <w:rPr>
-      <w:rFonts w:asciiTheme="majorHAnsi" w:cstheme="majorBidi" w:eastAsiaTheme="majorEastAsia" w:hAnsiTheme="majorHAnsi"/>
+      <w:rFonts w:asciiTheme="majorHAnsi" w:cstheme="majorBidi" w:hAnsiTheme="majorHAnsi" w:eastAsia="黑体"/>
       <w:color w:themeColor="accent1" w:val="4F81BD"/>
       <w:sz w:val="20"/>
       <w:szCs w:val="20"/>
@@ -3773,7 +4030,7 @@
       <w:outlineLvl w:val="8"/>
     </w:pPr>
     <w:rPr>
-      <w:rFonts w:asciiTheme="majorHAnsi" w:cstheme="majorBidi" w:eastAsiaTheme="majorEastAsia" w:hAnsiTheme="majorHAnsi"/>
+      <w:rFonts w:asciiTheme="majorHAnsi" w:cstheme="majorBidi" w:hAnsiTheme="majorHAnsi" w:eastAsia="黑体"/>
       <w:i/>
       <w:iCs/>
       <w:color w:themeColor="text1" w:themeTint="BF" w:val="404040"/>
@@ -3824,7 +4081,7 @@
     <w:uiPriority w:val="9"/>
     <w:rsid w:val="00FC693F"/>
     <w:rPr>
-      <w:rFonts w:asciiTheme="majorHAnsi" w:cstheme="majorBidi" w:eastAsiaTheme="majorEastAsia" w:hAnsiTheme="majorHAnsi"/>
+      <w:rFonts w:asciiTheme="majorHAnsi" w:cstheme="majorBidi" w:hAnsiTheme="majorHAnsi" w:eastAsia="黑体"/>
       <w:b/>
       <w:bCs/>
       <w:color w:themeColor="accent1" w:themeShade="BF" w:val="365F91"/>
@@ -3839,7 +4096,7 @@
     <w:uiPriority w:val="9"/>
     <w:rsid w:val="00FC693F"/>
     <w:rPr>
-      <w:rFonts w:asciiTheme="majorHAnsi" w:cstheme="majorBidi" w:eastAsiaTheme="majorEastAsia" w:hAnsiTheme="majorHAnsi"/>
+      <w:rFonts w:asciiTheme="majorHAnsi" w:cstheme="majorBidi" w:hAnsiTheme="majorHAnsi" w:eastAsia="黑体"/>
       <w:b/>
       <w:bCs/>
       <w:color w:themeColor="accent1" w:val="4F81BD"/>
@@ -3854,7 +4111,7 @@
     <w:uiPriority w:val="9"/>
     <w:rsid w:val="00FC693F"/>
     <w:rPr>
-      <w:rFonts w:asciiTheme="majorHAnsi" w:cstheme="majorBidi" w:eastAsiaTheme="majorEastAsia" w:hAnsiTheme="majorHAnsi"/>
+      <w:rFonts w:asciiTheme="majorHAnsi" w:cstheme="majorBidi" w:hAnsiTheme="majorHAnsi" w:eastAsia="黑体"/>
       <w:b/>
       <w:bCs/>
       <w:color w:themeColor="accent1" w:val="4F81BD"/>
@@ -3877,7 +4134,7 @@
       <w:contextualSpacing/>
     </w:pPr>
     <w:rPr>
-      <w:rFonts w:ascii="Times New Roman" w:asciiTheme="majorHAnsi" w:cstheme="majorBidi" w:eastAsia="黑体" w:eastAsiaTheme="majorEastAsia" w:hAnsi="Times New Roman" w:hAnsiTheme="majorHAnsi"/>
+      <w:rFonts w:ascii="Times New Roman" w:asciiTheme="majorHAnsi" w:cstheme="majorBidi" w:eastAsia="黑体" w:hAnsi="Times New Roman" w:hAnsiTheme="majorHAnsi"/>
       <w:b/>
       <w:color w:val="1F3864"/>
       <w:spacing w:val="5"/>
@@ -3893,7 +4150,7 @@
     <w:uiPriority w:val="10"/>
     <w:rsid w:val="00FC693F"/>
     <w:rPr>
-      <w:rFonts w:asciiTheme="majorHAnsi" w:cstheme="majorBidi" w:eastAsiaTheme="majorEastAsia" w:hAnsiTheme="majorHAnsi"/>
+      <w:rFonts w:asciiTheme="majorHAnsi" w:cstheme="majorBidi" w:hAnsiTheme="majorHAnsi" w:eastAsia="黑体"/>
       <w:color w:themeColor="text2" w:themeShade="BF" w:val="17365D"/>
       <w:spacing w:val="5"/>
       <w:kern w:val="28"/>
@@ -3915,7 +4172,7 @@
       </w:numPr>
     </w:pPr>
     <w:rPr>
-      <w:rFonts w:asciiTheme="majorHAnsi" w:cstheme="majorBidi" w:eastAsiaTheme="majorEastAsia" w:hAnsiTheme="majorHAnsi"/>
+      <w:rFonts w:asciiTheme="majorHAnsi" w:cstheme="majorBidi" w:hAnsiTheme="majorHAnsi" w:eastAsia="黑体"/>
       <w:i/>
       <w:iCs/>
       <w:color w:themeColor="accent1" w:val="4F81BD"/>
@@ -3931,7 +4188,7 @@
     <w:uiPriority w:val="11"/>
     <w:rsid w:val="00FC693F"/>
     <w:rPr>
-      <w:rFonts w:asciiTheme="majorHAnsi" w:cstheme="majorBidi" w:eastAsiaTheme="majorEastAsia" w:hAnsiTheme="majorHAnsi"/>
+      <w:rFonts w:asciiTheme="majorHAnsi" w:cstheme="majorBidi" w:hAnsiTheme="majorHAnsi" w:eastAsia="黑体"/>
       <w:i/>
       <w:iCs/>
       <w:color w:themeColor="accent1" w:val="4F81BD"/>
@@ -3998,6 +4255,7 @@
       <w:spacing w:after="120"/>
     </w:pPr>
     <w:rPr>
+      <w:rFonts w:eastAsia="黑体"/>
       <w:sz w:val="16"/>
       <w:szCs w:val="16"/>
     </w:rPr>
@@ -4009,6 +4267,7 @@
     <w:uiPriority w:val="99"/>
     <w:rsid w:val="00AA1D8D"/>
     <w:rPr>
+      <w:rFonts w:eastAsia="黑体"/>
       <w:sz w:val="16"/>
       <w:szCs w:val="16"/>
     </w:rPr>
@@ -4178,7 +4437,7 @@
       </w:tabs>
     </w:pPr>
     <w:rPr>
-      <w:rFonts w:ascii="Courier" w:hAnsi="Courier"/>
+      <w:rFonts w:ascii="Courier" w:hAnsi="Courier" w:eastAsia="黑体"/>
       <w:sz w:val="20"/>
       <w:szCs w:val="20"/>
     </w:rPr>
@@ -4190,7 +4449,7 @@
     <w:uiPriority w:val="99"/>
     <w:rsid w:val="0029639D"/>
     <w:rPr>
-      <w:rFonts w:ascii="Courier" w:hAnsi="Courier"/>
+      <w:rFonts w:ascii="Courier" w:hAnsi="Courier" w:eastAsia="黑体"/>
       <w:sz w:val="20"/>
       <w:szCs w:val="20"/>
     </w:rPr>
@@ -4226,6 +4485,7 @@
     <w:uiPriority w:val="29"/>
     <w:rsid w:val="00FC693F"/>
     <w:rPr>
+      <w:rFonts w:eastAsia="黑体"/>
       <w:i/>
       <w:iCs/>
       <w:color w:themeColor="text1" w:val="000000"/>
@@ -4239,7 +4499,7 @@
     <w:semiHidden/>
     <w:rsid w:val="00FC693F"/>
     <w:rPr>
-      <w:rFonts w:asciiTheme="majorHAnsi" w:cstheme="majorBidi" w:eastAsiaTheme="majorEastAsia" w:hAnsiTheme="majorHAnsi"/>
+      <w:rFonts w:asciiTheme="majorHAnsi" w:cstheme="majorBidi" w:hAnsiTheme="majorHAnsi" w:eastAsia="黑体"/>
       <w:b/>
       <w:bCs/>
       <w:i/>
@@ -4255,7 +4515,7 @@
     <w:semiHidden/>
     <w:rsid w:val="00FC693F"/>
     <w:rPr>
-      <w:rFonts w:asciiTheme="majorHAnsi" w:cstheme="majorBidi" w:eastAsiaTheme="majorEastAsia" w:hAnsiTheme="majorHAnsi"/>
+      <w:rFonts w:asciiTheme="majorHAnsi" w:cstheme="majorBidi" w:hAnsiTheme="majorHAnsi" w:eastAsia="黑体"/>
       <w:color w:themeColor="accent1" w:themeShade="7F" w:val="243F60"/>
     </w:rPr>
   </w:style>
@@ -4267,7 +4527,7 @@
     <w:semiHidden/>
     <w:rsid w:val="00FC693F"/>
     <w:rPr>
-      <w:rFonts w:asciiTheme="majorHAnsi" w:cstheme="majorBidi" w:eastAsiaTheme="majorEastAsia" w:hAnsiTheme="majorHAnsi"/>
+      <w:rFonts w:asciiTheme="majorHAnsi" w:cstheme="majorBidi" w:hAnsiTheme="majorHAnsi" w:eastAsia="黑体"/>
       <w:i/>
       <w:iCs/>
       <w:color w:themeColor="accent1" w:themeShade="7F" w:val="243F60"/>
@@ -4281,7 +4541,7 @@
     <w:semiHidden/>
     <w:rsid w:val="00FC693F"/>
     <w:rPr>
-      <w:rFonts w:asciiTheme="majorHAnsi" w:cstheme="majorBidi" w:eastAsiaTheme="majorEastAsia" w:hAnsiTheme="majorHAnsi"/>
+      <w:rFonts w:asciiTheme="majorHAnsi" w:cstheme="majorBidi" w:hAnsiTheme="majorHAnsi" w:eastAsia="黑体"/>
       <w:i/>
       <w:iCs/>
       <w:color w:themeColor="text1" w:themeTint="BF" w:val="404040"/>
@@ -4295,7 +4555,7 @@
     <w:semiHidden/>
     <w:rsid w:val="00FC693F"/>
     <w:rPr>
-      <w:rFonts w:asciiTheme="majorHAnsi" w:cstheme="majorBidi" w:eastAsiaTheme="majorEastAsia" w:hAnsiTheme="majorHAnsi"/>
+      <w:rFonts w:asciiTheme="majorHAnsi" w:cstheme="majorBidi" w:hAnsiTheme="majorHAnsi" w:eastAsia="黑体"/>
       <w:color w:themeColor="accent1" w:val="4F81BD"/>
       <w:sz w:val="20"/>
       <w:szCs w:val="20"/>
@@ -4309,7 +4569,7 @@
     <w:semiHidden/>
     <w:rsid w:val="00FC693F"/>
     <w:rPr>
-      <w:rFonts w:asciiTheme="majorHAnsi" w:cstheme="majorBidi" w:eastAsiaTheme="majorEastAsia" w:hAnsiTheme="majorHAnsi"/>
+      <w:rFonts w:asciiTheme="majorHAnsi" w:cstheme="majorBidi" w:hAnsiTheme="majorHAnsi" w:eastAsia="黑体"/>
       <w:i/>
       <w:iCs/>
       <w:color w:themeColor="text1" w:themeTint="BF" w:val="404040"/>
@@ -4330,6 +4590,7 @@
       <w:spacing w:line="240" w:lineRule="auto"/>
     </w:pPr>
     <w:rPr>
+      <w:rFonts w:eastAsia="黑体"/>
       <w:b/>
       <w:bCs/>
       <w:color w:themeColor="accent1" w:val="4F81BD"/>
@@ -4344,6 +4605,7 @@
     <w:qFormat/>
     <w:rsid w:val="00FC693F"/>
     <w:rPr>
+      <w:rFonts w:eastAsia="黑体"/>
       <w:b/>
       <w:bCs/>
     </w:rPr>
@@ -4355,6 +4617,7 @@
     <w:qFormat/>
     <w:rsid w:val="00FC693F"/>
     <w:rPr>
+      <w:rFonts w:eastAsia="黑体"/>
       <w:i/>
       <w:iCs/>
     </w:rPr>
@@ -4375,6 +4638,7 @@
       <w:ind w:left="936" w:right="936"/>
     </w:pPr>
     <w:rPr>
+      <w:rFonts w:eastAsia="黑体"/>
       <w:b/>
       <w:bCs/>
       <w:i/>
@@ -4389,6 +4653,7 @@
     <w:uiPriority w:val="30"/>
     <w:rsid w:val="00FC693F"/>
     <w:rPr>
+      <w:rFonts w:eastAsia="黑体"/>
       <w:b/>
       <w:bCs/>
       <w:i/>
@@ -4403,6 +4668,7 @@
     <w:qFormat/>
     <w:rsid w:val="00FC693F"/>
     <w:rPr>
+      <w:rFonts w:eastAsia="黑体"/>
       <w:i/>
       <w:iCs/>
       <w:color w:themeColor="text1" w:themeTint="7F" w:val="808080"/>
@@ -4415,6 +4681,7 @@
     <w:qFormat/>
     <w:rsid w:val="00FC693F"/>
     <w:rPr>
+      <w:rFonts w:eastAsia="黑体"/>
       <w:b/>
       <w:bCs/>
       <w:i/>
@@ -4429,6 +4696,7 @@
     <w:qFormat/>
     <w:rsid w:val="00FC693F"/>
     <w:rPr>
+      <w:rFonts w:eastAsia="黑体"/>
       <w:smallCaps/>
       <w:color w:themeColor="accent2" w:val="C0504D"/>
       <w:u w:val="single"/>
@@ -4441,6 +4709,7 @@
     <w:qFormat/>
     <w:rsid w:val="00FC693F"/>
     <w:rPr>
+      <w:rFonts w:eastAsia="黑体"/>
       <w:b/>
       <w:bCs/>
       <w:smallCaps/>
@@ -4456,6 +4725,7 @@
     <w:qFormat/>
     <w:rsid w:val="00FC693F"/>
     <w:rPr>
+      <w:rFonts w:eastAsia="黑体"/>
       <w:b/>
       <w:bCs/>
       <w:smallCaps/>
@@ -4510,6 +4780,7 @@
       <w:spacing w:after="0" w:line="240" w:lineRule="auto"/>
     </w:pPr>
     <w:rPr>
+      <w:rFonts w:eastAsia="黑体"/>
       <w:color w:themeColor="text1" w:themeShade="BF" w:val="000000"/>
     </w:rPr>
     <w:tblPr>
@@ -4532,6 +4803,7 @@
         <w:spacing w:after="0" w:before="0" w:line="240" w:lineRule="auto"/>
       </w:pPr>
       <w:rPr>
+        <w:rFonts w:eastAsia="黑体"/>
         <w:b/>
         <w:bCs/>
       </w:rPr>
@@ -4552,6 +4824,7 @@
         <w:spacing w:after="0" w:before="0" w:line="240" w:lineRule="auto"/>
       </w:pPr>
       <w:rPr>
+        <w:rFonts w:eastAsia="黑体"/>
         <w:b/>
         <w:bCs/>
       </w:rPr>
@@ -4569,12 +4842,14 @@
     </w:tblStylePr>
     <w:tblStylePr w:type="firstCol">
       <w:rPr>
+        <w:rFonts w:eastAsia="黑体"/>
         <w:b/>
         <w:bCs/>
       </w:rPr>
     </w:tblStylePr>
     <w:tblStylePr w:type="lastCol">
       <w:rPr>
+        <w:rFonts w:eastAsia="黑体"/>
         <w:b/>
         <w:bCs/>
       </w:rPr>
@@ -4613,6 +4888,7 @@
       <w:spacing w:after="0" w:line="240" w:lineRule="auto"/>
     </w:pPr>
     <w:rPr>
+      <w:rFonts w:eastAsia="黑体"/>
       <w:color w:themeColor="accent1" w:themeShade="BF" w:val="365F91"/>
     </w:rPr>
     <w:tblPr>
@@ -4635,6 +4911,7 @@
         <w:spacing w:after="0" w:before="0" w:line="240" w:lineRule="auto"/>
       </w:pPr>
       <w:rPr>
+        <w:rFonts w:eastAsia="黑体"/>
         <w:b/>
         <w:bCs/>
       </w:rPr>
@@ -4655,6 +4932,7 @@
         <w:spacing w:after="0" w:before="0" w:line="240" w:lineRule="auto"/>
       </w:pPr>
       <w:rPr>
+        <w:rFonts w:eastAsia="黑体"/>
         <w:b/>
         <w:bCs/>
       </w:rPr>
@@ -4672,12 +4950,14 @@
     </w:tblStylePr>
     <w:tblStylePr w:type="firstCol">
       <w:rPr>
+        <w:rFonts w:eastAsia="黑体"/>
         <w:b/>
         <w:bCs/>
       </w:rPr>
     </w:tblStylePr>
     <w:tblStylePr w:type="lastCol">
       <w:rPr>
+        <w:rFonts w:eastAsia="黑体"/>
         <w:b/>
         <w:bCs/>
       </w:rPr>
@@ -4716,6 +4996,7 @@
       <w:spacing w:after="0" w:line="240" w:lineRule="auto"/>
     </w:pPr>
     <w:rPr>
+      <w:rFonts w:eastAsia="黑体"/>
       <w:color w:themeColor="accent2" w:themeShade="BF" w:val="943634"/>
     </w:rPr>
     <w:tblPr>
@@ -4738,6 +5019,7 @@
         <w:spacing w:after="0" w:before="0" w:line="240" w:lineRule="auto"/>
       </w:pPr>
       <w:rPr>
+        <w:rFonts w:eastAsia="黑体"/>
         <w:b/>
         <w:bCs/>
       </w:rPr>
@@ -4758,6 +5040,7 @@
         <w:spacing w:after="0" w:before="0" w:line="240" w:lineRule="auto"/>
       </w:pPr>
       <w:rPr>
+        <w:rFonts w:eastAsia="黑体"/>
         <w:b/>
         <w:bCs/>
       </w:rPr>
@@ -4775,12 +5058,14 @@
     </w:tblStylePr>
     <w:tblStylePr w:type="firstCol">
       <w:rPr>
+        <w:rFonts w:eastAsia="黑体"/>
         <w:b/>
         <w:bCs/>
       </w:rPr>
     </w:tblStylePr>
     <w:tblStylePr w:type="lastCol">
       <w:rPr>
+        <w:rFonts w:eastAsia="黑体"/>
         <w:b/>
         <w:bCs/>
       </w:rPr>
@@ -4819,6 +5104,7 @@
       <w:spacing w:after="0" w:line="240" w:lineRule="auto"/>
     </w:pPr>
     <w:rPr>
+      <w:rFonts w:eastAsia="黑体"/>
       <w:color w:themeColor="accent3" w:themeShade="BF" w:val="76923C"/>
     </w:rPr>
     <w:tblPr>
@@ -4841,6 +5127,7 @@
         <w:spacing w:after="0" w:before="0" w:line="240" w:lineRule="auto"/>
       </w:pPr>
       <w:rPr>
+        <w:rFonts w:eastAsia="黑体"/>
         <w:b/>
         <w:bCs/>
       </w:rPr>
@@ -4861,6 +5148,7 @@
         <w:spacing w:after="0" w:before="0" w:line="240" w:lineRule="auto"/>
       </w:pPr>
       <w:rPr>
+        <w:rFonts w:eastAsia="黑体"/>
         <w:b/>
         <w:bCs/>
       </w:rPr>
@@ -4878,12 +5166,14 @@
     </w:tblStylePr>
     <w:tblStylePr w:type="firstCol">
       <w:rPr>
+        <w:rFonts w:eastAsia="黑体"/>
         <w:b/>
         <w:bCs/>
       </w:rPr>
     </w:tblStylePr>
     <w:tblStylePr w:type="lastCol">
       <w:rPr>
+        <w:rFonts w:eastAsia="黑体"/>
         <w:b/>
         <w:bCs/>
       </w:rPr>
@@ -4922,6 +5212,7 @@
       <w:spacing w:after="0" w:line="240" w:lineRule="auto"/>
     </w:pPr>
     <w:rPr>
+      <w:rFonts w:eastAsia="黑体"/>
       <w:color w:themeColor="accent4" w:themeShade="BF" w:val="5F497A"/>
     </w:rPr>
     <w:tblPr>
@@ -4944,6 +5235,7 @@
         <w:spacing w:after="0" w:before="0" w:line="240" w:lineRule="auto"/>
       </w:pPr>
       <w:rPr>
+        <w:rFonts w:eastAsia="黑体"/>
         <w:b/>
         <w:bCs/>
       </w:rPr>
@@ -4964,6 +5256,7 @@
         <w:spacing w:after="0" w:before="0" w:line="240" w:lineRule="auto"/>
       </w:pPr>
       <w:rPr>
+        <w:rFonts w:eastAsia="黑体"/>
         <w:b/>
         <w:bCs/>
       </w:rPr>
@@ -4981,12 +5274,14 @@
     </w:tblStylePr>
     <w:tblStylePr w:type="firstCol">
       <w:rPr>
+        <w:rFonts w:eastAsia="黑体"/>
         <w:b/>
         <w:bCs/>
       </w:rPr>
     </w:tblStylePr>
     <w:tblStylePr w:type="lastCol">
       <w:rPr>
+        <w:rFonts w:eastAsia="黑体"/>
         <w:b/>
         <w:bCs/>
       </w:rPr>
@@ -5025,6 +5320,7 @@
       <w:spacing w:after="0" w:line="240" w:lineRule="auto"/>
     </w:pPr>
     <w:rPr>
+      <w:rFonts w:eastAsia="黑体"/>
       <w:color w:themeColor="accent5" w:themeShade="BF" w:val="31849B"/>
     </w:rPr>
     <w:tblPr>
@@ -5047,6 +5343,7 @@
         <w:spacing w:after="0" w:before="0" w:line="240" w:lineRule="auto"/>
       </w:pPr>
       <w:rPr>
+        <w:rFonts w:eastAsia="黑体"/>
         <w:b/>
         <w:bCs/>
       </w:rPr>
@@ -5067,6 +5364,7 @@
         <w:spacing w:after="0" w:before="0" w:line="240" w:lineRule="auto"/>
       </w:pPr>
       <w:rPr>
+        <w:rFonts w:eastAsia="黑体"/>
         <w:b/>
         <w:bCs/>
       </w:rPr>
@@ -5084,12 +5382,14 @@
     </w:tblStylePr>
     <w:tblStylePr w:type="firstCol">
       <w:rPr>
+        <w:rFonts w:eastAsia="黑体"/>
         <w:b/>
         <w:bCs/>
       </w:rPr>
     </w:tblStylePr>
     <w:tblStylePr w:type="lastCol">
       <w:rPr>
+        <w:rFonts w:eastAsia="黑体"/>
         <w:b/>
         <w:bCs/>
       </w:rPr>
@@ -5128,6 +5428,7 @@
       <w:spacing w:after="0" w:line="240" w:lineRule="auto"/>
     </w:pPr>
     <w:rPr>
+      <w:rFonts w:eastAsia="黑体"/>
       <w:color w:themeColor="accent6" w:themeShade="BF" w:val="E36C0A"/>
     </w:rPr>
     <w:tblPr>
@@ -5150,6 +5451,7 @@
         <w:spacing w:after="0" w:before="0" w:line="240" w:lineRule="auto"/>
       </w:pPr>
       <w:rPr>
+        <w:rFonts w:eastAsia="黑体"/>
         <w:b/>
         <w:bCs/>
       </w:rPr>
@@ -5170,6 +5472,7 @@
         <w:spacing w:after="0" w:before="0" w:line="240" w:lineRule="auto"/>
       </w:pPr>
       <w:rPr>
+        <w:rFonts w:eastAsia="黑体"/>
         <w:b/>
         <w:bCs/>
       </w:rPr>
@@ -5187,12 +5490,14 @@
     </w:tblStylePr>
     <w:tblStylePr w:type="firstCol">
       <w:rPr>
+        <w:rFonts w:eastAsia="黑体"/>
         <w:b/>
         <w:bCs/>
       </w:rPr>
     </w:tblStylePr>
     <w:tblStylePr w:type="lastCol">
       <w:rPr>
+        <w:rFonts w:eastAsia="黑体"/>
         <w:b/>
         <w:bCs/>
       </w:rPr>
@@ -5252,6 +5557,7 @@
         <w:spacing w:after="0" w:before="0" w:line="240" w:lineRule="auto"/>
       </w:pPr>
       <w:rPr>
+        <w:rFonts w:eastAsia="黑体"/>
         <w:b/>
         <w:bCs/>
         <w:color w:themeColor="background1" w:val="FFFFFF"/>
@@ -5266,6 +5572,7 @@
         <w:spacing w:after="0" w:before="0" w:line="240" w:lineRule="auto"/>
       </w:pPr>
       <w:rPr>
+        <w:rFonts w:eastAsia="黑体"/>
         <w:b/>
         <w:bCs/>
       </w:rPr>
@@ -5281,12 +5588,14 @@
     </w:tblStylePr>
     <w:tblStylePr w:type="firstCol">
       <w:rPr>
+        <w:rFonts w:eastAsia="黑体"/>
         <w:b/>
         <w:bCs/>
       </w:rPr>
     </w:tblStylePr>
     <w:tblStylePr w:type="lastCol">
       <w:rPr>
+        <w:rFonts w:eastAsia="黑体"/>
         <w:b/>
         <w:bCs/>
       </w:rPr>
@@ -5344,6 +5653,7 @@
         <w:spacing w:after="0" w:before="0" w:line="240" w:lineRule="auto"/>
       </w:pPr>
       <w:rPr>
+        <w:rFonts w:eastAsia="黑体"/>
         <w:b/>
         <w:bCs/>
         <w:color w:themeColor="background1" w:val="FFFFFF"/>
@@ -5358,6 +5668,7 @@
         <w:spacing w:after="0" w:before="0" w:line="240" w:lineRule="auto"/>
       </w:pPr>
       <w:rPr>
+        <w:rFonts w:eastAsia="黑体"/>
         <w:b/>
         <w:bCs/>
       </w:rPr>
@@ -5373,12 +5684,14 @@
     </w:tblStylePr>
     <w:tblStylePr w:type="firstCol">
       <w:rPr>
+        <w:rFonts w:eastAsia="黑体"/>
         <w:b/>
         <w:bCs/>
       </w:rPr>
     </w:tblStylePr>
     <w:tblStylePr w:type="lastCol">
       <w:rPr>
+        <w:rFonts w:eastAsia="黑体"/>
         <w:b/>
         <w:bCs/>
       </w:rPr>
@@ -5436,6 +5749,7 @@
         <w:spacing w:after="0" w:before="0" w:line="240" w:lineRule="auto"/>
       </w:pPr>
       <w:rPr>
+        <w:rFonts w:eastAsia="黑体"/>
         <w:b/>
         <w:bCs/>
         <w:color w:themeColor="background1" w:val="FFFFFF"/>
@@ -5450,6 +5764,7 @@
         <w:spacing w:after="0" w:before="0" w:line="240" w:lineRule="auto"/>
       </w:pPr>
       <w:rPr>
+        <w:rFonts w:eastAsia="黑体"/>
         <w:b/>
         <w:bCs/>
       </w:rPr>
@@ -5465,12 +5780,14 @@
     </w:tblStylePr>
     <w:tblStylePr w:type="firstCol">
       <w:rPr>
+        <w:rFonts w:eastAsia="黑体"/>
         <w:b/>
         <w:bCs/>
       </w:rPr>
     </w:tblStylePr>
     <w:tblStylePr w:type="lastCol">
       <w:rPr>
+        <w:rFonts w:eastAsia="黑体"/>
         <w:b/>
         <w:bCs/>
       </w:rPr>
@@ -5528,6 +5845,7 @@
         <w:spacing w:after="0" w:before="0" w:line="240" w:lineRule="auto"/>
       </w:pPr>
       <w:rPr>
+        <w:rFonts w:eastAsia="黑体"/>
         <w:b/>
         <w:bCs/>
         <w:color w:themeColor="background1" w:val="FFFFFF"/>
@@ -5542,6 +5860,7 @@
         <w:spacing w:after="0" w:before="0" w:line="240" w:lineRule="auto"/>
       </w:pPr>
       <w:rPr>
+        <w:rFonts w:eastAsia="黑体"/>
         <w:b/>
         <w:bCs/>
       </w:rPr>
@@ -5557,12 +5876,14 @@
     </w:tblStylePr>
     <w:tblStylePr w:type="firstCol">
       <w:rPr>
+        <w:rFonts w:eastAsia="黑体"/>
         <w:b/>
         <w:bCs/>
       </w:rPr>
     </w:tblStylePr>
     <w:tblStylePr w:type="lastCol">
       <w:rPr>
+        <w:rFonts w:eastAsia="黑体"/>
         <w:b/>
         <w:bCs/>
       </w:rPr>
@@ -5620,6 +5941,7 @@
         <w:spacing w:after="0" w:before="0" w:line="240" w:lineRule="auto"/>
       </w:pPr>
       <w:rPr>
+        <w:rFonts w:eastAsia="黑体"/>
         <w:b/>
         <w:bCs/>
         <w:color w:themeColor="background1" w:val="FFFFFF"/>
@@ -5634,6 +5956,7 @@
         <w:spacing w:after="0" w:before="0" w:line="240" w:lineRule="auto"/>
       </w:pPr>
       <w:rPr>
+        <w:rFonts w:eastAsia="黑体"/>
         <w:b/>
         <w:bCs/>
       </w:rPr>
@@ -5649,12 +5972,14 @@
     </w:tblStylePr>
     <w:tblStylePr w:type="firstCol">
       <w:rPr>
+        <w:rFonts w:eastAsia="黑体"/>
         <w:b/>
         <w:bCs/>
       </w:rPr>
     </w:tblStylePr>
     <w:tblStylePr w:type="lastCol">
       <w:rPr>
+        <w:rFonts w:eastAsia="黑体"/>
         <w:b/>
         <w:bCs/>
       </w:rPr>
@@ -5712,6 +6037,7 @@
         <w:spacing w:after="0" w:before="0" w:line="240" w:lineRule="auto"/>
       </w:pPr>
       <w:rPr>
+        <w:rFonts w:eastAsia="黑体"/>
         <w:b/>
         <w:bCs/>
         <w:color w:themeColor="background1" w:val="FFFFFF"/>
@@ -5726,6 +6052,7 @@
         <w:spacing w:after="0" w:before="0" w:line="240" w:lineRule="auto"/>
       </w:pPr>
       <w:rPr>
+        <w:rFonts w:eastAsia="黑体"/>
         <w:b/>
         <w:bCs/>
       </w:rPr>
@@ -5741,12 +6068,14 @@
     </w:tblStylePr>
     <w:tblStylePr w:type="firstCol">
       <w:rPr>
+        <w:rFonts w:eastAsia="黑体"/>
         <w:b/>
         <w:bCs/>
       </w:rPr>
     </w:tblStylePr>
     <w:tblStylePr w:type="lastCol">
       <w:rPr>
+        <w:rFonts w:eastAsia="黑体"/>
         <w:b/>
         <w:bCs/>
       </w:rPr>
@@ -5804,6 +6133,7 @@
         <w:spacing w:after="0" w:before="0" w:line="240" w:lineRule="auto"/>
       </w:pPr>
       <w:rPr>
+        <w:rFonts w:eastAsia="黑体"/>
         <w:b/>
         <w:bCs/>
         <w:color w:themeColor="background1" w:val="FFFFFF"/>
@@ -5818,6 +6148,7 @@
         <w:spacing w:after="0" w:before="0" w:line="240" w:lineRule="auto"/>
       </w:pPr>
       <w:rPr>
+        <w:rFonts w:eastAsia="黑体"/>
         <w:b/>
         <w:bCs/>
       </w:rPr>
@@ -5833,12 +6164,14 @@
     </w:tblStylePr>
     <w:tblStylePr w:type="firstCol">
       <w:rPr>
+        <w:rFonts w:eastAsia="黑体"/>
         <w:b/>
         <w:bCs/>
       </w:rPr>
     </w:tblStylePr>
     <w:tblStylePr w:type="lastCol">
       <w:rPr>
+        <w:rFonts w:eastAsia="黑体"/>
         <w:b/>
         <w:bCs/>
       </w:rPr>
@@ -5898,7 +6231,7 @@
         <w:spacing w:after="0" w:before="0" w:line="240" w:lineRule="auto"/>
       </w:pPr>
       <w:rPr>
-        <w:rFonts w:asciiTheme="majorHAnsi" w:cstheme="majorBidi" w:eastAsiaTheme="majorEastAsia" w:hAnsiTheme="majorHAnsi"/>
+        <w:rFonts w:asciiTheme="majorHAnsi" w:cstheme="majorBidi" w:hAnsiTheme="majorHAnsi" w:eastAsia="黑体"/>
         <w:b/>
         <w:bCs/>
       </w:rPr>
@@ -5919,7 +6252,7 @@
         <w:spacing w:after="0" w:before="0" w:line="240" w:lineRule="auto"/>
       </w:pPr>
       <w:rPr>
-        <w:rFonts w:asciiTheme="majorHAnsi" w:cstheme="majorBidi" w:eastAsiaTheme="majorEastAsia" w:hAnsiTheme="majorHAnsi"/>
+        <w:rFonts w:asciiTheme="majorHAnsi" w:cstheme="majorBidi" w:hAnsiTheme="majorHAnsi" w:eastAsia="黑体"/>
         <w:b/>
         <w:bCs/>
       </w:rPr>
@@ -5937,14 +6270,14 @@
     </w:tblStylePr>
     <w:tblStylePr w:type="firstCol">
       <w:rPr>
-        <w:rFonts w:asciiTheme="majorHAnsi" w:cstheme="majorBidi" w:eastAsiaTheme="majorEastAsia" w:hAnsiTheme="majorHAnsi"/>
+        <w:rFonts w:asciiTheme="majorHAnsi" w:cstheme="majorBidi" w:hAnsiTheme="majorHAnsi" w:eastAsia="黑体"/>
         <w:b/>
         <w:bCs/>
       </w:rPr>
     </w:tblStylePr>
     <w:tblStylePr w:type="lastCol">
       <w:rPr>
-        <w:rFonts w:asciiTheme="majorHAnsi" w:cstheme="majorBidi" w:eastAsiaTheme="majorEastAsia" w:hAnsiTheme="majorHAnsi"/>
+        <w:rFonts w:asciiTheme="majorHAnsi" w:cstheme="majorBidi" w:hAnsiTheme="majorHAnsi" w:eastAsia="黑体"/>
         <w:b/>
         <w:bCs/>
       </w:rPr>
@@ -6028,7 +6361,7 @@
         <w:spacing w:after="0" w:before="0" w:line="240" w:lineRule="auto"/>
       </w:pPr>
       <w:rPr>
-        <w:rFonts w:asciiTheme="majorHAnsi" w:cstheme="majorBidi" w:eastAsiaTheme="majorEastAsia" w:hAnsiTheme="majorHAnsi"/>
+        <w:rFonts w:asciiTheme="majorHAnsi" w:cstheme="majorBidi" w:hAnsiTheme="majorHAnsi" w:eastAsia="黑体"/>
         <w:b/>
         <w:bCs/>
       </w:rPr>
@@ -6049,7 +6382,7 @@
         <w:spacing w:after="0" w:before="0" w:line="240" w:lineRule="auto"/>
       </w:pPr>
       <w:rPr>
-        <w:rFonts w:asciiTheme="majorHAnsi" w:cstheme="majorBidi" w:eastAsiaTheme="majorEastAsia" w:hAnsiTheme="majorHAnsi"/>
+        <w:rFonts w:asciiTheme="majorHAnsi" w:cstheme="majorBidi" w:hAnsiTheme="majorHAnsi" w:eastAsia="黑体"/>
         <w:b/>
         <w:bCs/>
       </w:rPr>
@@ -6067,14 +6400,14 @@
     </w:tblStylePr>
     <w:tblStylePr w:type="firstCol">
       <w:rPr>
-        <w:rFonts w:asciiTheme="majorHAnsi" w:cstheme="majorBidi" w:eastAsiaTheme="majorEastAsia" w:hAnsiTheme="majorHAnsi"/>
+        <w:rFonts w:asciiTheme="majorHAnsi" w:cstheme="majorBidi" w:hAnsiTheme="majorHAnsi" w:eastAsia="黑体"/>
         <w:b/>
         <w:bCs/>
       </w:rPr>
     </w:tblStylePr>
     <w:tblStylePr w:type="lastCol">
       <w:rPr>
-        <w:rFonts w:asciiTheme="majorHAnsi" w:cstheme="majorBidi" w:eastAsiaTheme="majorEastAsia" w:hAnsiTheme="majorHAnsi"/>
+        <w:rFonts w:asciiTheme="majorHAnsi" w:cstheme="majorBidi" w:hAnsiTheme="majorHAnsi" w:eastAsia="黑体"/>
         <w:b/>
         <w:bCs/>
       </w:rPr>
@@ -6158,7 +6491,7 @@
         <w:spacing w:after="0" w:before="0" w:line="240" w:lineRule="auto"/>
       </w:pPr>
       <w:rPr>
-        <w:rFonts w:asciiTheme="majorHAnsi" w:cstheme="majorBidi" w:eastAsiaTheme="majorEastAsia" w:hAnsiTheme="majorHAnsi"/>
+        <w:rFonts w:asciiTheme="majorHAnsi" w:cstheme="majorBidi" w:hAnsiTheme="majorHAnsi" w:eastAsia="黑体"/>
         <w:b/>
         <w:bCs/>
       </w:rPr>
@@ -6179,7 +6512,7 @@
         <w:spacing w:after="0" w:before="0" w:line="240" w:lineRule="auto"/>
       </w:pPr>
       <w:rPr>
-        <w:rFonts w:asciiTheme="majorHAnsi" w:cstheme="majorBidi" w:eastAsiaTheme="majorEastAsia" w:hAnsiTheme="majorHAnsi"/>
+        <w:rFonts w:asciiTheme="majorHAnsi" w:cstheme="majorBidi" w:hAnsiTheme="majorHAnsi" w:eastAsia="黑体"/>
         <w:b/>
         <w:bCs/>
       </w:rPr>
@@ -6197,14 +6530,14 @@
     </w:tblStylePr>
     <w:tblStylePr w:type="firstCol">
       <w:rPr>
-        <w:rFonts w:asciiTheme="majorHAnsi" w:cstheme="majorBidi" w:eastAsiaTheme="majorEastAsia" w:hAnsiTheme="majorHAnsi"/>
+        <w:rFonts w:asciiTheme="majorHAnsi" w:cstheme="majorBidi" w:hAnsiTheme="majorHAnsi" w:eastAsia="黑体"/>
         <w:b/>
         <w:bCs/>
       </w:rPr>
     </w:tblStylePr>
     <w:tblStylePr w:type="lastCol">
       <w:rPr>
-        <w:rFonts w:asciiTheme="majorHAnsi" w:cstheme="majorBidi" w:eastAsiaTheme="majorEastAsia" w:hAnsiTheme="majorHAnsi"/>
+        <w:rFonts w:asciiTheme="majorHAnsi" w:cstheme="majorBidi" w:hAnsiTheme="majorHAnsi" w:eastAsia="黑体"/>
         <w:b/>
         <w:bCs/>
       </w:rPr>
@@ -6288,7 +6621,7 @@
         <w:spacing w:after="0" w:before="0" w:line="240" w:lineRule="auto"/>
       </w:pPr>
       <w:rPr>
-        <w:rFonts w:asciiTheme="majorHAnsi" w:cstheme="majorBidi" w:eastAsiaTheme="majorEastAsia" w:hAnsiTheme="majorHAnsi"/>
+        <w:rFonts w:asciiTheme="majorHAnsi" w:cstheme="majorBidi" w:hAnsiTheme="majorHAnsi" w:eastAsia="黑体"/>
         <w:b/>
         <w:bCs/>
       </w:rPr>
@@ -6309,7 +6642,7 @@
         <w:spacing w:after="0" w:before="0" w:line="240" w:lineRule="auto"/>
       </w:pPr>
       <w:rPr>
-        <w:rFonts w:asciiTheme="majorHAnsi" w:cstheme="majorBidi" w:eastAsiaTheme="majorEastAsia" w:hAnsiTheme="majorHAnsi"/>
+        <w:rFonts w:asciiTheme="majorHAnsi" w:cstheme="majorBidi" w:hAnsiTheme="majorHAnsi" w:eastAsia="黑体"/>
         <w:b/>
         <w:bCs/>
       </w:rPr>
@@ -6327,14 +6660,14 @@
     </w:tblStylePr>
     <w:tblStylePr w:type="firstCol">
       <w:rPr>
-        <w:rFonts w:asciiTheme="majorHAnsi" w:cstheme="majorBidi" w:eastAsiaTheme="majorEastAsia" w:hAnsiTheme="majorHAnsi"/>
+        <w:rFonts w:asciiTheme="majorHAnsi" w:cstheme="majorBidi" w:hAnsiTheme="majorHAnsi" w:eastAsia="黑体"/>
         <w:b/>
         <w:bCs/>
       </w:rPr>
     </w:tblStylePr>
     <w:tblStylePr w:type="lastCol">
       <w:rPr>
-        <w:rFonts w:asciiTheme="majorHAnsi" w:cstheme="majorBidi" w:eastAsiaTheme="majorEastAsia" w:hAnsiTheme="majorHAnsi"/>
+        <w:rFonts w:asciiTheme="majorHAnsi" w:cstheme="majorBidi" w:hAnsiTheme="majorHAnsi" w:eastAsia="黑体"/>
         <w:b/>
         <w:bCs/>
       </w:rPr>
@@ -6418,7 +6751,7 @@
         <w:spacing w:after="0" w:before="0" w:line="240" w:lineRule="auto"/>
       </w:pPr>
       <w:rPr>
-        <w:rFonts w:asciiTheme="majorHAnsi" w:cstheme="majorBidi" w:eastAsiaTheme="majorEastAsia" w:hAnsiTheme="majorHAnsi"/>
+        <w:rFonts w:asciiTheme="majorHAnsi" w:cstheme="majorBidi" w:hAnsiTheme="majorHAnsi" w:eastAsia="黑体"/>
         <w:b/>
         <w:bCs/>
       </w:rPr>
@@ -6439,7 +6772,7 @@
         <w:spacing w:after="0" w:before="0" w:line="240" w:lineRule="auto"/>
       </w:pPr>
       <w:rPr>
-        <w:rFonts w:asciiTheme="majorHAnsi" w:cstheme="majorBidi" w:eastAsiaTheme="majorEastAsia" w:hAnsiTheme="majorHAnsi"/>
+        <w:rFonts w:asciiTheme="majorHAnsi" w:cstheme="majorBidi" w:hAnsiTheme="majorHAnsi" w:eastAsia="黑体"/>
         <w:b/>
         <w:bCs/>
       </w:rPr>
@@ -6457,14 +6790,14 @@
     </w:tblStylePr>
     <w:tblStylePr w:type="firstCol">
       <w:rPr>
-        <w:rFonts w:asciiTheme="majorHAnsi" w:cstheme="majorBidi" w:eastAsiaTheme="majorEastAsia" w:hAnsiTheme="majorHAnsi"/>
+        <w:rFonts w:asciiTheme="majorHAnsi" w:cstheme="majorBidi" w:hAnsiTheme="majorHAnsi" w:eastAsia="黑体"/>
         <w:b/>
         <w:bCs/>
       </w:rPr>
     </w:tblStylePr>
     <w:tblStylePr w:type="lastCol">
       <w:rPr>
-        <w:rFonts w:asciiTheme="majorHAnsi" w:cstheme="majorBidi" w:eastAsiaTheme="majorEastAsia" w:hAnsiTheme="majorHAnsi"/>
+        <w:rFonts w:asciiTheme="majorHAnsi" w:cstheme="majorBidi" w:hAnsiTheme="majorHAnsi" w:eastAsia="黑体"/>
         <w:b/>
         <w:bCs/>
       </w:rPr>
@@ -6548,7 +6881,7 @@
         <w:spacing w:after="0" w:before="0" w:line="240" w:lineRule="auto"/>
       </w:pPr>
       <w:rPr>
-        <w:rFonts w:asciiTheme="majorHAnsi" w:cstheme="majorBidi" w:eastAsiaTheme="majorEastAsia" w:hAnsiTheme="majorHAnsi"/>
+        <w:rFonts w:asciiTheme="majorHAnsi" w:cstheme="majorBidi" w:hAnsiTheme="majorHAnsi" w:eastAsia="黑体"/>
         <w:b/>
         <w:bCs/>
       </w:rPr>
@@ -6569,7 +6902,7 @@
         <w:spacing w:after="0" w:before="0" w:line="240" w:lineRule="auto"/>
       </w:pPr>
       <w:rPr>
-        <w:rFonts w:asciiTheme="majorHAnsi" w:cstheme="majorBidi" w:eastAsiaTheme="majorEastAsia" w:hAnsiTheme="majorHAnsi"/>
+        <w:rFonts w:asciiTheme="majorHAnsi" w:cstheme="majorBidi" w:hAnsiTheme="majorHAnsi" w:eastAsia="黑体"/>
         <w:b/>
         <w:bCs/>
       </w:rPr>
@@ -6587,14 +6920,14 @@
     </w:tblStylePr>
     <w:tblStylePr w:type="firstCol">
       <w:rPr>
-        <w:rFonts w:asciiTheme="majorHAnsi" w:cstheme="majorBidi" w:eastAsiaTheme="majorEastAsia" w:hAnsiTheme="majorHAnsi"/>
+        <w:rFonts w:asciiTheme="majorHAnsi" w:cstheme="majorBidi" w:hAnsiTheme="majorHAnsi" w:eastAsia="黑体"/>
         <w:b/>
         <w:bCs/>
       </w:rPr>
     </w:tblStylePr>
     <w:tblStylePr w:type="lastCol">
       <w:rPr>
-        <w:rFonts w:asciiTheme="majorHAnsi" w:cstheme="majorBidi" w:eastAsiaTheme="majorEastAsia" w:hAnsiTheme="majorHAnsi"/>
+        <w:rFonts w:asciiTheme="majorHAnsi" w:cstheme="majorBidi" w:hAnsiTheme="majorHAnsi" w:eastAsia="黑体"/>
         <w:b/>
         <w:bCs/>
       </w:rPr>
@@ -6678,7 +7011,7 @@
         <w:spacing w:after="0" w:before="0" w:line="240" w:lineRule="auto"/>
       </w:pPr>
       <w:rPr>
-        <w:rFonts w:asciiTheme="majorHAnsi" w:cstheme="majorBidi" w:eastAsiaTheme="majorEastAsia" w:hAnsiTheme="majorHAnsi"/>
+        <w:rFonts w:asciiTheme="majorHAnsi" w:cstheme="majorBidi" w:hAnsiTheme="majorHAnsi" w:eastAsia="黑体"/>
         <w:b/>
         <w:bCs/>
       </w:rPr>
@@ -6699,7 +7032,7 @@
         <w:spacing w:after="0" w:before="0" w:line="240" w:lineRule="auto"/>
       </w:pPr>
       <w:rPr>
-        <w:rFonts w:asciiTheme="majorHAnsi" w:cstheme="majorBidi" w:eastAsiaTheme="majorEastAsia" w:hAnsiTheme="majorHAnsi"/>
+        <w:rFonts w:asciiTheme="majorHAnsi" w:cstheme="majorBidi" w:hAnsiTheme="majorHAnsi" w:eastAsia="黑体"/>
         <w:b/>
         <w:bCs/>
       </w:rPr>
@@ -6717,14 +7050,14 @@
     </w:tblStylePr>
     <w:tblStylePr w:type="firstCol">
       <w:rPr>
-        <w:rFonts w:asciiTheme="majorHAnsi" w:cstheme="majorBidi" w:eastAsiaTheme="majorEastAsia" w:hAnsiTheme="majorHAnsi"/>
+        <w:rFonts w:asciiTheme="majorHAnsi" w:cstheme="majorBidi" w:hAnsiTheme="majorHAnsi" w:eastAsia="黑体"/>
         <w:b/>
         <w:bCs/>
       </w:rPr>
     </w:tblStylePr>
     <w:tblStylePr w:type="lastCol">
       <w:rPr>
-        <w:rFonts w:asciiTheme="majorHAnsi" w:cstheme="majorBidi" w:eastAsiaTheme="majorEastAsia" w:hAnsiTheme="majorHAnsi"/>
+        <w:rFonts w:asciiTheme="majorHAnsi" w:cstheme="majorBidi" w:hAnsiTheme="majorHAnsi" w:eastAsia="黑体"/>
         <w:b/>
         <w:bCs/>
       </w:rPr>
@@ -6807,6 +7140,7 @@
         <w:spacing w:after="0" w:before="0" w:line="240" w:lineRule="auto"/>
       </w:pPr>
       <w:rPr>
+        <w:rFonts w:eastAsia="黑体"/>
         <w:b/>
         <w:bCs/>
         <w:color w:themeColor="background1" w:val="FFFFFF"/>
@@ -6829,6 +7163,7 @@
         <w:spacing w:after="0" w:before="0" w:line="240" w:lineRule="auto"/>
       </w:pPr>
       <w:rPr>
+        <w:rFonts w:eastAsia="黑体"/>
         <w:b/>
         <w:bCs/>
       </w:rPr>
@@ -6846,12 +7181,14 @@
     </w:tblStylePr>
     <w:tblStylePr w:type="firstCol">
       <w:rPr>
+        <w:rFonts w:eastAsia="黑体"/>
         <w:b/>
         <w:bCs/>
       </w:rPr>
     </w:tblStylePr>
     <w:tblStylePr w:type="lastCol">
       <w:rPr>
+        <w:rFonts w:eastAsia="黑体"/>
         <w:b/>
         <w:bCs/>
       </w:rPr>
@@ -6913,6 +7250,7 @@
         <w:spacing w:after="0" w:before="0" w:line="240" w:lineRule="auto"/>
       </w:pPr>
       <w:rPr>
+        <w:rFonts w:eastAsia="黑体"/>
         <w:b/>
         <w:bCs/>
         <w:color w:themeColor="background1" w:val="FFFFFF"/>
@@ -6935,6 +7273,7 @@
         <w:spacing w:after="0" w:before="0" w:line="240" w:lineRule="auto"/>
       </w:pPr>
       <w:rPr>
+        <w:rFonts w:eastAsia="黑体"/>
         <w:b/>
         <w:bCs/>
       </w:rPr>
@@ -6952,12 +7291,14 @@
     </w:tblStylePr>
     <w:tblStylePr w:type="firstCol">
       <w:rPr>
+        <w:rFonts w:eastAsia="黑体"/>
         <w:b/>
         <w:bCs/>
       </w:rPr>
     </w:tblStylePr>
     <w:tblStylePr w:type="lastCol">
       <w:rPr>
+        <w:rFonts w:eastAsia="黑体"/>
         <w:b/>
         <w:bCs/>
       </w:rPr>
@@ -7019,6 +7360,7 @@
         <w:spacing w:after="0" w:before="0" w:line="240" w:lineRule="auto"/>
       </w:pPr>
       <w:rPr>
+        <w:rFonts w:eastAsia="黑体"/>
         <w:b/>
         <w:bCs/>
         <w:color w:themeColor="background1" w:val="FFFFFF"/>
@@ -7041,6 +7383,7 @@
         <w:spacing w:after="0" w:before="0" w:line="240" w:lineRule="auto"/>
       </w:pPr>
       <w:rPr>
+        <w:rFonts w:eastAsia="黑体"/>
         <w:b/>
         <w:bCs/>
       </w:rPr>
@@ -7058,12 +7401,14 @@
     </w:tblStylePr>
     <w:tblStylePr w:type="firstCol">
       <w:rPr>
+        <w:rFonts w:eastAsia="黑体"/>
         <w:b/>
         <w:bCs/>
       </w:rPr>
     </w:tblStylePr>
     <w:tblStylePr w:type="lastCol">
       <w:rPr>
+        <w:rFonts w:eastAsia="黑体"/>
         <w:b/>
         <w:bCs/>
       </w:rPr>
@@ -7125,6 +7470,7 @@
         <w:spacing w:after="0" w:before="0" w:line="240" w:lineRule="auto"/>
       </w:pPr>
       <w:rPr>
+        <w:rFonts w:eastAsia="黑体"/>
         <w:b/>
         <w:bCs/>
         <w:color w:themeColor="background1" w:val="FFFFFF"/>
@@ -7147,6 +7493,7 @@
         <w:spacing w:after="0" w:before="0" w:line="240" w:lineRule="auto"/>
       </w:pPr>
       <w:rPr>
+        <w:rFonts w:eastAsia="黑体"/>
         <w:b/>
         <w:bCs/>
       </w:rPr>
@@ -7164,12 +7511,14 @@
     </w:tblStylePr>
     <w:tblStylePr w:type="firstCol">
       <w:rPr>
+        <w:rFonts w:eastAsia="黑体"/>
         <w:b/>
         <w:bCs/>
       </w:rPr>
     </w:tblStylePr>
     <w:tblStylePr w:type="lastCol">
       <w:rPr>
+        <w:rFonts w:eastAsia="黑体"/>
         <w:b/>
         <w:bCs/>
       </w:rPr>
@@ -7231,6 +7580,7 @@
         <w:spacing w:after="0" w:before="0" w:line="240" w:lineRule="auto"/>
       </w:pPr>
       <w:rPr>
+        <w:rFonts w:eastAsia="黑体"/>
         <w:b/>
         <w:bCs/>
         <w:color w:themeColor="background1" w:val="FFFFFF"/>
@@ -7253,6 +7603,7 @@
         <w:spacing w:after="0" w:before="0" w:line="240" w:lineRule="auto"/>
       </w:pPr>
       <w:rPr>
+        <w:rFonts w:eastAsia="黑体"/>
         <w:b/>
         <w:bCs/>
       </w:rPr>
@@ -7270,12 +7621,14 @@
     </w:tblStylePr>
     <w:tblStylePr w:type="firstCol">
       <w:rPr>
+        <w:rFonts w:eastAsia="黑体"/>
         <w:b/>
         <w:bCs/>
       </w:rPr>
     </w:tblStylePr>
     <w:tblStylePr w:type="lastCol">
       <w:rPr>
+        <w:rFonts w:eastAsia="黑体"/>
         <w:b/>
         <w:bCs/>
       </w:rPr>
@@ -7337,6 +7690,7 @@
         <w:spacing w:after="0" w:before="0" w:line="240" w:lineRule="auto"/>
       </w:pPr>
       <w:rPr>
+        <w:rFonts w:eastAsia="黑体"/>
         <w:b/>
         <w:bCs/>
         <w:color w:themeColor="background1" w:val="FFFFFF"/>
@@ -7359,6 +7713,7 @@
         <w:spacing w:after="0" w:before="0" w:line="240" w:lineRule="auto"/>
       </w:pPr>
       <w:rPr>
+        <w:rFonts w:eastAsia="黑体"/>
         <w:b/>
         <w:bCs/>
       </w:rPr>
@@ -7376,12 +7731,14 @@
     </w:tblStylePr>
     <w:tblStylePr w:type="firstCol">
       <w:rPr>
+        <w:rFonts w:eastAsia="黑体"/>
         <w:b/>
         <w:bCs/>
       </w:rPr>
     </w:tblStylePr>
     <w:tblStylePr w:type="lastCol">
       <w:rPr>
+        <w:rFonts w:eastAsia="黑体"/>
         <w:b/>
         <w:bCs/>
       </w:rPr>
@@ -7443,6 +7800,7 @@
         <w:spacing w:after="0" w:before="0" w:line="240" w:lineRule="auto"/>
       </w:pPr>
       <w:rPr>
+        <w:rFonts w:eastAsia="黑体"/>
         <w:b/>
         <w:bCs/>
         <w:color w:themeColor="background1" w:val="FFFFFF"/>
@@ -7465,6 +7823,7 @@
         <w:spacing w:after="0" w:before="0" w:line="240" w:lineRule="auto"/>
       </w:pPr>
       <w:rPr>
+        <w:rFonts w:eastAsia="黑体"/>
         <w:b/>
         <w:bCs/>
       </w:rPr>
@@ -7482,12 +7841,14 @@
     </w:tblStylePr>
     <w:tblStylePr w:type="firstCol">
       <w:rPr>
+        <w:rFonts w:eastAsia="黑体"/>
         <w:b/>
         <w:bCs/>
       </w:rPr>
     </w:tblStylePr>
     <w:tblStylePr w:type="lastCol">
       <w:rPr>
+        <w:rFonts w:eastAsia="黑体"/>
         <w:b/>
         <w:bCs/>
       </w:rPr>
@@ -7546,6 +7907,7 @@
         <w:spacing w:after="0" w:before="0" w:line="240" w:lineRule="auto"/>
       </w:pPr>
       <w:rPr>
+        <w:rFonts w:eastAsia="黑体"/>
         <w:b/>
         <w:bCs/>
         <w:color w:themeColor="background1" w:val="FFFFFF"/>
@@ -7568,6 +7930,7 @@
         <w:spacing w:after="0" w:before="0" w:line="240" w:lineRule="auto"/>
       </w:pPr>
       <w:rPr>
+        <w:rFonts w:eastAsia="黑体"/>
         <w:color w:val="auto"/>
       </w:rPr>
       <w:tblPr/>
@@ -7585,6 +7948,7 @@
     </w:tblStylePr>
     <w:tblStylePr w:type="firstCol">
       <w:rPr>
+        <w:rFonts w:eastAsia="黑体"/>
         <w:b/>
         <w:bCs/>
         <w:color w:themeColor="background1" w:val="FFFFFF"/>
@@ -7604,6 +7968,7 @@
     </w:tblStylePr>
     <w:tblStylePr w:type="lastCol">
       <w:rPr>
+        <w:rFonts w:eastAsia="黑体"/>
         <w:b/>
         <w:bCs/>
         <w:color w:themeColor="background1" w:val="FFFFFF"/>
@@ -7652,6 +8017,7 @@
     </w:tblStylePr>
     <w:tblStylePr w:type="nwCell">
       <w:rPr>
+        <w:rFonts w:eastAsia="黑体"/>
         <w:color w:themeColor="background1" w:val="FFFFFF"/>
       </w:rPr>
       <w:tblPr/>
@@ -7695,6 +8061,7 @@
         <w:spacing w:after="0" w:before="0" w:line="240" w:lineRule="auto"/>
       </w:pPr>
       <w:rPr>
+        <w:rFonts w:eastAsia="黑体"/>
         <w:b/>
         <w:bCs/>
         <w:color w:themeColor="background1" w:val="FFFFFF"/>
@@ -7717,6 +8084,7 @@
         <w:spacing w:after="0" w:before="0" w:line="240" w:lineRule="auto"/>
       </w:pPr>
       <w:rPr>
+        <w:rFonts w:eastAsia="黑体"/>
         <w:color w:val="auto"/>
       </w:rPr>
       <w:tblPr/>
@@ -7734,6 +8102,7 @@
     </w:tblStylePr>
     <w:tblStylePr w:type="firstCol">
       <w:rPr>
+        <w:rFonts w:eastAsia="黑体"/>
         <w:b/>
         <w:bCs/>
         <w:color w:themeColor="background1" w:val="FFFFFF"/>
@@ -7753,6 +8122,7 @@
     </w:tblStylePr>
     <w:tblStylePr w:type="lastCol">
       <w:rPr>
+        <w:rFonts w:eastAsia="黑体"/>
         <w:b/>
         <w:bCs/>
         <w:color w:themeColor="background1" w:val="FFFFFF"/>
@@ -7801,6 +8171,7 @@
     </w:tblStylePr>
     <w:tblStylePr w:type="nwCell">
       <w:rPr>
+        <w:rFonts w:eastAsia="黑体"/>
         <w:color w:themeColor="background1" w:val="FFFFFF"/>
       </w:rPr>
       <w:tblPr/>
@@ -7844,6 +8215,7 @@
         <w:spacing w:after="0" w:before="0" w:line="240" w:lineRule="auto"/>
       </w:pPr>
       <w:rPr>
+        <w:rFonts w:eastAsia="黑体"/>
         <w:b/>
         <w:bCs/>
         <w:color w:themeColor="background1" w:val="FFFFFF"/>
@@ -7866,6 +8238,7 @@
         <w:spacing w:after="0" w:before="0" w:line="240" w:lineRule="auto"/>
       </w:pPr>
       <w:rPr>
+        <w:rFonts w:eastAsia="黑体"/>
         <w:color w:val="auto"/>
       </w:rPr>
       <w:tblPr/>
@@ -7883,6 +8256,7 @@
     </w:tblStylePr>
     <w:tblStylePr w:type="firstCol">
       <w:rPr>
+        <w:rFonts w:eastAsia="黑体"/>
         <w:b/>
         <w:bCs/>
         <w:color w:themeColor="background1" w:val="FFFFFF"/>
@@ -7902,6 +8276,7 @@
     </w:tblStylePr>
     <w:tblStylePr w:type="lastCol">
       <w:rPr>
+        <w:rFonts w:eastAsia="黑体"/>
         <w:b/>
         <w:bCs/>
         <w:color w:themeColor="background1" w:val="FFFFFF"/>
@@ -7950,6 +8325,7 @@
     </w:tblStylePr>
     <w:tblStylePr w:type="nwCell">
       <w:rPr>
+        <w:rFonts w:eastAsia="黑体"/>
         <w:color w:themeColor="background1" w:val="FFFFFF"/>
       </w:rPr>
       <w:tblPr/>
@@ -7993,6 +8369,7 @@
         <w:spacing w:after="0" w:before="0" w:line="240" w:lineRule="auto"/>
       </w:pPr>
       <w:rPr>
+        <w:rFonts w:eastAsia="黑体"/>
         <w:b/>
         <w:bCs/>
         <w:color w:themeColor="background1" w:val="FFFFFF"/>
@@ -8015,6 +8392,7 @@
         <w:spacing w:after="0" w:before="0" w:line="240" w:lineRule="auto"/>
       </w:pPr>
       <w:rPr>
+        <w:rFonts w:eastAsia="黑体"/>
         <w:color w:val="auto"/>
       </w:rPr>
       <w:tblPr/>
@@ -8032,6 +8410,7 @@
     </w:tblStylePr>
     <w:tblStylePr w:type="firstCol">
       <w:rPr>
+        <w:rFonts w:eastAsia="黑体"/>
         <w:b/>
         <w:bCs/>
         <w:color w:themeColor="background1" w:val="FFFFFF"/>
@@ -8051,6 +8430,7 @@
     </w:tblStylePr>
     <w:tblStylePr w:type="lastCol">
       <w:rPr>
+        <w:rFonts w:eastAsia="黑体"/>
         <w:b/>
         <w:bCs/>
         <w:color w:themeColor="background1" w:val="FFFFFF"/>
@@ -8099,6 +8479,7 @@
     </w:tblStylePr>
     <w:tblStylePr w:type="nwCell">
       <w:rPr>
+        <w:rFonts w:eastAsia="黑体"/>
         <w:color w:themeColor="background1" w:val="FFFFFF"/>
       </w:rPr>
       <w:tblPr/>
@@ -8142,6 +8523,7 @@
         <w:spacing w:after="0" w:before="0" w:line="240" w:lineRule="auto"/>
       </w:pPr>
       <w:rPr>
+        <w:rFonts w:eastAsia="黑体"/>
         <w:b/>
         <w:bCs/>
         <w:color w:themeColor="background1" w:val="FFFFFF"/>
@@ -8164,6 +8546,7 @@
         <w:spacing w:after="0" w:before="0" w:line="240" w:lineRule="auto"/>
       </w:pPr>
       <w:rPr>
+        <w:rFonts w:eastAsia="黑体"/>
         <w:color w:val="auto"/>
       </w:rPr>
       <w:tblPr/>
@@ -8181,6 +8564,7 @@
     </w:tblStylePr>
     <w:tblStylePr w:type="firstCol">
       <w:rPr>
+        <w:rFonts w:eastAsia="黑体"/>
         <w:b/>
         <w:bCs/>
         <w:color w:themeColor="background1" w:val="FFFFFF"/>
@@ -8200,6 +8584,7 @@
     </w:tblStylePr>
     <w:tblStylePr w:type="lastCol">
       <w:rPr>
+        <w:rFonts w:eastAsia="黑体"/>
         <w:b/>
         <w:bCs/>
         <w:color w:themeColor="background1" w:val="FFFFFF"/>
@@ -8248,6 +8633,7 @@
     </w:tblStylePr>
     <w:tblStylePr w:type="nwCell">
       <w:rPr>
+        <w:rFonts w:eastAsia="黑体"/>
         <w:color w:themeColor="background1" w:val="FFFFFF"/>
       </w:rPr>
       <w:tblPr/>
@@ -8291,6 +8677,7 @@
         <w:spacing w:after="0" w:before="0" w:line="240" w:lineRule="auto"/>
       </w:pPr>
       <w:rPr>
+        <w:rFonts w:eastAsia="黑体"/>
         <w:b/>
         <w:bCs/>
         <w:color w:themeColor="background1" w:val="FFFFFF"/>
@@ -8313,6 +8700,7 @@
         <w:spacing w:after="0" w:before="0" w:line="240" w:lineRule="auto"/>
       </w:pPr>
       <w:rPr>
+        <w:rFonts w:eastAsia="黑体"/>
         <w:color w:val="auto"/>
       </w:rPr>
       <w:tblPr/>
@@ -8330,6 +8718,7 @@
     </w:tblStylePr>
     <w:tblStylePr w:type="firstCol">
       <w:rPr>
+        <w:rFonts w:eastAsia="黑体"/>
         <w:b/>
         <w:bCs/>
         <w:color w:themeColor="background1" w:val="FFFFFF"/>
@@ -8349,6 +8738,7 @@
     </w:tblStylePr>
     <w:tblStylePr w:type="lastCol">
       <w:rPr>
+        <w:rFonts w:eastAsia="黑体"/>
         <w:b/>
         <w:bCs/>
         <w:color w:themeColor="background1" w:val="FFFFFF"/>
@@ -8397,6 +8787,7 @@
     </w:tblStylePr>
     <w:tblStylePr w:type="nwCell">
       <w:rPr>
+        <w:rFonts w:eastAsia="黑体"/>
         <w:color w:themeColor="background1" w:val="FFFFFF"/>
       </w:rPr>
       <w:tblPr/>
@@ -8440,6 +8831,7 @@
         <w:spacing w:after="0" w:before="0" w:line="240" w:lineRule="auto"/>
       </w:pPr>
       <w:rPr>
+        <w:rFonts w:eastAsia="黑体"/>
         <w:b/>
         <w:bCs/>
         <w:color w:themeColor="background1" w:val="FFFFFF"/>
@@ -8462,6 +8854,7 @@
         <w:spacing w:after="0" w:before="0" w:line="240" w:lineRule="auto"/>
       </w:pPr>
       <w:rPr>
+        <w:rFonts w:eastAsia="黑体"/>
         <w:color w:val="auto"/>
       </w:rPr>
       <w:tblPr/>
@@ -8479,6 +8872,7 @@
     </w:tblStylePr>
     <w:tblStylePr w:type="firstCol">
       <w:rPr>
+        <w:rFonts w:eastAsia="黑体"/>
         <w:b/>
         <w:bCs/>
         <w:color w:themeColor="background1" w:val="FFFFFF"/>
@@ -8498,6 +8892,7 @@
     </w:tblStylePr>
     <w:tblStylePr w:type="lastCol">
       <w:rPr>
+        <w:rFonts w:eastAsia="黑体"/>
         <w:b/>
         <w:bCs/>
         <w:color w:themeColor="background1" w:val="FFFFFF"/>
@@ -8546,6 +8941,7 @@
     </w:tblStylePr>
     <w:tblStylePr w:type="nwCell">
       <w:rPr>
+        <w:rFonts w:eastAsia="黑体"/>
         <w:color w:themeColor="background1" w:val="FFFFFF"/>
       </w:rPr>
       <w:tblPr/>
@@ -8570,6 +8966,7 @@
       <w:spacing w:after="0" w:line="240" w:lineRule="auto"/>
     </w:pPr>
     <w:rPr>
+      <w:rFonts w:eastAsia="黑体"/>
       <w:color w:themeColor="text1" w:val="000000"/>
     </w:rPr>
     <w:tblPr>
@@ -8589,7 +8986,7 @@
     </w:tblPr>
     <w:tblStylePr w:type="firstRow">
       <w:rPr>
-        <w:rFonts w:asciiTheme="majorHAnsi" w:cstheme="majorBidi" w:eastAsiaTheme="majorEastAsia" w:hAnsiTheme="majorHAnsi"/>
+        <w:rFonts w:asciiTheme="majorHAnsi" w:cstheme="majorBidi" w:hAnsiTheme="majorHAnsi" w:eastAsia="黑体"/>
       </w:rPr>
       <w:tblPr/>
       <w:tcPr>
@@ -8601,6 +8998,7 @@
     </w:tblStylePr>
     <w:tblStylePr w:type="lastRow">
       <w:rPr>
+        <w:rFonts w:eastAsia="黑体"/>
         <w:b/>
         <w:bCs/>
         <w:color w:themeColor="text2" w:val="1F497D"/>
@@ -8615,12 +9013,14 @@
     </w:tblStylePr>
     <w:tblStylePr w:type="firstCol">
       <w:rPr>
+        <w:rFonts w:eastAsia="黑体"/>
         <w:b/>
         <w:bCs/>
       </w:rPr>
     </w:tblStylePr>
     <w:tblStylePr w:type="lastCol">
       <w:rPr>
+        <w:rFonts w:eastAsia="黑体"/>
         <w:b/>
         <w:bCs/>
       </w:rPr>
@@ -8654,6 +9054,7 @@
       <w:spacing w:after="0" w:line="240" w:lineRule="auto"/>
     </w:pPr>
     <w:rPr>
+      <w:rFonts w:eastAsia="黑体"/>
       <w:color w:themeColor="text1" w:val="000000"/>
     </w:rPr>
     <w:tblPr>
@@ -8673,7 +9074,7 @@
     </w:tblPr>
     <w:tblStylePr w:type="firstRow">
       <w:rPr>
-        <w:rFonts w:asciiTheme="majorHAnsi" w:cstheme="majorBidi" w:eastAsiaTheme="majorEastAsia" w:hAnsiTheme="majorHAnsi"/>
+        <w:rFonts w:asciiTheme="majorHAnsi" w:cstheme="majorBidi" w:hAnsiTheme="majorHAnsi" w:eastAsia="黑体"/>
       </w:rPr>
       <w:tblPr/>
       <w:tcPr>
@@ -8685,6 +9086,7 @@
     </w:tblStylePr>
     <w:tblStylePr w:type="lastRow">
       <w:rPr>
+        <w:rFonts w:eastAsia="黑体"/>
         <w:b/>
         <w:bCs/>
         <w:color w:themeColor="text2" w:val="1F497D"/>
@@ -8699,12 +9101,14 @@
     </w:tblStylePr>
     <w:tblStylePr w:type="firstCol">
       <w:rPr>
+        <w:rFonts w:eastAsia="黑体"/>
         <w:b/>
         <w:bCs/>
       </w:rPr>
     </w:tblStylePr>
     <w:tblStylePr w:type="lastCol">
       <w:rPr>
+        <w:rFonts w:eastAsia="黑体"/>
         <w:b/>
         <w:bCs/>
       </w:rPr>
@@ -8738,6 +9142,7 @@
       <w:spacing w:after="0" w:line="240" w:lineRule="auto"/>
     </w:pPr>
     <w:rPr>
+      <w:rFonts w:eastAsia="黑体"/>
       <w:color w:themeColor="text1" w:val="000000"/>
     </w:rPr>
     <w:tblPr>
@@ -8757,7 +9162,7 @@
     </w:tblPr>
     <w:tblStylePr w:type="firstRow">
       <w:rPr>
-        <w:rFonts w:asciiTheme="majorHAnsi" w:cstheme="majorBidi" w:eastAsiaTheme="majorEastAsia" w:hAnsiTheme="majorHAnsi"/>
+        <w:rFonts w:asciiTheme="majorHAnsi" w:cstheme="majorBidi" w:hAnsiTheme="majorHAnsi" w:eastAsia="黑体"/>
       </w:rPr>
       <w:tblPr/>
       <w:tcPr>
@@ -8769,6 +9174,7 @@
     </w:tblStylePr>
     <w:tblStylePr w:type="lastRow">
       <w:rPr>
+        <w:rFonts w:eastAsia="黑体"/>
         <w:b/>
         <w:bCs/>
         <w:color w:themeColor="text2" w:val="1F497D"/>
@@ -8783,12 +9189,14 @@
     </w:tblStylePr>
     <w:tblStylePr w:type="firstCol">
       <w:rPr>
+        <w:rFonts w:eastAsia="黑体"/>
         <w:b/>
         <w:bCs/>
       </w:rPr>
     </w:tblStylePr>
     <w:tblStylePr w:type="lastCol">
       <w:rPr>
+        <w:rFonts w:eastAsia="黑体"/>
         <w:b/>
         <w:bCs/>
       </w:rPr>
@@ -8822,6 +9230,7 @@
       <w:spacing w:after="0" w:line="240" w:lineRule="auto"/>
     </w:pPr>
     <w:rPr>
+      <w:rFonts w:eastAsia="黑体"/>
       <w:color w:themeColor="text1" w:val="000000"/>
     </w:rPr>
     <w:tblPr>
@@ -8841,7 +9250,7 @@
     </w:tblPr>
     <w:tblStylePr w:type="firstRow">
       <w:rPr>
-        <w:rFonts w:asciiTheme="majorHAnsi" w:cstheme="majorBidi" w:eastAsiaTheme="majorEastAsia" w:hAnsiTheme="majorHAnsi"/>
+        <w:rFonts w:asciiTheme="majorHAnsi" w:cstheme="majorBidi" w:hAnsiTheme="majorHAnsi" w:eastAsia="黑体"/>
       </w:rPr>
       <w:tblPr/>
       <w:tcPr>
@@ -8853,6 +9262,7 @@
     </w:tblStylePr>
     <w:tblStylePr w:type="lastRow">
       <w:rPr>
+        <w:rFonts w:eastAsia="黑体"/>
         <w:b/>
         <w:bCs/>
         <w:color w:themeColor="text2" w:val="1F497D"/>
@@ -8867,12 +9277,14 @@
     </w:tblStylePr>
     <w:tblStylePr w:type="firstCol">
       <w:rPr>
+        <w:rFonts w:eastAsia="黑体"/>
         <w:b/>
         <w:bCs/>
       </w:rPr>
     </w:tblStylePr>
     <w:tblStylePr w:type="lastCol">
       <w:rPr>
+        <w:rFonts w:eastAsia="黑体"/>
         <w:b/>
         <w:bCs/>
       </w:rPr>
@@ -8906,6 +9318,7 @@
       <w:spacing w:after="0" w:line="240" w:lineRule="auto"/>
     </w:pPr>
     <w:rPr>
+      <w:rFonts w:eastAsia="黑体"/>
       <w:color w:themeColor="text1" w:val="000000"/>
     </w:rPr>
     <w:tblPr>
@@ -8925,7 +9338,7 @@
     </w:tblPr>
     <w:tblStylePr w:type="firstRow">
       <w:rPr>
-        <w:rFonts w:asciiTheme="majorHAnsi" w:cstheme="majorBidi" w:eastAsiaTheme="majorEastAsia" w:hAnsiTheme="majorHAnsi"/>
+        <w:rFonts w:asciiTheme="majorHAnsi" w:cstheme="majorBidi" w:hAnsiTheme="majorHAnsi" w:eastAsia="黑体"/>
       </w:rPr>
       <w:tblPr/>
       <w:tcPr>
@@ -8937,6 +9350,7 @@
     </w:tblStylePr>
     <w:tblStylePr w:type="lastRow">
       <w:rPr>
+        <w:rFonts w:eastAsia="黑体"/>
         <w:b/>
         <w:bCs/>
         <w:color w:themeColor="text2" w:val="1F497D"/>
@@ -8951,12 +9365,14 @@
     </w:tblStylePr>
     <w:tblStylePr w:type="firstCol">
       <w:rPr>
+        <w:rFonts w:eastAsia="黑体"/>
         <w:b/>
         <w:bCs/>
       </w:rPr>
     </w:tblStylePr>
     <w:tblStylePr w:type="lastCol">
       <w:rPr>
+        <w:rFonts w:eastAsia="黑体"/>
         <w:b/>
         <w:bCs/>
       </w:rPr>
@@ -8990,6 +9406,7 @@
       <w:spacing w:after="0" w:line="240" w:lineRule="auto"/>
     </w:pPr>
     <w:rPr>
+      <w:rFonts w:eastAsia="黑体"/>
       <w:color w:themeColor="text1" w:val="000000"/>
     </w:rPr>
     <w:tblPr>
@@ -9009,7 +9426,7 @@
     </w:tblPr>
     <w:tblStylePr w:type="firstRow">
       <w:rPr>
-        <w:rFonts w:asciiTheme="majorHAnsi" w:cstheme="majorBidi" w:eastAsiaTheme="majorEastAsia" w:hAnsiTheme="majorHAnsi"/>
+        <w:rFonts w:asciiTheme="majorHAnsi" w:cstheme="majorBidi" w:hAnsiTheme="majorHAnsi" w:eastAsia="黑体"/>
       </w:rPr>
       <w:tblPr/>
       <w:tcPr>
@@ -9021,6 +9438,7 @@
     </w:tblStylePr>
     <w:tblStylePr w:type="lastRow">
       <w:rPr>
+        <w:rFonts w:eastAsia="黑体"/>
         <w:b/>
         <w:bCs/>
         <w:color w:themeColor="text2" w:val="1F497D"/>
@@ -9035,12 +9453,14 @@
     </w:tblStylePr>
     <w:tblStylePr w:type="firstCol">
       <w:rPr>
+        <w:rFonts w:eastAsia="黑体"/>
         <w:b/>
         <w:bCs/>
       </w:rPr>
     </w:tblStylePr>
     <w:tblStylePr w:type="lastCol">
       <w:rPr>
+        <w:rFonts w:eastAsia="黑体"/>
         <w:b/>
         <w:bCs/>
       </w:rPr>
@@ -9074,6 +9494,7 @@
       <w:spacing w:after="0" w:line="240" w:lineRule="auto"/>
     </w:pPr>
     <w:rPr>
+      <w:rFonts w:eastAsia="黑体"/>
       <w:color w:themeColor="text1" w:val="000000"/>
     </w:rPr>
     <w:tblPr>
@@ -9093,7 +9514,7 @@
     </w:tblPr>
     <w:tblStylePr w:type="firstRow">
       <w:rPr>
-        <w:rFonts w:asciiTheme="majorHAnsi" w:cstheme="majorBidi" w:eastAsiaTheme="majorEastAsia" w:hAnsiTheme="majorHAnsi"/>
+        <w:rFonts w:asciiTheme="majorHAnsi" w:cstheme="majorBidi" w:hAnsiTheme="majorHAnsi" w:eastAsia="黑体"/>
       </w:rPr>
       <w:tblPr/>
       <w:tcPr>
@@ -9105,6 +9526,7 @@
     </w:tblStylePr>
     <w:tblStylePr w:type="lastRow">
       <w:rPr>
+        <w:rFonts w:eastAsia="黑体"/>
         <w:b/>
         <w:bCs/>
         <w:color w:themeColor="text2" w:val="1F497D"/>
@@ -9119,12 +9541,14 @@
     </w:tblStylePr>
     <w:tblStylePr w:type="firstCol">
       <w:rPr>
+        <w:rFonts w:eastAsia="黑体"/>
         <w:b/>
         <w:bCs/>
       </w:rPr>
     </w:tblStylePr>
     <w:tblStylePr w:type="lastCol">
       <w:rPr>
+        <w:rFonts w:eastAsia="黑体"/>
         <w:b/>
         <w:bCs/>
       </w:rPr>
@@ -9158,7 +9582,7 @@
       <w:spacing w:after="0" w:line="240" w:lineRule="auto"/>
     </w:pPr>
     <w:rPr>
-      <w:rFonts w:asciiTheme="majorHAnsi" w:cstheme="majorBidi" w:eastAsiaTheme="majorEastAsia" w:hAnsiTheme="majorHAnsi"/>
+      <w:rFonts w:asciiTheme="majorHAnsi" w:cstheme="majorBidi" w:hAnsiTheme="majorHAnsi" w:eastAsia="黑体"/>
       <w:color w:themeColor="text1" w:val="000000"/>
     </w:rPr>
     <w:tblPr>
@@ -9180,6 +9604,7 @@
     </w:tblPr>
     <w:tblStylePr w:type="firstRow">
       <w:rPr>
+        <w:rFonts w:eastAsia="黑体"/>
         <w:sz w:val="24"/>
         <w:szCs w:val="24"/>
       </w:rPr>
@@ -9286,7 +9711,7 @@
       <w:spacing w:after="0" w:line="240" w:lineRule="auto"/>
     </w:pPr>
     <w:rPr>
-      <w:rFonts w:asciiTheme="majorHAnsi" w:cstheme="majorBidi" w:eastAsiaTheme="majorEastAsia" w:hAnsiTheme="majorHAnsi"/>
+      <w:rFonts w:asciiTheme="majorHAnsi" w:cstheme="majorBidi" w:hAnsiTheme="majorHAnsi" w:eastAsia="黑体"/>
       <w:color w:themeColor="text1" w:val="000000"/>
     </w:rPr>
     <w:tblPr>
@@ -9308,6 +9733,7 @@
     </w:tblPr>
     <w:tblStylePr w:type="firstRow">
       <w:rPr>
+        <w:rFonts w:eastAsia="黑体"/>
         <w:sz w:val="24"/>
         <w:szCs w:val="24"/>
       </w:rPr>
@@ -9414,7 +9840,7 @@
       <w:spacing w:after="0" w:line="240" w:lineRule="auto"/>
     </w:pPr>
     <w:rPr>
-      <w:rFonts w:asciiTheme="majorHAnsi" w:cstheme="majorBidi" w:eastAsiaTheme="majorEastAsia" w:hAnsiTheme="majorHAnsi"/>
+      <w:rFonts w:asciiTheme="majorHAnsi" w:cstheme="majorBidi" w:hAnsiTheme="majorHAnsi" w:eastAsia="黑体"/>
       <w:color w:themeColor="text1" w:val="000000"/>
     </w:rPr>
     <w:tblPr>
@@ -9436,6 +9862,7 @@
     </w:tblPr>
     <w:tblStylePr w:type="firstRow">
       <w:rPr>
+        <w:rFonts w:eastAsia="黑体"/>
         <w:sz w:val="24"/>
         <w:szCs w:val="24"/>
       </w:rPr>
@@ -9542,7 +9969,7 @@
       <w:spacing w:after="0" w:line="240" w:lineRule="auto"/>
     </w:pPr>
     <w:rPr>
-      <w:rFonts w:asciiTheme="majorHAnsi" w:cstheme="majorBidi" w:eastAsiaTheme="majorEastAsia" w:hAnsiTheme="majorHAnsi"/>
+      <w:rFonts w:asciiTheme="majorHAnsi" w:cstheme="majorBidi" w:hAnsiTheme="majorHAnsi" w:eastAsia="黑体"/>
       <w:color w:themeColor="text1" w:val="000000"/>
     </w:rPr>
     <w:tblPr>
@@ -9564,6 +9991,7 @@
     </w:tblPr>
     <w:tblStylePr w:type="firstRow">
       <w:rPr>
+        <w:rFonts w:eastAsia="黑体"/>
         <w:sz w:val="24"/>
         <w:szCs w:val="24"/>
       </w:rPr>
@@ -9670,7 +10098,7 @@
       <w:spacing w:after="0" w:line="240" w:lineRule="auto"/>
     </w:pPr>
     <w:rPr>
-      <w:rFonts w:asciiTheme="majorHAnsi" w:cstheme="majorBidi" w:eastAsiaTheme="majorEastAsia" w:hAnsiTheme="majorHAnsi"/>
+      <w:rFonts w:asciiTheme="majorHAnsi" w:cstheme="majorBidi" w:hAnsiTheme="majorHAnsi" w:eastAsia="黑体"/>
       <w:color w:themeColor="text1" w:val="000000"/>
     </w:rPr>
     <w:tblPr>
@@ -9692,6 +10120,7 @@
     </w:tblPr>
     <w:tblStylePr w:type="firstRow">
       <w:rPr>
+        <w:rFonts w:eastAsia="黑体"/>
         <w:sz w:val="24"/>
         <w:szCs w:val="24"/>
       </w:rPr>
@@ -9798,7 +10227,7 @@
       <w:spacing w:after="0" w:line="240" w:lineRule="auto"/>
     </w:pPr>
     <w:rPr>
-      <w:rFonts w:asciiTheme="majorHAnsi" w:cstheme="majorBidi" w:eastAsiaTheme="majorEastAsia" w:hAnsiTheme="majorHAnsi"/>
+      <w:rFonts w:asciiTheme="majorHAnsi" w:cstheme="majorBidi" w:hAnsiTheme="majorHAnsi" w:eastAsia="黑体"/>
       <w:color w:themeColor="text1" w:val="000000"/>
     </w:rPr>
     <w:tblPr>
@@ -9820,6 +10249,7 @@
     </w:tblPr>
     <w:tblStylePr w:type="firstRow">
       <w:rPr>
+        <w:rFonts w:eastAsia="黑体"/>
         <w:sz w:val="24"/>
         <w:szCs w:val="24"/>
       </w:rPr>
@@ -9926,7 +10356,7 @@
       <w:spacing w:after="0" w:line="240" w:lineRule="auto"/>
     </w:pPr>
     <w:rPr>
-      <w:rFonts w:asciiTheme="majorHAnsi" w:cstheme="majorBidi" w:eastAsiaTheme="majorEastAsia" w:hAnsiTheme="majorHAnsi"/>
+      <w:rFonts w:asciiTheme="majorHAnsi" w:cstheme="majorBidi" w:hAnsiTheme="majorHAnsi" w:eastAsia="黑体"/>
       <w:color w:themeColor="text1" w:val="000000"/>
     </w:rPr>
     <w:tblPr>
@@ -9948,6 +10378,7 @@
     </w:tblPr>
     <w:tblStylePr w:type="firstRow">
       <w:rPr>
+        <w:rFonts w:eastAsia="黑体"/>
         <w:sz w:val="24"/>
         <w:szCs w:val="24"/>
       </w:rPr>
@@ -10077,12 +10508,14 @@
     </w:tcPr>
     <w:tblStylePr w:type="firstRow">
       <w:rPr>
+        <w:rFonts w:eastAsia="黑体"/>
         <w:b/>
         <w:bCs/>
       </w:rPr>
     </w:tblStylePr>
     <w:tblStylePr w:type="lastRow">
       <w:rPr>
+        <w:rFonts w:eastAsia="黑体"/>
         <w:b/>
         <w:bCs/>
       </w:rPr>
@@ -10095,12 +10528,14 @@
     </w:tblStylePr>
     <w:tblStylePr w:type="firstCol">
       <w:rPr>
+        <w:rFonts w:eastAsia="黑体"/>
         <w:b/>
         <w:bCs/>
       </w:rPr>
     </w:tblStylePr>
     <w:tblStylePr w:type="lastCol">
       <w:rPr>
+        <w:rFonts w:eastAsia="黑体"/>
         <w:b/>
         <w:bCs/>
       </w:rPr>
@@ -10150,12 +10585,14 @@
     </w:tcPr>
     <w:tblStylePr w:type="firstRow">
       <w:rPr>
+        <w:rFonts w:eastAsia="黑体"/>
         <w:b/>
         <w:bCs/>
       </w:rPr>
     </w:tblStylePr>
     <w:tblStylePr w:type="lastRow">
       <w:rPr>
+        <w:rFonts w:eastAsia="黑体"/>
         <w:b/>
         <w:bCs/>
       </w:rPr>
@@ -10168,12 +10605,14 @@
     </w:tblStylePr>
     <w:tblStylePr w:type="firstCol">
       <w:rPr>
+        <w:rFonts w:eastAsia="黑体"/>
         <w:b/>
         <w:bCs/>
       </w:rPr>
     </w:tblStylePr>
     <w:tblStylePr w:type="lastCol">
       <w:rPr>
+        <w:rFonts w:eastAsia="黑体"/>
         <w:b/>
         <w:bCs/>
       </w:rPr>
@@ -10223,12 +10662,14 @@
     </w:tcPr>
     <w:tblStylePr w:type="firstRow">
       <w:rPr>
+        <w:rFonts w:eastAsia="黑体"/>
         <w:b/>
         <w:bCs/>
       </w:rPr>
     </w:tblStylePr>
     <w:tblStylePr w:type="lastRow">
       <w:rPr>
+        <w:rFonts w:eastAsia="黑体"/>
         <w:b/>
         <w:bCs/>
       </w:rPr>
@@ -10241,12 +10682,14 @@
     </w:tblStylePr>
     <w:tblStylePr w:type="firstCol">
       <w:rPr>
+        <w:rFonts w:eastAsia="黑体"/>
         <w:b/>
         <w:bCs/>
       </w:rPr>
     </w:tblStylePr>
     <w:tblStylePr w:type="lastCol">
       <w:rPr>
+        <w:rFonts w:eastAsia="黑体"/>
         <w:b/>
         <w:bCs/>
       </w:rPr>
@@ -10296,12 +10739,14 @@
     </w:tcPr>
     <w:tblStylePr w:type="firstRow">
       <w:rPr>
+        <w:rFonts w:eastAsia="黑体"/>
         <w:b/>
         <w:bCs/>
       </w:rPr>
     </w:tblStylePr>
     <w:tblStylePr w:type="lastRow">
       <w:rPr>
+        <w:rFonts w:eastAsia="黑体"/>
         <w:b/>
         <w:bCs/>
       </w:rPr>
@@ -10314,12 +10759,14 @@
     </w:tblStylePr>
     <w:tblStylePr w:type="firstCol">
       <w:rPr>
+        <w:rFonts w:eastAsia="黑体"/>
         <w:b/>
         <w:bCs/>
       </w:rPr>
     </w:tblStylePr>
     <w:tblStylePr w:type="lastCol">
       <w:rPr>
+        <w:rFonts w:eastAsia="黑体"/>
         <w:b/>
         <w:bCs/>
       </w:rPr>
@@ -10369,12 +10816,14 @@
     </w:tcPr>
     <w:tblStylePr w:type="firstRow">
       <w:rPr>
+        <w:rFonts w:eastAsia="黑体"/>
         <w:b/>
         <w:bCs/>
       </w:rPr>
     </w:tblStylePr>
     <w:tblStylePr w:type="lastRow">
       <w:rPr>
+        <w:rFonts w:eastAsia="黑体"/>
         <w:b/>
         <w:bCs/>
       </w:rPr>
@@ -10387,12 +10836,14 @@
     </w:tblStylePr>
     <w:tblStylePr w:type="firstCol">
       <w:rPr>
+        <w:rFonts w:eastAsia="黑体"/>
         <w:b/>
         <w:bCs/>
       </w:rPr>
     </w:tblStylePr>
     <w:tblStylePr w:type="lastCol">
       <w:rPr>
+        <w:rFonts w:eastAsia="黑体"/>
         <w:b/>
         <w:bCs/>
       </w:rPr>
@@ -10442,12 +10893,14 @@
     </w:tcPr>
     <w:tblStylePr w:type="firstRow">
       <w:rPr>
+        <w:rFonts w:eastAsia="黑体"/>
         <w:b/>
         <w:bCs/>
       </w:rPr>
     </w:tblStylePr>
     <w:tblStylePr w:type="lastRow">
       <w:rPr>
+        <w:rFonts w:eastAsia="黑体"/>
         <w:b/>
         <w:bCs/>
       </w:rPr>
@@ -10460,12 +10913,14 @@
     </w:tblStylePr>
     <w:tblStylePr w:type="firstCol">
       <w:rPr>
+        <w:rFonts w:eastAsia="黑体"/>
         <w:b/>
         <w:bCs/>
       </w:rPr>
     </w:tblStylePr>
     <w:tblStylePr w:type="lastCol">
       <w:rPr>
+        <w:rFonts w:eastAsia="黑体"/>
         <w:b/>
         <w:bCs/>
       </w:rPr>
@@ -10515,12 +10970,14 @@
     </w:tcPr>
     <w:tblStylePr w:type="firstRow">
       <w:rPr>
+        <w:rFonts w:eastAsia="黑体"/>
         <w:b/>
         <w:bCs/>
       </w:rPr>
     </w:tblStylePr>
     <w:tblStylePr w:type="lastRow">
       <w:rPr>
+        <w:rFonts w:eastAsia="黑体"/>
         <w:b/>
         <w:bCs/>
       </w:rPr>
@@ -10533,12 +10990,14 @@
     </w:tblStylePr>
     <w:tblStylePr w:type="firstCol">
       <w:rPr>
+        <w:rFonts w:eastAsia="黑体"/>
         <w:b/>
         <w:bCs/>
       </w:rPr>
     </w:tblStylePr>
     <w:tblStylePr w:type="lastCol">
       <w:rPr>
+        <w:rFonts w:eastAsia="黑体"/>
         <w:b/>
         <w:bCs/>
       </w:rPr>
@@ -10565,7 +11024,7 @@
       <w:spacing w:after="0" w:line="240" w:lineRule="auto"/>
     </w:pPr>
     <w:rPr>
-      <w:rFonts w:asciiTheme="majorHAnsi" w:cstheme="majorBidi" w:eastAsiaTheme="majorEastAsia" w:hAnsiTheme="majorHAnsi"/>
+      <w:rFonts w:asciiTheme="majorHAnsi" w:cstheme="majorBidi" w:hAnsiTheme="majorHAnsi" w:eastAsia="黑体"/>
       <w:color w:themeColor="text1" w:val="000000"/>
     </w:rPr>
     <w:tblPr>
@@ -10592,6 +11051,7 @@
     </w:tcPr>
     <w:tblStylePr w:type="firstRow">
       <w:rPr>
+        <w:rFonts w:eastAsia="黑体"/>
         <w:b/>
         <w:bCs/>
         <w:color w:themeColor="text1" w:val="000000"/>
@@ -10603,6 +11063,7 @@
     </w:tblStylePr>
     <w:tblStylePr w:type="lastRow">
       <w:rPr>
+        <w:rFonts w:eastAsia="黑体"/>
         <w:b/>
         <w:bCs/>
         <w:color w:themeColor="text1" w:val="000000"/>
@@ -10622,6 +11083,7 @@
     </w:tblStylePr>
     <w:tblStylePr w:type="firstCol">
       <w:rPr>
+        <w:rFonts w:eastAsia="黑体"/>
         <w:b/>
         <w:bCs/>
         <w:color w:themeColor="text1" w:val="000000"/>
@@ -10641,6 +11103,7 @@
     </w:tblStylePr>
     <w:tblStylePr w:type="lastCol">
       <w:rPr>
+        <w:rFonts w:eastAsia="黑体"/>
         <w:b w:val="0"/>
         <w:bCs w:val="0"/>
         <w:color w:themeColor="text1" w:val="000000"/>
@@ -10690,7 +11153,7 @@
       <w:spacing w:after="0" w:line="240" w:lineRule="auto"/>
     </w:pPr>
     <w:rPr>
-      <w:rFonts w:asciiTheme="majorHAnsi" w:cstheme="majorBidi" w:eastAsiaTheme="majorEastAsia" w:hAnsiTheme="majorHAnsi"/>
+      <w:rFonts w:asciiTheme="majorHAnsi" w:cstheme="majorBidi" w:hAnsiTheme="majorHAnsi" w:eastAsia="黑体"/>
       <w:color w:themeColor="text1" w:val="000000"/>
     </w:rPr>
     <w:tblPr>
@@ -10717,6 +11180,7 @@
     </w:tcPr>
     <w:tblStylePr w:type="firstRow">
       <w:rPr>
+        <w:rFonts w:eastAsia="黑体"/>
         <w:b/>
         <w:bCs/>
         <w:color w:themeColor="text1" w:val="000000"/>
@@ -10728,6 +11192,7 @@
     </w:tblStylePr>
     <w:tblStylePr w:type="lastRow">
       <w:rPr>
+        <w:rFonts w:eastAsia="黑体"/>
         <w:b/>
         <w:bCs/>
         <w:color w:themeColor="text1" w:val="000000"/>
@@ -10747,6 +11212,7 @@
     </w:tblStylePr>
     <w:tblStylePr w:type="firstCol">
       <w:rPr>
+        <w:rFonts w:eastAsia="黑体"/>
         <w:b/>
         <w:bCs/>
         <w:color w:themeColor="text1" w:val="000000"/>
@@ -10766,6 +11232,7 @@
     </w:tblStylePr>
     <w:tblStylePr w:type="lastCol">
       <w:rPr>
+        <w:rFonts w:eastAsia="黑体"/>
         <w:b w:val="0"/>
         <w:bCs w:val="0"/>
         <w:color w:themeColor="text1" w:val="000000"/>
@@ -10815,7 +11282,7 @@
       <w:spacing w:after="0" w:line="240" w:lineRule="auto"/>
     </w:pPr>
     <w:rPr>
-      <w:rFonts w:asciiTheme="majorHAnsi" w:cstheme="majorBidi" w:eastAsiaTheme="majorEastAsia" w:hAnsiTheme="majorHAnsi"/>
+      <w:rFonts w:asciiTheme="majorHAnsi" w:cstheme="majorBidi" w:hAnsiTheme="majorHAnsi" w:eastAsia="黑体"/>
       <w:color w:themeColor="text1" w:val="000000"/>
     </w:rPr>
     <w:tblPr>
@@ -10842,6 +11309,7 @@
     </w:tcPr>
     <w:tblStylePr w:type="firstRow">
       <w:rPr>
+        <w:rFonts w:eastAsia="黑体"/>
         <w:b/>
         <w:bCs/>
         <w:color w:themeColor="text1" w:val="000000"/>
@@ -10853,6 +11321,7 @@
     </w:tblStylePr>
     <w:tblStylePr w:type="lastRow">
       <w:rPr>
+        <w:rFonts w:eastAsia="黑体"/>
         <w:b/>
         <w:bCs/>
         <w:color w:themeColor="text1" w:val="000000"/>
@@ -10872,6 +11341,7 @@
     </w:tblStylePr>
     <w:tblStylePr w:type="firstCol">
       <w:rPr>
+        <w:rFonts w:eastAsia="黑体"/>
         <w:b/>
         <w:bCs/>
         <w:color w:themeColor="text1" w:val="000000"/>
@@ -10891,6 +11361,7 @@
     </w:tblStylePr>
     <w:tblStylePr w:type="lastCol">
       <w:rPr>
+        <w:rFonts w:eastAsia="黑体"/>
         <w:b w:val="0"/>
         <w:bCs w:val="0"/>
         <w:color w:themeColor="text1" w:val="000000"/>
@@ -10940,7 +11411,7 @@
       <w:spacing w:after="0" w:line="240" w:lineRule="auto"/>
     </w:pPr>
     <w:rPr>
-      <w:rFonts w:asciiTheme="majorHAnsi" w:cstheme="majorBidi" w:eastAsiaTheme="majorEastAsia" w:hAnsiTheme="majorHAnsi"/>
+      <w:rFonts w:asciiTheme="majorHAnsi" w:cstheme="majorBidi" w:hAnsiTheme="majorHAnsi" w:eastAsia="黑体"/>
       <w:color w:themeColor="text1" w:val="000000"/>
     </w:rPr>
     <w:tblPr>
@@ -10967,6 +11438,7 @@
     </w:tcPr>
     <w:tblStylePr w:type="firstRow">
       <w:rPr>
+        <w:rFonts w:eastAsia="黑体"/>
         <w:b/>
         <w:bCs/>
         <w:color w:themeColor="text1" w:val="000000"/>
@@ -10978,6 +11450,7 @@
     </w:tblStylePr>
     <w:tblStylePr w:type="lastRow">
       <w:rPr>
+        <w:rFonts w:eastAsia="黑体"/>
         <w:b/>
         <w:bCs/>
         <w:color w:themeColor="text1" w:val="000000"/>
@@ -10997,6 +11470,7 @@
     </w:tblStylePr>
     <w:tblStylePr w:type="firstCol">
       <w:rPr>
+        <w:rFonts w:eastAsia="黑体"/>
         <w:b/>
         <w:bCs/>
         <w:color w:themeColor="text1" w:val="000000"/>
@@ -11016,6 +11490,7 @@
     </w:tblStylePr>
     <w:tblStylePr w:type="lastCol">
       <w:rPr>
+        <w:rFonts w:eastAsia="黑体"/>
         <w:b w:val="0"/>
         <w:bCs w:val="0"/>
         <w:color w:themeColor="text1" w:val="000000"/>
@@ -11065,7 +11540,7 @@
       <w:spacing w:after="0" w:line="240" w:lineRule="auto"/>
     </w:pPr>
     <w:rPr>
-      <w:rFonts w:asciiTheme="majorHAnsi" w:cstheme="majorBidi" w:eastAsiaTheme="majorEastAsia" w:hAnsiTheme="majorHAnsi"/>
+      <w:rFonts w:asciiTheme="majorHAnsi" w:cstheme="majorBidi" w:hAnsiTheme="majorHAnsi" w:eastAsia="黑体"/>
       <w:color w:themeColor="text1" w:val="000000"/>
     </w:rPr>
     <w:tblPr>
@@ -11092,6 +11567,7 @@
     </w:tcPr>
     <w:tblStylePr w:type="firstRow">
       <w:rPr>
+        <w:rFonts w:eastAsia="黑体"/>
         <w:b/>
         <w:bCs/>
         <w:color w:themeColor="text1" w:val="000000"/>
@@ -11103,6 +11579,7 @@
     </w:tblStylePr>
     <w:tblStylePr w:type="lastRow">
       <w:rPr>
+        <w:rFonts w:eastAsia="黑体"/>
         <w:b/>
         <w:bCs/>
         <w:color w:themeColor="text1" w:val="000000"/>
@@ -11122,6 +11599,7 @@
     </w:tblStylePr>
     <w:tblStylePr w:type="firstCol">
       <w:rPr>
+        <w:rFonts w:eastAsia="黑体"/>
         <w:b/>
         <w:bCs/>
         <w:color w:themeColor="text1" w:val="000000"/>
@@ -11141,6 +11619,7 @@
     </w:tblStylePr>
     <w:tblStylePr w:type="lastCol">
       <w:rPr>
+        <w:rFonts w:eastAsia="黑体"/>
         <w:b w:val="0"/>
         <w:bCs w:val="0"/>
         <w:color w:themeColor="text1" w:val="000000"/>
@@ -11190,7 +11669,7 @@
       <w:spacing w:after="0" w:line="240" w:lineRule="auto"/>
     </w:pPr>
     <w:rPr>
-      <w:rFonts w:asciiTheme="majorHAnsi" w:cstheme="majorBidi" w:eastAsiaTheme="majorEastAsia" w:hAnsiTheme="majorHAnsi"/>
+      <w:rFonts w:asciiTheme="majorHAnsi" w:cstheme="majorBidi" w:hAnsiTheme="majorHAnsi" w:eastAsia="黑体"/>
       <w:color w:themeColor="text1" w:val="000000"/>
     </w:rPr>
     <w:tblPr>
@@ -11217,6 +11696,7 @@
     </w:tcPr>
     <w:tblStylePr w:type="firstRow">
       <w:rPr>
+        <w:rFonts w:eastAsia="黑体"/>
         <w:b/>
         <w:bCs/>
         <w:color w:themeColor="text1" w:val="000000"/>
@@ -11228,6 +11708,7 @@
     </w:tblStylePr>
     <w:tblStylePr w:type="lastRow">
       <w:rPr>
+        <w:rFonts w:eastAsia="黑体"/>
         <w:b/>
         <w:bCs/>
         <w:color w:themeColor="text1" w:val="000000"/>
@@ -11247,6 +11728,7 @@
     </w:tblStylePr>
     <w:tblStylePr w:type="firstCol">
       <w:rPr>
+        <w:rFonts w:eastAsia="黑体"/>
         <w:b/>
         <w:bCs/>
         <w:color w:themeColor="text1" w:val="000000"/>
@@ -11266,6 +11748,7 @@
     </w:tblStylePr>
     <w:tblStylePr w:type="lastCol">
       <w:rPr>
+        <w:rFonts w:eastAsia="黑体"/>
         <w:b w:val="0"/>
         <w:bCs w:val="0"/>
         <w:color w:themeColor="text1" w:val="000000"/>
@@ -11315,7 +11798,7 @@
       <w:spacing w:after="0" w:line="240" w:lineRule="auto"/>
     </w:pPr>
     <w:rPr>
-      <w:rFonts w:asciiTheme="majorHAnsi" w:cstheme="majorBidi" w:eastAsiaTheme="majorEastAsia" w:hAnsiTheme="majorHAnsi"/>
+      <w:rFonts w:asciiTheme="majorHAnsi" w:cstheme="majorBidi" w:hAnsiTheme="majorHAnsi" w:eastAsia="黑体"/>
       <w:color w:themeColor="text1" w:val="000000"/>
     </w:rPr>
     <w:tblPr>
@@ -11342,6 +11825,7 @@
     </w:tcPr>
     <w:tblStylePr w:type="firstRow">
       <w:rPr>
+        <w:rFonts w:eastAsia="黑体"/>
         <w:b/>
         <w:bCs/>
         <w:color w:themeColor="text1" w:val="000000"/>
@@ -11353,6 +11837,7 @@
     </w:tblStylePr>
     <w:tblStylePr w:type="lastRow">
       <w:rPr>
+        <w:rFonts w:eastAsia="黑体"/>
         <w:b/>
         <w:bCs/>
         <w:color w:themeColor="text1" w:val="000000"/>
@@ -11372,6 +11857,7 @@
     </w:tblStylePr>
     <w:tblStylePr w:type="firstCol">
       <w:rPr>
+        <w:rFonts w:eastAsia="黑体"/>
         <w:b/>
         <w:bCs/>
         <w:color w:themeColor="text1" w:val="000000"/>
@@ -11391,6 +11877,7 @@
     </w:tblStylePr>
     <w:tblStylePr w:type="lastCol">
       <w:rPr>
+        <w:rFonts w:eastAsia="黑体"/>
         <w:b w:val="0"/>
         <w:bCs w:val="0"/>
         <w:color w:themeColor="text1" w:val="000000"/>
@@ -11463,6 +11950,7 @@
     </w:tcPr>
     <w:tblStylePr w:type="firstRow">
       <w:rPr>
+        <w:rFonts w:eastAsia="黑体"/>
         <w:b/>
         <w:bCs/>
         <w:i w:val="0"/>
@@ -11484,6 +11972,7 @@
     </w:tblStylePr>
     <w:tblStylePr w:type="lastRow">
       <w:rPr>
+        <w:rFonts w:eastAsia="黑体"/>
         <w:b/>
         <w:bCs/>
         <w:i w:val="0"/>
@@ -11505,6 +11994,7 @@
     </w:tblStylePr>
     <w:tblStylePr w:type="firstCol">
       <w:rPr>
+        <w:rFonts w:eastAsia="黑体"/>
         <w:b/>
         <w:bCs/>
         <w:i w:val="0"/>
@@ -11524,6 +12014,7 @@
     </w:tblStylePr>
     <w:tblStylePr w:type="lastCol">
       <w:rPr>
+        <w:rFonts w:eastAsia="黑体"/>
         <w:b/>
         <w:bCs/>
         <w:i w:val="0"/>
@@ -11604,6 +12095,7 @@
     </w:tcPr>
     <w:tblStylePr w:type="firstRow">
       <w:rPr>
+        <w:rFonts w:eastAsia="黑体"/>
         <w:b/>
         <w:bCs/>
         <w:i w:val="0"/>
@@ -11625,6 +12117,7 @@
     </w:tblStylePr>
     <w:tblStylePr w:type="lastRow">
       <w:rPr>
+        <w:rFonts w:eastAsia="黑体"/>
         <w:b/>
         <w:bCs/>
         <w:i w:val="0"/>
@@ -11646,6 +12139,7 @@
     </w:tblStylePr>
     <w:tblStylePr w:type="firstCol">
       <w:rPr>
+        <w:rFonts w:eastAsia="黑体"/>
         <w:b/>
         <w:bCs/>
         <w:i w:val="0"/>
@@ -11665,6 +12159,7 @@
     </w:tblStylePr>
     <w:tblStylePr w:type="lastCol">
       <w:rPr>
+        <w:rFonts w:eastAsia="黑体"/>
         <w:b/>
         <w:bCs/>
         <w:i w:val="0"/>
@@ -11745,6 +12240,7 @@
     </w:tcPr>
     <w:tblStylePr w:type="firstRow">
       <w:rPr>
+        <w:rFonts w:eastAsia="黑体"/>
         <w:b/>
         <w:bCs/>
         <w:i w:val="0"/>
@@ -11766,6 +12262,7 @@
     </w:tblStylePr>
     <w:tblStylePr w:type="lastRow">
       <w:rPr>
+        <w:rFonts w:eastAsia="黑体"/>
         <w:b/>
         <w:bCs/>
         <w:i w:val="0"/>
@@ -11787,6 +12284,7 @@
     </w:tblStylePr>
     <w:tblStylePr w:type="firstCol">
       <w:rPr>
+        <w:rFonts w:eastAsia="黑体"/>
         <w:b/>
         <w:bCs/>
         <w:i w:val="0"/>
@@ -11806,6 +12304,7 @@
     </w:tblStylePr>
     <w:tblStylePr w:type="lastCol">
       <w:rPr>
+        <w:rFonts w:eastAsia="黑体"/>
         <w:b/>
         <w:bCs/>
         <w:i w:val="0"/>
@@ -11886,6 +12385,7 @@
     </w:tcPr>
     <w:tblStylePr w:type="firstRow">
       <w:rPr>
+        <w:rFonts w:eastAsia="黑体"/>
         <w:b/>
         <w:bCs/>
         <w:i w:val="0"/>
@@ -11907,6 +12407,7 @@
     </w:tblStylePr>
     <w:tblStylePr w:type="lastRow">
       <w:rPr>
+        <w:rFonts w:eastAsia="黑体"/>
         <w:b/>
         <w:bCs/>
         <w:i w:val="0"/>
@@ -11928,6 +12429,7 @@
     </w:tblStylePr>
     <w:tblStylePr w:type="firstCol">
       <w:rPr>
+        <w:rFonts w:eastAsia="黑体"/>
         <w:b/>
         <w:bCs/>
         <w:i w:val="0"/>
@@ -11947,6 +12449,7 @@
     </w:tblStylePr>
     <w:tblStylePr w:type="lastCol">
       <w:rPr>
+        <w:rFonts w:eastAsia="黑体"/>
         <w:b/>
         <w:bCs/>
         <w:i w:val="0"/>
@@ -12027,6 +12530,7 @@
     </w:tcPr>
     <w:tblStylePr w:type="firstRow">
       <w:rPr>
+        <w:rFonts w:eastAsia="黑体"/>
         <w:b/>
         <w:bCs/>
         <w:i w:val="0"/>
@@ -12048,6 +12552,7 @@
     </w:tblStylePr>
     <w:tblStylePr w:type="lastRow">
       <w:rPr>
+        <w:rFonts w:eastAsia="黑体"/>
         <w:b/>
         <w:bCs/>
         <w:i w:val="0"/>
@@ -12069,6 +12574,7 @@
     </w:tblStylePr>
     <w:tblStylePr w:type="firstCol">
       <w:rPr>
+        <w:rFonts w:eastAsia="黑体"/>
         <w:b/>
         <w:bCs/>
         <w:i w:val="0"/>
@@ -12088,6 +12594,7 @@
     </w:tblStylePr>
     <w:tblStylePr w:type="lastCol">
       <w:rPr>
+        <w:rFonts w:eastAsia="黑体"/>
         <w:b/>
         <w:bCs/>
         <w:i w:val="0"/>
@@ -12168,6 +12675,7 @@
     </w:tcPr>
     <w:tblStylePr w:type="firstRow">
       <w:rPr>
+        <w:rFonts w:eastAsia="黑体"/>
         <w:b/>
         <w:bCs/>
         <w:i w:val="0"/>
@@ -12189,6 +12697,7 @@
     </w:tblStylePr>
     <w:tblStylePr w:type="lastRow">
       <w:rPr>
+        <w:rFonts w:eastAsia="黑体"/>
         <w:b/>
         <w:bCs/>
         <w:i w:val="0"/>
@@ -12210,6 +12719,7 @@
     </w:tblStylePr>
     <w:tblStylePr w:type="firstCol">
       <w:rPr>
+        <w:rFonts w:eastAsia="黑体"/>
         <w:b/>
         <w:bCs/>
         <w:i w:val="0"/>
@@ -12229,6 +12739,7 @@
     </w:tblStylePr>
     <w:tblStylePr w:type="lastCol">
       <w:rPr>
+        <w:rFonts w:eastAsia="黑体"/>
         <w:b/>
         <w:bCs/>
         <w:i w:val="0"/>
@@ -12309,6 +12820,7 @@
     </w:tcPr>
     <w:tblStylePr w:type="firstRow">
       <w:rPr>
+        <w:rFonts w:eastAsia="黑体"/>
         <w:b/>
         <w:bCs/>
         <w:i w:val="0"/>
@@ -12330,6 +12842,7 @@
     </w:tblStylePr>
     <w:tblStylePr w:type="lastRow">
       <w:rPr>
+        <w:rFonts w:eastAsia="黑体"/>
         <w:b/>
         <w:bCs/>
         <w:i w:val="0"/>
@@ -12351,6 +12864,7 @@
     </w:tblStylePr>
     <w:tblStylePr w:type="firstCol">
       <w:rPr>
+        <w:rFonts w:eastAsia="黑体"/>
         <w:b/>
         <w:bCs/>
         <w:i w:val="0"/>
@@ -12370,6 +12884,7 @@
     </w:tblStylePr>
     <w:tblStylePr w:type="lastCol">
       <w:rPr>
+        <w:rFonts w:eastAsia="黑体"/>
         <w:b/>
         <w:bCs/>
         <w:i w:val="0"/>
@@ -12427,6 +12942,7 @@
       <w:spacing w:after="0" w:line="240" w:lineRule="auto"/>
     </w:pPr>
     <w:rPr>
+      <w:rFonts w:eastAsia="黑体"/>
       <w:color w:themeColor="background1" w:val="FFFFFF"/>
     </w:rPr>
     <w:tblPr>
@@ -12445,6 +12961,7 @@
     </w:tcPr>
     <w:tblStylePr w:type="firstRow">
       <w:rPr>
+        <w:rFonts w:eastAsia="黑体"/>
         <w:b/>
         <w:bCs/>
       </w:rPr>
@@ -12541,6 +13058,7 @@
       <w:spacing w:after="0" w:line="240" w:lineRule="auto"/>
     </w:pPr>
     <w:rPr>
+      <w:rFonts w:eastAsia="黑体"/>
       <w:color w:themeColor="background1" w:val="FFFFFF"/>
     </w:rPr>
     <w:tblPr>
@@ -12559,6 +13077,7 @@
     </w:tcPr>
     <w:tblStylePr w:type="firstRow">
       <w:rPr>
+        <w:rFonts w:eastAsia="黑体"/>
         <w:b/>
         <w:bCs/>
       </w:rPr>
@@ -12655,6 +13174,7 @@
       <w:spacing w:after="0" w:line="240" w:lineRule="auto"/>
     </w:pPr>
     <w:rPr>
+      <w:rFonts w:eastAsia="黑体"/>
       <w:color w:themeColor="background1" w:val="FFFFFF"/>
     </w:rPr>
     <w:tblPr>
@@ -12673,6 +13193,7 @@
     </w:tcPr>
     <w:tblStylePr w:type="firstRow">
       <w:rPr>
+        <w:rFonts w:eastAsia="黑体"/>
         <w:b/>
         <w:bCs/>
       </w:rPr>
@@ -12769,6 +13290,7 @@
       <w:spacing w:after="0" w:line="240" w:lineRule="auto"/>
     </w:pPr>
     <w:rPr>
+      <w:rFonts w:eastAsia="黑体"/>
       <w:color w:themeColor="background1" w:val="FFFFFF"/>
     </w:rPr>
     <w:tblPr>
@@ -12787,6 +13309,7 @@
     </w:tcPr>
     <w:tblStylePr w:type="firstRow">
       <w:rPr>
+        <w:rFonts w:eastAsia="黑体"/>
         <w:b/>
         <w:bCs/>
       </w:rPr>
@@ -12883,6 +13406,7 @@
       <w:spacing w:after="0" w:line="240" w:lineRule="auto"/>
     </w:pPr>
     <w:rPr>
+      <w:rFonts w:eastAsia="黑体"/>
       <w:color w:themeColor="background1" w:val="FFFFFF"/>
     </w:rPr>
     <w:tblPr>
@@ -12901,6 +13425,7 @@
     </w:tcPr>
     <w:tblStylePr w:type="firstRow">
       <w:rPr>
+        <w:rFonts w:eastAsia="黑体"/>
         <w:b/>
         <w:bCs/>
       </w:rPr>
@@ -12997,6 +13522,7 @@
       <w:spacing w:after="0" w:line="240" w:lineRule="auto"/>
     </w:pPr>
     <w:rPr>
+      <w:rFonts w:eastAsia="黑体"/>
       <w:color w:themeColor="background1" w:val="FFFFFF"/>
     </w:rPr>
     <w:tblPr>
@@ -13015,6 +13541,7 @@
     </w:tcPr>
     <w:tblStylePr w:type="firstRow">
       <w:rPr>
+        <w:rFonts w:eastAsia="黑体"/>
         <w:b/>
         <w:bCs/>
       </w:rPr>
@@ -13111,6 +13638,7 @@
       <w:spacing w:after="0" w:line="240" w:lineRule="auto"/>
     </w:pPr>
     <w:rPr>
+      <w:rFonts w:eastAsia="黑体"/>
       <w:color w:themeColor="background1" w:val="FFFFFF"/>
     </w:rPr>
     <w:tblPr>
@@ -13129,6 +13657,7 @@
     </w:tcPr>
     <w:tblStylePr w:type="firstRow">
       <w:rPr>
+        <w:rFonts w:eastAsia="黑体"/>
         <w:b/>
         <w:bCs/>
       </w:rPr>
@@ -13225,6 +13754,7 @@
       <w:spacing w:after="0" w:line="240" w:lineRule="auto"/>
     </w:pPr>
     <w:rPr>
+      <w:rFonts w:eastAsia="黑体"/>
       <w:color w:themeColor="text1" w:val="000000"/>
     </w:rPr>
     <w:tblPr>
@@ -13251,6 +13781,7 @@
     </w:tcPr>
     <w:tblStylePr w:type="firstRow">
       <w:rPr>
+        <w:rFonts w:eastAsia="黑体"/>
         <w:b/>
         <w:bCs/>
       </w:rPr>
@@ -13269,6 +13800,7 @@
     </w:tblStylePr>
     <w:tblStylePr w:type="lastRow">
       <w:rPr>
+        <w:rFonts w:eastAsia="黑体"/>
         <w:b/>
         <w:bCs/>
         <w:color w:themeColor="background1" w:val="FFFFFF"/>
@@ -13283,6 +13815,7 @@
     </w:tblStylePr>
     <w:tblStylePr w:type="firstCol">
       <w:rPr>
+        <w:rFonts w:eastAsia="黑体"/>
         <w:color w:themeColor="background1" w:val="FFFFFF"/>
       </w:rPr>
       <w:tblPr/>
@@ -13300,6 +13833,7 @@
     </w:tblStylePr>
     <w:tblStylePr w:type="lastCol">
       <w:rPr>
+        <w:rFonts w:eastAsia="黑体"/>
         <w:color w:themeColor="background1" w:val="FFFFFF"/>
       </w:rPr>
       <w:tblPr/>
@@ -13329,11 +13863,13 @@
     </w:tblStylePr>
     <w:tblStylePr w:type="neCell">
       <w:rPr>
+        <w:rFonts w:eastAsia="黑体"/>
         <w:color w:themeColor="text1" w:val="000000"/>
       </w:rPr>
     </w:tblStylePr>
     <w:tblStylePr w:type="nwCell">
       <w:rPr>
+        <w:rFonts w:eastAsia="黑体"/>
         <w:color w:themeColor="text1" w:val="000000"/>
       </w:rPr>
     </w:tblStylePr>
@@ -13347,6 +13883,7 @@
       <w:spacing w:after="0" w:line="240" w:lineRule="auto"/>
     </w:pPr>
     <w:rPr>
+      <w:rFonts w:eastAsia="黑体"/>
       <w:color w:themeColor="text1" w:val="000000"/>
     </w:rPr>
     <w:tblPr>
@@ -13373,6 +13910,7 @@
     </w:tcPr>
     <w:tblStylePr w:type="firstRow">
       <w:rPr>
+        <w:rFonts w:eastAsia="黑体"/>
         <w:b/>
         <w:bCs/>
       </w:rPr>
@@ -13391,6 +13929,7 @@
     </w:tblStylePr>
     <w:tblStylePr w:type="lastRow">
       <w:rPr>
+        <w:rFonts w:eastAsia="黑体"/>
         <w:b/>
         <w:bCs/>
         <w:color w:themeColor="background1" w:val="FFFFFF"/>
@@ -13405,6 +13944,7 @@
     </w:tblStylePr>
     <w:tblStylePr w:type="firstCol">
       <w:rPr>
+        <w:rFonts w:eastAsia="黑体"/>
         <w:color w:themeColor="background1" w:val="FFFFFF"/>
       </w:rPr>
       <w:tblPr/>
@@ -13422,6 +13962,7 @@
     </w:tblStylePr>
     <w:tblStylePr w:type="lastCol">
       <w:rPr>
+        <w:rFonts w:eastAsia="黑体"/>
         <w:color w:themeColor="background1" w:val="FFFFFF"/>
       </w:rPr>
       <w:tblPr/>
@@ -13451,11 +13992,13 @@
     </w:tblStylePr>
     <w:tblStylePr w:type="neCell">
       <w:rPr>
+        <w:rFonts w:eastAsia="黑体"/>
         <w:color w:themeColor="text1" w:val="000000"/>
       </w:rPr>
     </w:tblStylePr>
     <w:tblStylePr w:type="nwCell">
       <w:rPr>
+        <w:rFonts w:eastAsia="黑体"/>
         <w:color w:themeColor="text1" w:val="000000"/>
       </w:rPr>
     </w:tblStylePr>
@@ -13469,6 +14012,7 @@
       <w:spacing w:after="0" w:line="240" w:lineRule="auto"/>
     </w:pPr>
     <w:rPr>
+      <w:rFonts w:eastAsia="黑体"/>
       <w:color w:themeColor="text1" w:val="000000"/>
     </w:rPr>
     <w:tblPr>
@@ -13495,6 +14039,7 @@
     </w:tcPr>
     <w:tblStylePr w:type="firstRow">
       <w:rPr>
+        <w:rFonts w:eastAsia="黑体"/>
         <w:b/>
         <w:bCs/>
       </w:rPr>
@@ -13513,6 +14058,7 @@
     </w:tblStylePr>
     <w:tblStylePr w:type="lastRow">
       <w:rPr>
+        <w:rFonts w:eastAsia="黑体"/>
         <w:b/>
         <w:bCs/>
         <w:color w:themeColor="background1" w:val="FFFFFF"/>
@@ -13527,6 +14073,7 @@
     </w:tblStylePr>
     <w:tblStylePr w:type="firstCol">
       <w:rPr>
+        <w:rFonts w:eastAsia="黑体"/>
         <w:color w:themeColor="background1" w:val="FFFFFF"/>
       </w:rPr>
       <w:tblPr/>
@@ -13544,6 +14091,7 @@
     </w:tblStylePr>
     <w:tblStylePr w:type="lastCol">
       <w:rPr>
+        <w:rFonts w:eastAsia="黑体"/>
         <w:color w:themeColor="background1" w:val="FFFFFF"/>
       </w:rPr>
       <w:tblPr/>
@@ -13573,11 +14121,13 @@
     </w:tblStylePr>
     <w:tblStylePr w:type="neCell">
       <w:rPr>
+        <w:rFonts w:eastAsia="黑体"/>
         <w:color w:themeColor="text1" w:val="000000"/>
       </w:rPr>
     </w:tblStylePr>
     <w:tblStylePr w:type="nwCell">
       <w:rPr>
+        <w:rFonts w:eastAsia="黑体"/>
         <w:color w:themeColor="text1" w:val="000000"/>
       </w:rPr>
     </w:tblStylePr>
@@ -13591,6 +14141,7 @@
       <w:spacing w:after="0" w:line="240" w:lineRule="auto"/>
     </w:pPr>
     <w:rPr>
+      <w:rFonts w:eastAsia="黑体"/>
       <w:color w:themeColor="text1" w:val="000000"/>
     </w:rPr>
     <w:tblPr>
@@ -13617,6 +14168,7 @@
     </w:tcPr>
     <w:tblStylePr w:type="firstRow">
       <w:rPr>
+        <w:rFonts w:eastAsia="黑体"/>
         <w:b/>
         <w:bCs/>
       </w:rPr>
@@ -13635,6 +14187,7 @@
     </w:tblStylePr>
     <w:tblStylePr w:type="lastRow">
       <w:rPr>
+        <w:rFonts w:eastAsia="黑体"/>
         <w:b/>
         <w:bCs/>
         <w:color w:themeColor="background1" w:val="FFFFFF"/>
@@ -13649,6 +14202,7 @@
     </w:tblStylePr>
     <w:tblStylePr w:type="firstCol">
       <w:rPr>
+        <w:rFonts w:eastAsia="黑体"/>
         <w:color w:themeColor="background1" w:val="FFFFFF"/>
       </w:rPr>
       <w:tblPr/>
@@ -13666,6 +14220,7 @@
     </w:tblStylePr>
     <w:tblStylePr w:type="lastCol">
       <w:rPr>
+        <w:rFonts w:eastAsia="黑体"/>
         <w:color w:themeColor="background1" w:val="FFFFFF"/>
       </w:rPr>
       <w:tblPr/>
@@ -13703,6 +14258,7 @@
       <w:spacing w:after="0" w:line="240" w:lineRule="auto"/>
     </w:pPr>
     <w:rPr>
+      <w:rFonts w:eastAsia="黑体"/>
       <w:color w:themeColor="text1" w:val="000000"/>
     </w:rPr>
     <w:tblPr>
@@ -13729,6 +14285,7 @@
     </w:tcPr>
     <w:tblStylePr w:type="firstRow">
       <w:rPr>
+        <w:rFonts w:eastAsia="黑体"/>
         <w:b/>
         <w:bCs/>
       </w:rPr>
@@ -13747,6 +14304,7 @@
     </w:tblStylePr>
     <w:tblStylePr w:type="lastRow">
       <w:rPr>
+        <w:rFonts w:eastAsia="黑体"/>
         <w:b/>
         <w:bCs/>
         <w:color w:themeColor="background1" w:val="FFFFFF"/>
@@ -13761,6 +14319,7 @@
     </w:tblStylePr>
     <w:tblStylePr w:type="firstCol">
       <w:rPr>
+        <w:rFonts w:eastAsia="黑体"/>
         <w:color w:themeColor="background1" w:val="FFFFFF"/>
       </w:rPr>
       <w:tblPr/>
@@ -13778,6 +14337,7 @@
     </w:tblStylePr>
     <w:tblStylePr w:type="lastCol">
       <w:rPr>
+        <w:rFonts w:eastAsia="黑体"/>
         <w:color w:themeColor="background1" w:val="FFFFFF"/>
       </w:rPr>
       <w:tblPr/>
@@ -13807,11 +14367,13 @@
     </w:tblStylePr>
     <w:tblStylePr w:type="neCell">
       <w:rPr>
+        <w:rFonts w:eastAsia="黑体"/>
         <w:color w:themeColor="text1" w:val="000000"/>
       </w:rPr>
     </w:tblStylePr>
     <w:tblStylePr w:type="nwCell">
       <w:rPr>
+        <w:rFonts w:eastAsia="黑体"/>
         <w:color w:themeColor="text1" w:val="000000"/>
       </w:rPr>
     </w:tblStylePr>
@@ -13825,6 +14387,7 @@
       <w:spacing w:after="0" w:line="240" w:lineRule="auto"/>
     </w:pPr>
     <w:rPr>
+      <w:rFonts w:eastAsia="黑体"/>
       <w:color w:themeColor="text1" w:val="000000"/>
     </w:rPr>
     <w:tblPr>
@@ -13851,6 +14414,7 @@
     </w:tcPr>
     <w:tblStylePr w:type="firstRow">
       <w:rPr>
+        <w:rFonts w:eastAsia="黑体"/>
         <w:b/>
         <w:bCs/>
       </w:rPr>
@@ -13869,6 +14433,7 @@
     </w:tblStylePr>
     <w:tblStylePr w:type="lastRow">
       <w:rPr>
+        <w:rFonts w:eastAsia="黑体"/>
         <w:b/>
         <w:bCs/>
         <w:color w:themeColor="background1" w:val="FFFFFF"/>
@@ -13883,6 +14448,7 @@
     </w:tblStylePr>
     <w:tblStylePr w:type="firstCol">
       <w:rPr>
+        <w:rFonts w:eastAsia="黑体"/>
         <w:color w:themeColor="background1" w:val="FFFFFF"/>
       </w:rPr>
       <w:tblPr/>
@@ -13900,6 +14466,7 @@
     </w:tblStylePr>
     <w:tblStylePr w:type="lastCol">
       <w:rPr>
+        <w:rFonts w:eastAsia="黑体"/>
         <w:color w:themeColor="background1" w:val="FFFFFF"/>
       </w:rPr>
       <w:tblPr/>
@@ -13929,11 +14496,13 @@
     </w:tblStylePr>
     <w:tblStylePr w:type="neCell">
       <w:rPr>
+        <w:rFonts w:eastAsia="黑体"/>
         <w:color w:themeColor="text1" w:val="000000"/>
       </w:rPr>
     </w:tblStylePr>
     <w:tblStylePr w:type="nwCell">
       <w:rPr>
+        <w:rFonts w:eastAsia="黑体"/>
         <w:color w:themeColor="text1" w:val="000000"/>
       </w:rPr>
     </w:tblStylePr>
@@ -13947,6 +14516,7 @@
       <w:spacing w:after="0" w:line="240" w:lineRule="auto"/>
     </w:pPr>
     <w:rPr>
+      <w:rFonts w:eastAsia="黑体"/>
       <w:color w:themeColor="text1" w:val="000000"/>
     </w:rPr>
     <w:tblPr>
@@ -13973,6 +14543,7 @@
     </w:tcPr>
     <w:tblStylePr w:type="firstRow">
       <w:rPr>
+        <w:rFonts w:eastAsia="黑体"/>
         <w:b/>
         <w:bCs/>
       </w:rPr>
@@ -13991,6 +14562,7 @@
     </w:tblStylePr>
     <w:tblStylePr w:type="lastRow">
       <w:rPr>
+        <w:rFonts w:eastAsia="黑体"/>
         <w:b/>
         <w:bCs/>
         <w:color w:themeColor="background1" w:val="FFFFFF"/>
@@ -14005,6 +14577,7 @@
     </w:tblStylePr>
     <w:tblStylePr w:type="firstCol">
       <w:rPr>
+        <w:rFonts w:eastAsia="黑体"/>
         <w:color w:themeColor="background1" w:val="FFFFFF"/>
       </w:rPr>
       <w:tblPr/>
@@ -14022,6 +14595,7 @@
     </w:tblStylePr>
     <w:tblStylePr w:type="lastCol">
       <w:rPr>
+        <w:rFonts w:eastAsia="黑体"/>
         <w:color w:themeColor="background1" w:val="FFFFFF"/>
       </w:rPr>
       <w:tblPr/>
@@ -14051,11 +14625,13 @@
     </w:tblStylePr>
     <w:tblStylePr w:type="neCell">
       <w:rPr>
+        <w:rFonts w:eastAsia="黑体"/>
         <w:color w:themeColor="text1" w:val="000000"/>
       </w:rPr>
     </w:tblStylePr>
     <w:tblStylePr w:type="nwCell">
       <w:rPr>
+        <w:rFonts w:eastAsia="黑体"/>
         <w:color w:themeColor="text1" w:val="000000"/>
       </w:rPr>
     </w:tblStylePr>
@@ -14069,6 +14645,7 @@
       <w:spacing w:after="0" w:line="240" w:lineRule="auto"/>
     </w:pPr>
     <w:rPr>
+      <w:rFonts w:eastAsia="黑体"/>
       <w:color w:themeColor="text1" w:val="000000"/>
     </w:rPr>
     <w:tblPr>
@@ -14087,6 +14664,7 @@
     </w:tcPr>
     <w:tblStylePr w:type="firstRow">
       <w:rPr>
+        <w:rFonts w:eastAsia="黑体"/>
         <w:b/>
         <w:bCs/>
         <w:color w:themeColor="background1" w:val="FFFFFF"/>
@@ -14101,6 +14679,7 @@
     </w:tblStylePr>
     <w:tblStylePr w:type="lastRow">
       <w:rPr>
+        <w:rFonts w:eastAsia="黑体"/>
         <w:b/>
         <w:bCs/>
         <w:color w:themeColor="accent2" w:themeShade="CC" w:val="9E3A38"/>
@@ -14115,12 +14694,14 @@
     </w:tblStylePr>
     <w:tblStylePr w:type="firstCol">
       <w:rPr>
+        <w:rFonts w:eastAsia="黑体"/>
         <w:b/>
         <w:bCs/>
       </w:rPr>
     </w:tblStylePr>
     <w:tblStylePr w:type="lastCol">
       <w:rPr>
+        <w:rFonts w:eastAsia="黑体"/>
         <w:b/>
         <w:bCs/>
       </w:rPr>
@@ -14155,6 +14736,7 @@
       <w:spacing w:after="0" w:line="240" w:lineRule="auto"/>
     </w:pPr>
     <w:rPr>
+      <w:rFonts w:eastAsia="黑体"/>
       <w:color w:themeColor="text1" w:val="000000"/>
     </w:rPr>
     <w:tblPr>
@@ -14173,6 +14755,7 @@
     </w:tcPr>
     <w:tblStylePr w:type="firstRow">
       <w:rPr>
+        <w:rFonts w:eastAsia="黑体"/>
         <w:b/>
         <w:bCs/>
         <w:color w:themeColor="background1" w:val="FFFFFF"/>
@@ -14187,6 +14770,7 @@
     </w:tblStylePr>
     <w:tblStylePr w:type="lastRow">
       <w:rPr>
+        <w:rFonts w:eastAsia="黑体"/>
         <w:b/>
         <w:bCs/>
         <w:color w:themeColor="accent2" w:themeShade="CC" w:val="9E3A38"/>
@@ -14201,12 +14785,14 @@
     </w:tblStylePr>
     <w:tblStylePr w:type="firstCol">
       <w:rPr>
+        <w:rFonts w:eastAsia="黑体"/>
         <w:b/>
         <w:bCs/>
       </w:rPr>
     </w:tblStylePr>
     <w:tblStylePr w:type="lastCol">
       <w:rPr>
+        <w:rFonts w:eastAsia="黑体"/>
         <w:b/>
         <w:bCs/>
       </w:rPr>
@@ -14241,6 +14827,7 @@
       <w:spacing w:after="0" w:line="240" w:lineRule="auto"/>
     </w:pPr>
     <w:rPr>
+      <w:rFonts w:eastAsia="黑体"/>
       <w:color w:themeColor="text1" w:val="000000"/>
     </w:rPr>
     <w:tblPr>
@@ -14259,6 +14846,7 @@
     </w:tcPr>
     <w:tblStylePr w:type="firstRow">
       <w:rPr>
+        <w:rFonts w:eastAsia="黑体"/>
         <w:b/>
         <w:bCs/>
         <w:color w:themeColor="background1" w:val="FFFFFF"/>
@@ -14273,6 +14861,7 @@
     </w:tblStylePr>
     <w:tblStylePr w:type="lastRow">
       <w:rPr>
+        <w:rFonts w:eastAsia="黑体"/>
         <w:b/>
         <w:bCs/>
         <w:color w:themeColor="accent2" w:themeShade="CC" w:val="9E3A38"/>
@@ -14287,12 +14876,14 @@
     </w:tblStylePr>
     <w:tblStylePr w:type="firstCol">
       <w:rPr>
+        <w:rFonts w:eastAsia="黑体"/>
         <w:b/>
         <w:bCs/>
       </w:rPr>
     </w:tblStylePr>
     <w:tblStylePr w:type="lastCol">
       <w:rPr>
+        <w:rFonts w:eastAsia="黑体"/>
         <w:b/>
         <w:bCs/>
       </w:rPr>
@@ -14327,6 +14918,7 @@
       <w:spacing w:after="0" w:line="240" w:lineRule="auto"/>
     </w:pPr>
     <w:rPr>
+      <w:rFonts w:eastAsia="黑体"/>
       <w:color w:themeColor="text1" w:val="000000"/>
     </w:rPr>
     <w:tblPr>
@@ -14345,6 +14937,7 @@
     </w:tcPr>
     <w:tblStylePr w:type="firstRow">
       <w:rPr>
+        <w:rFonts w:eastAsia="黑体"/>
         <w:b/>
         <w:bCs/>
         <w:color w:themeColor="background1" w:val="FFFFFF"/>
@@ -14359,6 +14952,7 @@
     </w:tblStylePr>
     <w:tblStylePr w:type="lastRow">
       <w:rPr>
+        <w:rFonts w:eastAsia="黑体"/>
         <w:b/>
         <w:bCs/>
         <w:color w:themeColor="accent4" w:themeShade="CC" w:val="664E82"/>
@@ -14373,12 +14967,14 @@
     </w:tblStylePr>
     <w:tblStylePr w:type="firstCol">
       <w:rPr>
+        <w:rFonts w:eastAsia="黑体"/>
         <w:b/>
         <w:bCs/>
       </w:rPr>
     </w:tblStylePr>
     <w:tblStylePr w:type="lastCol">
       <w:rPr>
+        <w:rFonts w:eastAsia="黑体"/>
         <w:b/>
         <w:bCs/>
       </w:rPr>
@@ -14413,6 +15009,7 @@
       <w:spacing w:after="0" w:line="240" w:lineRule="auto"/>
     </w:pPr>
     <w:rPr>
+      <w:rFonts w:eastAsia="黑体"/>
       <w:color w:themeColor="text1" w:val="000000"/>
     </w:rPr>
     <w:tblPr>
@@ -14431,6 +15028,7 @@
     </w:tcPr>
     <w:tblStylePr w:type="firstRow">
       <w:rPr>
+        <w:rFonts w:eastAsia="黑体"/>
         <w:b/>
         <w:bCs/>
         <w:color w:themeColor="background1" w:val="FFFFFF"/>
@@ -14445,6 +15043,7 @@
     </w:tblStylePr>
     <w:tblStylePr w:type="lastRow">
       <w:rPr>
+        <w:rFonts w:eastAsia="黑体"/>
         <w:b/>
         <w:bCs/>
         <w:color w:themeColor="accent3" w:themeShade="CC" w:val="7E9C40"/>
@@ -14459,12 +15058,14 @@
     </w:tblStylePr>
     <w:tblStylePr w:type="firstCol">
       <w:rPr>
+        <w:rFonts w:eastAsia="黑体"/>
         <w:b/>
         <w:bCs/>
       </w:rPr>
     </w:tblStylePr>
     <w:tblStylePr w:type="lastCol">
       <w:rPr>
+        <w:rFonts w:eastAsia="黑体"/>
         <w:b/>
         <w:bCs/>
       </w:rPr>
@@ -14499,6 +15100,7 @@
       <w:spacing w:after="0" w:line="240" w:lineRule="auto"/>
     </w:pPr>
     <w:rPr>
+      <w:rFonts w:eastAsia="黑体"/>
       <w:color w:themeColor="text1" w:val="000000"/>
     </w:rPr>
     <w:tblPr>
@@ -14517,6 +15119,7 @@
     </w:tcPr>
     <w:tblStylePr w:type="firstRow">
       <w:rPr>
+        <w:rFonts w:eastAsia="黑体"/>
         <w:b/>
         <w:bCs/>
         <w:color w:themeColor="background1" w:val="FFFFFF"/>
@@ -14531,6 +15134,7 @@
     </w:tblStylePr>
     <w:tblStylePr w:type="lastRow">
       <w:rPr>
+        <w:rFonts w:eastAsia="黑体"/>
         <w:b/>
         <w:bCs/>
         <w:color w:themeColor="accent6" w:themeShade="CC" w:val="F2730A"/>
@@ -14545,12 +15149,14 @@
     </w:tblStylePr>
     <w:tblStylePr w:type="firstCol">
       <w:rPr>
+        <w:rFonts w:eastAsia="黑体"/>
         <w:b/>
         <w:bCs/>
       </w:rPr>
     </w:tblStylePr>
     <w:tblStylePr w:type="lastCol">
       <w:rPr>
+        <w:rFonts w:eastAsia="黑体"/>
         <w:b/>
         <w:bCs/>
       </w:rPr>
@@ -14585,6 +15191,7 @@
       <w:spacing w:after="0" w:line="240" w:lineRule="auto"/>
     </w:pPr>
     <w:rPr>
+      <w:rFonts w:eastAsia="黑体"/>
       <w:color w:themeColor="text1" w:val="000000"/>
     </w:rPr>
     <w:tblPr>
@@ -14603,6 +15210,7 @@
     </w:tcPr>
     <w:tblStylePr w:type="firstRow">
       <w:rPr>
+        <w:rFonts w:eastAsia="黑体"/>
         <w:b/>
         <w:bCs/>
         <w:color w:themeColor="background1" w:val="FFFFFF"/>
@@ -14617,6 +15225,7 @@
     </w:tblStylePr>
     <w:tblStylePr w:type="lastRow">
       <w:rPr>
+        <w:rFonts w:eastAsia="黑体"/>
         <w:b/>
         <w:bCs/>
         <w:color w:themeColor="accent5" w:themeShade="CC" w:val="348DA5"/>
@@ -14631,12 +15240,14 @@
     </w:tblStylePr>
     <w:tblStylePr w:type="firstCol">
       <w:rPr>
+        <w:rFonts w:eastAsia="黑体"/>
         <w:b/>
         <w:bCs/>
       </w:rPr>
     </w:tblStylePr>
     <w:tblStylePr w:type="lastCol">
       <w:rPr>
+        <w:rFonts w:eastAsia="黑体"/>
         <w:b/>
         <w:bCs/>
       </w:rPr>
@@ -14671,6 +15282,7 @@
       <w:spacing w:after="0" w:line="240" w:lineRule="auto"/>
     </w:pPr>
     <w:rPr>
+      <w:rFonts w:eastAsia="黑体"/>
       <w:color w:themeColor="text1" w:val="000000"/>
     </w:rPr>
     <w:tblPr>
@@ -14692,6 +15304,7 @@
     </w:tcPr>
     <w:tblStylePr w:type="firstRow">
       <w:rPr>
+        <w:rFonts w:eastAsia="黑体"/>
         <w:b/>
         <w:bCs/>
       </w:rPr>
@@ -14702,6 +15315,7 @@
     </w:tblStylePr>
     <w:tblStylePr w:type="lastRow">
       <w:rPr>
+        <w:rFonts w:eastAsia="黑体"/>
         <w:b/>
         <w:bCs/>
         <w:color w:themeColor="text1" w:val="000000"/>
@@ -14713,6 +15327,7 @@
     </w:tblStylePr>
     <w:tblStylePr w:type="firstCol">
       <w:rPr>
+        <w:rFonts w:eastAsia="黑体"/>
         <w:color w:themeColor="background1" w:val="FFFFFF"/>
       </w:rPr>
       <w:tblPr/>
@@ -14722,6 +15337,7 @@
     </w:tblStylePr>
     <w:tblStylePr w:type="lastCol">
       <w:rPr>
+        <w:rFonts w:eastAsia="黑体"/>
         <w:color w:themeColor="background1" w:val="FFFFFF"/>
       </w:rPr>
       <w:tblPr/>
@@ -14751,6 +15367,7 @@
       <w:spacing w:after="0" w:line="240" w:lineRule="auto"/>
     </w:pPr>
     <w:rPr>
+      <w:rFonts w:eastAsia="黑体"/>
       <w:color w:themeColor="text1" w:val="000000"/>
     </w:rPr>
     <w:tblPr>
@@ -14772,6 +15389,7 @@
     </w:tcPr>
     <w:tblStylePr w:type="firstRow">
       <w:rPr>
+        <w:rFonts w:eastAsia="黑体"/>
         <w:b/>
         <w:bCs/>
       </w:rPr>
@@ -14782,6 +15400,7 @@
     </w:tblStylePr>
     <w:tblStylePr w:type="lastRow">
       <w:rPr>
+        <w:rFonts w:eastAsia="黑体"/>
         <w:b/>
         <w:bCs/>
         <w:color w:themeColor="text1" w:val="000000"/>
@@ -14793,6 +15412,7 @@
     </w:tblStylePr>
     <w:tblStylePr w:type="firstCol">
       <w:rPr>
+        <w:rFonts w:eastAsia="黑体"/>
         <w:color w:themeColor="background1" w:val="FFFFFF"/>
       </w:rPr>
       <w:tblPr/>
@@ -14802,6 +15422,7 @@
     </w:tblStylePr>
     <w:tblStylePr w:type="lastCol">
       <w:rPr>
+        <w:rFonts w:eastAsia="黑体"/>
         <w:color w:themeColor="background1" w:val="FFFFFF"/>
       </w:rPr>
       <w:tblPr/>
@@ -14831,6 +15452,7 @@
       <w:spacing w:after="0" w:line="240" w:lineRule="auto"/>
     </w:pPr>
     <w:rPr>
+      <w:rFonts w:eastAsia="黑体"/>
       <w:color w:themeColor="text1" w:val="000000"/>
     </w:rPr>
     <w:tblPr>
@@ -14852,6 +15474,7 @@
     </w:tcPr>
     <w:tblStylePr w:type="firstRow">
       <w:rPr>
+        <w:rFonts w:eastAsia="黑体"/>
         <w:b/>
         <w:bCs/>
       </w:rPr>
@@ -14862,6 +15485,7 @@
     </w:tblStylePr>
     <w:tblStylePr w:type="lastRow">
       <w:rPr>
+        <w:rFonts w:eastAsia="黑体"/>
         <w:b/>
         <w:bCs/>
         <w:color w:themeColor="text1" w:val="000000"/>
@@ -14873,6 +15497,7 @@
     </w:tblStylePr>
     <w:tblStylePr w:type="firstCol">
       <w:rPr>
+        <w:rFonts w:eastAsia="黑体"/>
         <w:color w:themeColor="background1" w:val="FFFFFF"/>
       </w:rPr>
       <w:tblPr/>
@@ -14882,6 +15507,7 @@
     </w:tblStylePr>
     <w:tblStylePr w:type="lastCol">
       <w:rPr>
+        <w:rFonts w:eastAsia="黑体"/>
         <w:color w:themeColor="background1" w:val="FFFFFF"/>
       </w:rPr>
       <w:tblPr/>
@@ -14911,6 +15537,7 @@
       <w:spacing w:after="0" w:line="240" w:lineRule="auto"/>
     </w:pPr>
     <w:rPr>
+      <w:rFonts w:eastAsia="黑体"/>
       <w:color w:themeColor="text1" w:val="000000"/>
     </w:rPr>
     <w:tblPr>
@@ -14932,6 +15559,7 @@
     </w:tcPr>
     <w:tblStylePr w:type="firstRow">
       <w:rPr>
+        <w:rFonts w:eastAsia="黑体"/>
         <w:b/>
         <w:bCs/>
       </w:rPr>
@@ -14942,6 +15570,7 @@
     </w:tblStylePr>
     <w:tblStylePr w:type="lastRow">
       <w:rPr>
+        <w:rFonts w:eastAsia="黑体"/>
         <w:b/>
         <w:bCs/>
         <w:color w:themeColor="text1" w:val="000000"/>
@@ -14953,6 +15582,7 @@
     </w:tblStylePr>
     <w:tblStylePr w:type="firstCol">
       <w:rPr>
+        <w:rFonts w:eastAsia="黑体"/>
         <w:color w:themeColor="background1" w:val="FFFFFF"/>
       </w:rPr>
       <w:tblPr/>
@@ -14962,6 +15592,7 @@
     </w:tblStylePr>
     <w:tblStylePr w:type="lastCol">
       <w:rPr>
+        <w:rFonts w:eastAsia="黑体"/>
         <w:color w:themeColor="background1" w:val="FFFFFF"/>
       </w:rPr>
       <w:tblPr/>
@@ -14991,6 +15622,7 @@
       <w:spacing w:after="0" w:line="240" w:lineRule="auto"/>
     </w:pPr>
     <w:rPr>
+      <w:rFonts w:eastAsia="黑体"/>
       <w:color w:themeColor="text1" w:val="000000"/>
     </w:rPr>
     <w:tblPr>
@@ -15012,6 +15644,7 @@
     </w:tcPr>
     <w:tblStylePr w:type="firstRow">
       <w:rPr>
+        <w:rFonts w:eastAsia="黑体"/>
         <w:b/>
         <w:bCs/>
       </w:rPr>
@@ -15022,6 +15655,7 @@
     </w:tblStylePr>
     <w:tblStylePr w:type="lastRow">
       <w:rPr>
+        <w:rFonts w:eastAsia="黑体"/>
         <w:b/>
         <w:bCs/>
         <w:color w:themeColor="text1" w:val="000000"/>
@@ -15033,6 +15667,7 @@
     </w:tblStylePr>
     <w:tblStylePr w:type="firstCol">
       <w:rPr>
+        <w:rFonts w:eastAsia="黑体"/>
         <w:color w:themeColor="background1" w:val="FFFFFF"/>
       </w:rPr>
       <w:tblPr/>
@@ -15042,6 +15677,7 @@
     </w:tblStylePr>
     <w:tblStylePr w:type="lastCol">
       <w:rPr>
+        <w:rFonts w:eastAsia="黑体"/>
         <w:color w:themeColor="background1" w:val="FFFFFF"/>
       </w:rPr>
       <w:tblPr/>
@@ -15071,6 +15707,7 @@
       <w:spacing w:after="0" w:line="240" w:lineRule="auto"/>
     </w:pPr>
     <w:rPr>
+      <w:rFonts w:eastAsia="黑体"/>
       <w:color w:themeColor="text1" w:val="000000"/>
     </w:rPr>
     <w:tblPr>
@@ -15092,6 +15729,7 @@
     </w:tcPr>
     <w:tblStylePr w:type="firstRow">
       <w:rPr>
+        <w:rFonts w:eastAsia="黑体"/>
         <w:b/>
         <w:bCs/>
       </w:rPr>
@@ -15102,6 +15740,7 @@
     </w:tblStylePr>
     <w:tblStylePr w:type="lastRow">
       <w:rPr>
+        <w:rFonts w:eastAsia="黑体"/>
         <w:b/>
         <w:bCs/>
         <w:color w:themeColor="text1" w:val="000000"/>
@@ -15113,6 +15752,7 @@
     </w:tblStylePr>
     <w:tblStylePr w:type="firstCol">
       <w:rPr>
+        <w:rFonts w:eastAsia="黑体"/>
         <w:color w:themeColor="background1" w:val="FFFFFF"/>
       </w:rPr>
       <w:tblPr/>
@@ -15122,6 +15762,7 @@
     </w:tblStylePr>
     <w:tblStylePr w:type="lastCol">
       <w:rPr>
+        <w:rFonts w:eastAsia="黑体"/>
         <w:color w:themeColor="background1" w:val="FFFFFF"/>
       </w:rPr>
       <w:tblPr/>
@@ -15151,6 +15792,7 @@
       <w:spacing w:after="0" w:line="240" w:lineRule="auto"/>
     </w:pPr>
     <w:rPr>
+      <w:rFonts w:eastAsia="黑体"/>
       <w:color w:themeColor="text1" w:val="000000"/>
     </w:rPr>
     <w:tblPr>
@@ -15172,6 +15814,7 @@
     </w:tcPr>
     <w:tblStylePr w:type="firstRow">
       <w:rPr>
+        <w:rFonts w:eastAsia="黑体"/>
         <w:b/>
         <w:bCs/>
       </w:rPr>
@@ -15182,6 +15825,7 @@
     </w:tblStylePr>
     <w:tblStylePr w:type="lastRow">
       <w:rPr>
+        <w:rFonts w:eastAsia="黑体"/>
         <w:b/>
         <w:bCs/>
         <w:color w:themeColor="text1" w:val="000000"/>
@@ -15193,6 +15837,7 @@
     </w:tblStylePr>
     <w:tblStylePr w:type="firstCol">
       <w:rPr>
+        <w:rFonts w:eastAsia="黑体"/>
         <w:color w:themeColor="background1" w:val="FFFFFF"/>
       </w:rPr>
       <w:tblPr/>
@@ -15202,6 +15847,7 @@
     </w:tblStylePr>
     <w:tblStylePr w:type="lastCol">
       <w:rPr>
+        <w:rFonts w:eastAsia="黑体"/>
         <w:color w:themeColor="background1" w:val="FFFFFF"/>
       </w:rPr>
       <w:tblPr/>
@@ -15234,6 +15880,7 @@
     <w:name w:val="KeywordTok"/>
     <w:basedOn w:val="VerbatimChar"/>
     <w:rPr>
+      <w:rFonts w:eastAsia="黑体"/>
       <w:b/>
       <w:color w:val="007020"/>
     </w:rPr>
@@ -15242,6 +15889,7 @@
     <w:name w:val="DataTypeTok"/>
     <w:basedOn w:val="VerbatimChar"/>
     <w:rPr>
+      <w:rFonts w:eastAsia="黑体"/>
       <w:color w:val="902000"/>
     </w:rPr>
   </w:style>
@@ -15249,6 +15897,7 @@
     <w:name w:val="DecValTok"/>
     <w:basedOn w:val="VerbatimChar"/>
     <w:rPr>
+      <w:rFonts w:eastAsia="黑体"/>
       <w:color w:val="40a070"/>
     </w:rPr>
   </w:style>
@@ -15256,6 +15905,7 @@
     <w:name w:val="BaseNTok"/>
     <w:basedOn w:val="VerbatimChar"/>
     <w:rPr>
+      <w:rFonts w:eastAsia="黑体"/>
       <w:color w:val="40a070"/>
     </w:rPr>
   </w:style>
@@ -15263,6 +15913,7 @@
     <w:name w:val="FloatTok"/>
     <w:basedOn w:val="VerbatimChar"/>
     <w:rPr>
+      <w:rFonts w:eastAsia="黑体"/>
       <w:color w:val="40a070"/>
     </w:rPr>
   </w:style>
@@ -15270,6 +15921,7 @@
     <w:name w:val="ConstantTok"/>
     <w:basedOn w:val="VerbatimChar"/>
     <w:rPr>
+      <w:rFonts w:eastAsia="黑体"/>
       <w:color w:val="880000"/>
     </w:rPr>
   </w:style>
@@ -15277,6 +15929,7 @@
     <w:name w:val="CharTok"/>
     <w:basedOn w:val="VerbatimChar"/>
     <w:rPr>
+      <w:rFonts w:eastAsia="黑体"/>
       <w:color w:val="4070a0"/>
     </w:rPr>
   </w:style>
@@ -15284,6 +15937,7 @@
     <w:name w:val="SpecialCharTok"/>
     <w:basedOn w:val="VerbatimChar"/>
     <w:rPr>
+      <w:rFonts w:eastAsia="黑体"/>
       <w:color w:val="4070a0"/>
     </w:rPr>
   </w:style>
@@ -15291,6 +15945,7 @@
     <w:name w:val="StringTok"/>
     <w:basedOn w:val="VerbatimChar"/>
     <w:rPr>
+      <w:rFonts w:eastAsia="黑体"/>
       <w:color w:val="4070a0"/>
     </w:rPr>
   </w:style>
@@ -15298,6 +15953,7 @@
     <w:name w:val="VerbatimStringTok"/>
     <w:basedOn w:val="VerbatimChar"/>
     <w:rPr>
+      <w:rFonts w:eastAsia="黑体"/>
       <w:color w:val="4070a0"/>
     </w:rPr>
   </w:style>
@@ -15305,6 +15961,7 @@
     <w:name w:val="SpecialStringTok"/>
     <w:basedOn w:val="VerbatimChar"/>
     <w:rPr>
+      <w:rFonts w:eastAsia="黑体"/>
       <w:color w:val="bb6688"/>
     </w:rPr>
   </w:style>
@@ -15312,6 +15969,7 @@
     <w:name w:val="ImportTok"/>
     <w:basedOn w:val="VerbatimChar"/>
     <w:rPr>
+      <w:rFonts w:eastAsia="黑体"/>
       <w:b/>
       <w:color w:val="008000"/>
     </w:rPr>
@@ -15320,6 +15978,7 @@
     <w:name w:val="CommentTok"/>
     <w:basedOn w:val="VerbatimChar"/>
     <w:rPr>
+      <w:rFonts w:eastAsia="黑体"/>
       <w:i/>
       <w:color w:val="60a0b0"/>
     </w:rPr>
@@ -15328,6 +15987,7 @@
     <w:name w:val="DocumentationTok"/>
     <w:basedOn w:val="VerbatimChar"/>
     <w:rPr>
+      <w:rFonts w:eastAsia="黑体"/>
       <w:i/>
       <w:color w:val="ba2121"/>
     </w:rPr>
@@ -15336,6 +15996,7 @@
     <w:name w:val="AnnotationTok"/>
     <w:basedOn w:val="VerbatimChar"/>
     <w:rPr>
+      <w:rFonts w:eastAsia="黑体"/>
       <w:b/>
       <w:i/>
       <w:color w:val="60a0b0"/>
@@ -15345,6 +16006,7 @@
     <w:name w:val="CommentVarTok"/>
     <w:basedOn w:val="VerbatimChar"/>
     <w:rPr>
+      <w:rFonts w:eastAsia="黑体"/>
       <w:b/>
       <w:i/>
       <w:color w:val="60a0b0"/>
@@ -15354,6 +16016,7 @@
     <w:name w:val="OtherTok"/>
     <w:basedOn w:val="VerbatimChar"/>
     <w:rPr>
+      <w:rFonts w:eastAsia="黑体"/>
       <w:color w:val="007020"/>
     </w:rPr>
   </w:style>
@@ -15361,6 +16024,7 @@
     <w:name w:val="FunctionTok"/>
     <w:basedOn w:val="VerbatimChar"/>
     <w:rPr>
+      <w:rFonts w:eastAsia="黑体"/>
       <w:color w:val="06287e"/>
     </w:rPr>
   </w:style>
@@ -15368,6 +16032,7 @@
     <w:name w:val="VariableTok"/>
     <w:basedOn w:val="VerbatimChar"/>
     <w:rPr>
+      <w:rFonts w:eastAsia="黑体"/>
       <w:color w:val="19177c"/>
     </w:rPr>
   </w:style>
@@ -15375,6 +16040,7 @@
     <w:name w:val="ControlFlowTok"/>
     <w:basedOn w:val="VerbatimChar"/>
     <w:rPr>
+      <w:rFonts w:eastAsia="黑体"/>
       <w:b/>
       <w:color w:val="007020"/>
     </w:rPr>
@@ -15383,6 +16049,7 @@
     <w:name w:val="OperatorTok"/>
     <w:basedOn w:val="VerbatimChar"/>
     <w:rPr>
+      <w:rFonts w:eastAsia="黑体"/>
       <w:color w:val="666666"/>
     </w:rPr>
   </w:style>
@@ -15390,18 +16057,22 @@
     <w:name w:val="BuiltInTok"/>
     <w:basedOn w:val="VerbatimChar"/>
     <w:rPr>
+      <w:rFonts w:eastAsia="黑体"/>
       <w:color w:val="008000"/>
     </w:rPr>
   </w:style>
   <w:style w:type="character" w:customStyle="1" w:styleId="ExtensionTok">
     <w:name w:val="ExtensionTok"/>
     <w:basedOn w:val="VerbatimChar"/>
-    <w:rPr/>
+    <w:rPr>
+      <w:rFonts w:eastAsia="黑体"/>
+    </w:rPr>
   </w:style>
   <w:style w:type="character" w:customStyle="1" w:styleId="PreprocessorTok">
     <w:name w:val="PreprocessorTok"/>
     <w:basedOn w:val="VerbatimChar"/>
     <w:rPr>
+      <w:rFonts w:eastAsia="黑体"/>
       <w:color w:val="bc7a00"/>
     </w:rPr>
   </w:style>
@@ -15409,18 +16080,22 @@
     <w:name w:val="AttributeTok"/>
     <w:basedOn w:val="VerbatimChar"/>
     <w:rPr>
+      <w:rFonts w:eastAsia="黑体"/>
       <w:color w:val="7d9029"/>
     </w:rPr>
   </w:style>
   <w:style w:type="character" w:customStyle="1" w:styleId="RegionMarkerTok">
     <w:name w:val="RegionMarkerTok"/>
     <w:basedOn w:val="VerbatimChar"/>
-    <w:rPr/>
+    <w:rPr>
+      <w:rFonts w:eastAsia="黑体"/>
+    </w:rPr>
   </w:style>
   <w:style w:type="character" w:customStyle="1" w:styleId="InformationTok">
     <w:name w:val="InformationTok"/>
     <w:basedOn w:val="VerbatimChar"/>
     <w:rPr>
+      <w:rFonts w:eastAsia="黑体"/>
       <w:b/>
       <w:i/>
       <w:color w:val="60a0b0"/>
@@ -15430,6 +16105,7 @@
     <w:name w:val="WarningTok"/>
     <w:basedOn w:val="VerbatimChar"/>
     <w:rPr>
+      <w:rFonts w:eastAsia="黑体"/>
       <w:b/>
       <w:i/>
       <w:color w:val="60a0b0"/>
@@ -15439,6 +16115,7 @@
     <w:name w:val="AlertTok"/>
     <w:basedOn w:val="VerbatimChar"/>
     <w:rPr>
+      <w:rFonts w:eastAsia="黑体"/>
       <w:b/>
       <w:color w:val="ff0000"/>
     </w:rPr>
@@ -15447,6 +16124,7 @@
     <w:name w:val="ErrorTok"/>
     <w:basedOn w:val="VerbatimChar"/>
     <w:rPr>
+      <w:rFonts w:eastAsia="黑体"/>
       <w:b/>
       <w:color w:val="ff0000"/>
     </w:rPr>
@@ -15454,7 +16132,9 @@
   <w:style w:type="character" w:customStyle="1" w:styleId="NormalTok">
     <w:name w:val="NormalTok"/>
     <w:basedOn w:val="VerbatimChar"/>
-    <w:rPr/>
+    <w:rPr>
+      <w:rFonts w:eastAsia="黑体"/>
+    </w:rPr>
   </w:style>
 </w:styles>
 </file>
@@ -15503,12 +16183,12 @@
     <a:fontScheme name="Office">
       <a:majorFont>
         <a:latin typeface="Calibri"/>
-        <a:ea typeface=""/>
+        <a:ea typeface="黑体"/>
         <a:cs typeface=""/>
         <a:font script="Jpan" typeface="ＭＳ ゴシック"/>
         <a:font script="Hang" typeface="맑은 고딕"/>
-        <a:font script="Hans" typeface="宋体"/>
-        <a:font script="Hant" typeface="新細明體"/>
+        <a:font script="Hans" typeface="黑体"/>
+        <a:font script="Hant" typeface="黑体"/>
         <a:font script="Arab" typeface="Times New Roman"/>
         <a:font script="Hebr" typeface="Times New Roman"/>
         <a:font script="Thai" typeface="Angsana New"/>
@@ -15538,12 +16218,12 @@
       </a:majorFont>
       <a:minorFont>
         <a:latin typeface="Cambria"/>
-        <a:ea typeface=""/>
+        <a:ea typeface="黑体"/>
         <a:cs typeface=""/>
         <a:font script="Jpan" typeface="ＭＳ 明朝"/>
         <a:font script="Hang" typeface="맑은 고딕"/>
-        <a:font script="Hans" typeface="宋体"/>
-        <a:font script="Hant" typeface="新細明體"/>
+        <a:font script="Hans" typeface="黑体"/>
+        <a:font script="Hant" typeface="黑体"/>
         <a:font script="Arab" typeface="Arial"/>
         <a:font script="Hebr" typeface="Arial"/>
         <a:font script="Thai" typeface="Cordia New"/>

--- a/06-转换电路/03-电平转换/双向电平转换电路/双向电平转换电路.docx
+++ b/06-转换电路/03-电平转换/双向电平转换电路/双向电平转换电路.docx
@@ -3112,7 +3112,7 @@
           <w:color w:val="555555"/>
           <w:sz w:val="21"/>
         </w:rPr>
-        <w:t>材料收集者：杜文杰，WX手机：19519196569，QQ:3478827729</w:t>
+        <w:t>材料收集者：杜文杰，微信/手机：19519196569，QQ:3478827729</w:t>
       </w:r>
     </w:p>
     <w:sectPr>
